--- a/五郎_成果物/落合裕子さん_AI秘書_導入パッケージ.docx
+++ b/五郎_成果物/落合裕子さん_AI秘書_導入パッケージ.docx
@@ -1,5 +1,40 @@
 
-<file path=word/document.xml><?xml version="1.0" encoding="utf-8"?>
+<file path=docProps\app.xml><?xml version="1.0" encoding="utf-8"?>
+<Properties xmlns="http://schemas.openxmlformats.org/officeDocument/2006/extended-properties" xmlns:vt="http://schemas.openxmlformats.org/officeDocument/2006/docPropsVTypes">
+  <Template>Normal</Template>
+  <TotalTime>1</TotalTime>
+  <Pages>15</Pages>
+  <Words>788</Words>
+  <Characters>4494</Characters>
+  <Application>Microsoft Office Word</Application>
+  <DocSecurity>0</DocSecurity>
+  <Lines>37</Lines>
+  <Paragraphs>10</Paragraphs>
+  <ScaleCrop>false</ScaleCrop>
+  <Company/>
+  <LinksUpToDate>false</LinksUpToDate>
+  <CharactersWithSpaces>5272</CharactersWithSpaces>
+  <SharedDoc>false</SharedDoc>
+  <HyperlinksChanged>false</HyperlinksChanged>
+  <AppVersion>16.0000</AppVersion>
+</Properties>
+</file>
+
+<file path=docProps\core.xml><?xml version="1.0" encoding="utf-8"?>
+<cp:coreProperties xmlns:cp="http://schemas.openxmlformats.org/package/2006/metadata/core-properties" xmlns:dc="http://purl.org/dc/elements/1.1/" xmlns:dcterms="http://purl.org/dc/terms/" xmlns:dcmitype="http://purl.org/dc/dcmitype/" xmlns:xsi="http://www.w3.org/2001/XMLSchema-instance">
+  <dc:title>落合裕子さん専属AI秘書 導入パッケージ</dc:title>
+  <dc:subject/>
+  <dc:creator>shiro yamamoto</dc:creator>
+  <cp:keywords/>
+  <dc:description/>
+  <cp:lastModifiedBy>shiro yamamoto</cp:lastModifiedBy>
+  <cp:revision>2</cp:revision>
+  <dcterms:created xsi:type="dcterms:W3CDTF">2026-06-25T02:22:00Z</dcterms:created>
+  <dcterms:modified xsi:type="dcterms:W3CDTF">2026-06-25T02:22:00Z</dcterms:modified>
+</cp:coreProperties>
+</file>
+
+<file path=word\document.xml><?xml version="1.0" encoding="utf-8"?>
 <w:document xmlns:wpc="http://schemas.microsoft.com/office/word/2010/wordprocessingCanvas" xmlns:cx="http://schemas.microsoft.com/office/drawing/2014/chartex" xmlns:cx1="http://schemas.microsoft.com/office/drawing/2015/9/8/chartex" xmlns:cx2="http://schemas.microsoft.com/office/drawing/2015/10/21/chartex" xmlns:cx3="http://schemas.microsoft.com/office/drawing/2016/5/9/chartex" xmlns:cx4="http://schemas.microsoft.com/office/drawing/2016/5/10/chartex" xmlns:cx5="http://schemas.microsoft.com/office/drawing/2016/5/11/chartex" xmlns:cx6="http://schemas.microsoft.com/office/drawing/2016/5/12/chartex" xmlns:cx7="http://schemas.microsoft.com/office/drawing/2016/5/13/chartex" xmlns:cx8="http://schemas.microsoft.com/office/drawing/2016/5/14/chartex" xmlns:mc="http://schemas.openxmlformats.org/markup-compatibility/2006" xmlns:aink="http://schemas.microsoft.com/office/drawing/2016/ink" xmlns:am3d="http://schemas.microsoft.com/office/drawing/2017/model3d" xmlns:o="urn:schemas-microsoft-com:office:office" xmlns:oel="http://schemas.microsoft.com/office/2019/extlst" xmlns:r="http://schemas.openxmlformats.org/officeDocument/2006/relationships" xmlns:m="http://schemas.openxmlformats.org/officeDocument/2006/math" xmlns:v="urn:schemas-microsoft-com:vml" xmlns:wp14="http://schemas.microsoft.com/office/word/2010/wordprocessingDrawing" xmlns:wp="http://schemas.openxmlformats.org/drawingml/2006/wordprocessingDrawing" xmlns:w10="urn:schemas-microsoft-com:office:word" xmlns:w="http://schemas.openxmlformats.org/wordprocessingml/2006/main" xmlns:w14="http://schemas.microsoft.com/office/word/2010/wordml" xmlns:w15="http://schemas.microsoft.com/office/word/2012/wordml" xmlns:w16cex="http://schemas.microsoft.com/office/word/2018/wordml/cex" xmlns:w16cid="http://schemas.microsoft.com/office/word/2016/wordml/cid" xmlns:w16="http://schemas.microsoft.com/office/word/2018/wordml" xmlns:w16du="http://schemas.microsoft.com/office/word/2023/wordml/word16du" xmlns:w16sdtdh="http://schemas.microsoft.com/office/word/2020/wordml/sdtdatahash" xmlns:w16sdtfl="http://schemas.microsoft.com/office/word/2024/wordml/sdtformatlock" xmlns:w16se="http://schemas.microsoft.com/office/word/2015/wordml/symex" xmlns:wpg="http://schemas.microsoft.com/office/word/2010/wordprocessingGroup" xmlns:wpi="http://schemas.microsoft.com/office/word/2010/wordprocessingInk" xmlns:wne="http://schemas.microsoft.com/office/word/2006/wordml" xmlns:wps="http://schemas.microsoft.com/office/word/2010/wordprocessingShape" mc:Ignorable="w14 w15 w16se w16cid w16 w16cex w16sdtdh w16sdtfl w16du wp14">
   <w:body>
     <w:p>
@@ -8543,6 +8578,42 @@
         </w:rPr>
         <w:t>・お金の支払い、カード入力、契約の最終確定などは、必ず落合さん本人にお願いし、あなたは代行しない。</w:t>
       </w:r>
+      <w:r>
+        <w:rPr>
+          <w:rFonts w:ascii="メイリオ" w:eastAsia="メイリオ" w:hAnsi="メイリオ" w:hint="eastAsia"/>
+          <w:color w:val="222222"/>
+          <w:sz w:val="22"/>
+          <w:szCs w:val="22"/>
+        </w:rPr>
+        <w:br/>
+      </w:r>
+      <w:r>
+        <w:rPr>
+          <w:rFonts w:ascii="メイリオ" w:eastAsia="メイリオ" w:hAnsi="メイリオ" w:hint="eastAsia"/>
+          <w:color w:val="222222"/>
+          <w:sz w:val="22"/>
+          <w:szCs w:val="22"/>
+        </w:rPr>
+        <w:t>・言葉遣いはていねいに。お客様や目上の方、社長・落合さんには「了解」を使わず、「承知しました」「かしこまりました」「わかりました」で返事をする。</w:t>
+      </w:r>
+      <w:r>
+        <w:rPr>
+          <w:rFonts w:ascii="メイリオ" w:eastAsia="メイリオ" w:hAnsi="メイリオ" w:hint="eastAsia"/>
+          <w:color w:val="222222"/>
+          <w:sz w:val="22"/>
+          <w:szCs w:val="22"/>
+        </w:rPr>
+        <w:br/>
+      </w:r>
+      <w:r>
+        <w:rPr>
+          <w:rFonts w:ascii="メイリオ" w:eastAsia="メイリオ" w:hAnsi="メイリオ" w:hint="eastAsia"/>
+          <w:color w:val="222222"/>
+          <w:sz w:val="22"/>
+          <w:szCs w:val="22"/>
+        </w:rPr>
+        <w:t>・作った資料や決まったことは、その場ですぐ記録・共有する。社長や落合さんに同じ説明を二度させない。</w:t>
+      </w:r>
     </w:p>
     <w:p>
       <w:pPr>
@@ -8673,7 +8744,7 @@
 </w:document>
 </file>
 
-<file path=word/endnotes.xml><?xml version="1.0" encoding="utf-8"?>
+<file path=word\endnotes.xml><?xml version="1.0" encoding="utf-8"?>
 <w:endnotes xmlns:wpc="http://schemas.microsoft.com/office/word/2010/wordprocessingCanvas" xmlns:cx="http://schemas.microsoft.com/office/drawing/2014/chartex" xmlns:cx1="http://schemas.microsoft.com/office/drawing/2015/9/8/chartex" xmlns:cx2="http://schemas.microsoft.com/office/drawing/2015/10/21/chartex" xmlns:cx3="http://schemas.microsoft.com/office/drawing/2016/5/9/chartex" xmlns:cx4="http://schemas.microsoft.com/office/drawing/2016/5/10/chartex" xmlns:cx5="http://schemas.microsoft.com/office/drawing/2016/5/11/chartex" xmlns:cx6="http://schemas.microsoft.com/office/drawing/2016/5/12/chartex" xmlns:cx7="http://schemas.microsoft.com/office/drawing/2016/5/13/chartex" xmlns:cx8="http://schemas.microsoft.com/office/drawing/2016/5/14/chartex" xmlns:mc="http://schemas.openxmlformats.org/markup-compatibility/2006" xmlns:aink="http://schemas.microsoft.com/office/drawing/2016/ink" xmlns:am3d="http://schemas.microsoft.com/office/drawing/2017/model3d" xmlns:o="urn:schemas-microsoft-com:office:office" xmlns:oel="http://schemas.microsoft.com/office/2019/extlst" xmlns:r="http://schemas.openxmlformats.org/officeDocument/2006/relationships" xmlns:m="http://schemas.openxmlformats.org/officeDocument/2006/math" xmlns:v="urn:schemas-microsoft-com:vml" xmlns:wp14="http://schemas.microsoft.com/office/word/2010/wordprocessingDrawing" xmlns:wp="http://schemas.openxmlformats.org/drawingml/2006/wordprocessingDrawing" xmlns:w10="urn:schemas-microsoft-com:office:word" xmlns:w="http://schemas.openxmlformats.org/wordprocessingml/2006/main" xmlns:w14="http://schemas.microsoft.com/office/word/2010/wordml" xmlns:w15="http://schemas.microsoft.com/office/word/2012/wordml" xmlns:w16cex="http://schemas.microsoft.com/office/word/2018/wordml/cex" xmlns:w16cid="http://schemas.microsoft.com/office/word/2016/wordml/cid" xmlns:w16="http://schemas.microsoft.com/office/word/2018/wordml" xmlns:w16du="http://schemas.microsoft.com/office/word/2023/wordml/word16du" xmlns:w16sdtdh="http://schemas.microsoft.com/office/word/2020/wordml/sdtdatahash" xmlns:w16sdtfl="http://schemas.microsoft.com/office/word/2024/wordml/sdtformatlock" xmlns:w16se="http://schemas.microsoft.com/office/word/2015/wordml/symex" xmlns:wpg="http://schemas.microsoft.com/office/word/2010/wordprocessingGroup" xmlns:wpi="http://schemas.microsoft.com/office/word/2010/wordprocessingInk" xmlns:wne="http://schemas.microsoft.com/office/word/2006/wordml" xmlns:wps="http://schemas.microsoft.com/office/word/2010/wordprocessingShape" mc:Ignorable="w14 w15 w16se w16cid w16 w16cex w16sdtdh w16sdtfl w16du wp14">
   <w:endnote w:type="separator" w:id="-1">
     <w:p>
@@ -8692,7 +8763,75 @@
 </w:endnotes>
 </file>
 
-<file path=word/footnotes.xml><?xml version="1.0" encoding="utf-8"?>
+<file path=word\fontTable.xml><?xml version="1.0" encoding="utf-8"?>
+<w:fonts xmlns:mc="http://schemas.openxmlformats.org/markup-compatibility/2006" xmlns:r="http://schemas.openxmlformats.org/officeDocument/2006/relationships" xmlns:w="http://schemas.openxmlformats.org/wordprocessingml/2006/main" xmlns:w14="http://schemas.microsoft.com/office/word/2010/wordml" xmlns:w15="http://schemas.microsoft.com/office/word/2012/wordml" xmlns:w16cex="http://schemas.microsoft.com/office/word/2018/wordml/cex" xmlns:w16cid="http://schemas.microsoft.com/office/word/2016/wordml/cid" xmlns:w16="http://schemas.microsoft.com/office/word/2018/wordml" xmlns:w16du="http://schemas.microsoft.com/office/word/2023/wordml/word16du" xmlns:w16sdtdh="http://schemas.microsoft.com/office/word/2020/wordml/sdtdatahash" xmlns:w16sdtfl="http://schemas.microsoft.com/office/word/2024/wordml/sdtformatlock" xmlns:w16se="http://schemas.microsoft.com/office/word/2015/wordml/symex" mc:Ignorable="w14 w15 w16se w16cid w16 w16cex w16sdtdh w16sdtfl w16du">
+  <w:font w:name="Symbol">
+    <w:panose1 w:val="05050102010706020507"/>
+    <w:charset w:val="02"/>
+    <w:family w:val="roman"/>
+    <w:pitch w:val="variable"/>
+    <w:sig w:usb0="00000000" w:usb1="10000000" w:usb2="00000000" w:usb3="00000000" w:csb0="80000000" w:csb1="00000000"/>
+  </w:font>
+  <w:font w:name="Times New Roman">
+    <w:panose1 w:val="02020603050405020304"/>
+    <w:charset w:val="00"/>
+    <w:family w:val="roman"/>
+    <w:pitch w:val="variable"/>
+    <w:sig w:usb0="E0002EFF" w:usb1="C000785B" w:usb2="00000009" w:usb3="00000000" w:csb0="000001FF" w:csb1="00000000"/>
+  </w:font>
+  <w:font w:name="Courier New">
+    <w:panose1 w:val="02070309020205020404"/>
+    <w:charset w:val="00"/>
+    <w:family w:val="modern"/>
+    <w:pitch w:val="fixed"/>
+    <w:sig w:usb0="00000003" w:usb1="00000000" w:usb2="00000000" w:usb3="00000000" w:csb0="00000001" w:csb1="00000000"/>
+  </w:font>
+  <w:font w:name="Wingdings">
+    <w:panose1 w:val="05000000000000000000"/>
+    <w:charset w:val="02"/>
+    <w:family w:val="auto"/>
+    <w:pitch w:val="variable"/>
+    <w:sig w:usb0="00000000" w:usb1="10000000" w:usb2="00000000" w:usb3="00000000" w:csb0="80000000" w:csb1="00000000"/>
+  </w:font>
+  <w:font w:name="游明朝">
+    <w:panose1 w:val="02020400000000000000"/>
+    <w:charset w:val="80"/>
+    <w:family w:val="roman"/>
+    <w:pitch w:val="variable"/>
+    <w:sig w:usb0="800002E7" w:usb1="2AC7FCFF" w:usb2="00000012" w:usb3="00000000" w:csb0="0002009F" w:csb1="00000000"/>
+  </w:font>
+  <w:font w:name="ＭＳ Ｐゴシック">
+    <w:panose1 w:val="020B0600070205080204"/>
+    <w:charset w:val="80"/>
+    <w:family w:val="modern"/>
+    <w:pitch w:val="variable"/>
+    <w:sig w:usb0="E00002FF" w:usb1="6AC7FDFB" w:usb2="08000012" w:usb3="00000000" w:csb0="0002009F" w:csb1="00000000"/>
+  </w:font>
+  <w:font w:name="游ゴシック Light">
+    <w:panose1 w:val="020B0300000000000000"/>
+    <w:charset w:val="80"/>
+    <w:family w:val="modern"/>
+    <w:pitch w:val="variable"/>
+    <w:sig w:usb0="E00002FF" w:usb1="2AC7FDFF" w:usb2="00000016" w:usb3="00000000" w:csb0="0002009F" w:csb1="00000000"/>
+  </w:font>
+  <w:font w:name="Consolas">
+    <w:panose1 w:val="020B0609020204030204"/>
+    <w:charset w:val="00"/>
+    <w:family w:val="modern"/>
+    <w:pitch w:val="fixed"/>
+    <w:sig w:usb0="E00006FF" w:usb1="0000FCFF" w:usb2="00000001" w:usb3="00000000" w:csb0="0000019F" w:csb1="00000000"/>
+  </w:font>
+  <w:font w:name="メイリオ">
+    <w:panose1 w:val="020B0604030504040204"/>
+    <w:charset w:val="80"/>
+    <w:family w:val="modern"/>
+    <w:pitch w:val="variable"/>
+    <w:sig w:usb0="E00002FF" w:usb1="6AC7FFFF" w:usb2="08000012" w:usb3="00000000" w:csb0="0002009F" w:csb1="00000000"/>
+  </w:font>
+</w:fonts>
+</file>
+
+<file path=word\footnotes.xml><?xml version="1.0" encoding="utf-8"?>
 <w:footnotes xmlns:wpc="http://schemas.microsoft.com/office/word/2010/wordprocessingCanvas" xmlns:cx="http://schemas.microsoft.com/office/drawing/2014/chartex" xmlns:cx1="http://schemas.microsoft.com/office/drawing/2015/9/8/chartex" xmlns:cx2="http://schemas.microsoft.com/office/drawing/2015/10/21/chartex" xmlns:cx3="http://schemas.microsoft.com/office/drawing/2016/5/9/chartex" xmlns:cx4="http://schemas.microsoft.com/office/drawing/2016/5/10/chartex" xmlns:cx5="http://schemas.microsoft.com/office/drawing/2016/5/11/chartex" xmlns:cx6="http://schemas.microsoft.com/office/drawing/2016/5/12/chartex" xmlns:cx7="http://schemas.microsoft.com/office/drawing/2016/5/13/chartex" xmlns:cx8="http://schemas.microsoft.com/office/drawing/2016/5/14/chartex" xmlns:mc="http://schemas.openxmlformats.org/markup-compatibility/2006" xmlns:aink="http://schemas.microsoft.com/office/drawing/2016/ink" xmlns:am3d="http://schemas.microsoft.com/office/drawing/2017/model3d" xmlns:o="urn:schemas-microsoft-com:office:office" xmlns:oel="http://schemas.microsoft.com/office/2019/extlst" xmlns:r="http://schemas.openxmlformats.org/officeDocument/2006/relationships" xmlns:m="http://schemas.openxmlformats.org/officeDocument/2006/math" xmlns:v="urn:schemas-microsoft-com:vml" xmlns:wp14="http://schemas.microsoft.com/office/word/2010/wordprocessingDrawing" xmlns:wp="http://schemas.openxmlformats.org/drawingml/2006/wordprocessingDrawing" xmlns:w10="urn:schemas-microsoft-com:office:word" xmlns:w="http://schemas.openxmlformats.org/wordprocessingml/2006/main" xmlns:w14="http://schemas.microsoft.com/office/word/2010/wordml" xmlns:w15="http://schemas.microsoft.com/office/word/2012/wordml" xmlns:w16cex="http://schemas.microsoft.com/office/word/2018/wordml/cex" xmlns:w16cid="http://schemas.microsoft.com/office/word/2016/wordml/cid" xmlns:w16="http://schemas.microsoft.com/office/word/2018/wordml" xmlns:w16du="http://schemas.microsoft.com/office/word/2023/wordml/word16du" xmlns:w16sdtdh="http://schemas.microsoft.com/office/word/2020/wordml/sdtdatahash" xmlns:w16sdtfl="http://schemas.microsoft.com/office/word/2024/wordml/sdtformatlock" xmlns:w16se="http://schemas.microsoft.com/office/word/2015/wordml/symex" xmlns:wpg="http://schemas.microsoft.com/office/word/2010/wordprocessingGroup" xmlns:wpi="http://schemas.microsoft.com/office/word/2010/wordprocessingInk" xmlns:wne="http://schemas.microsoft.com/office/word/2006/wordml" xmlns:wps="http://schemas.microsoft.com/office/word/2010/wordprocessingShape" mc:Ignorable="w14 w15 w16se w16cid w16 w16cex w16sdtdh w16sdtfl w16du wp14">
   <w:footnote w:type="separator" w:id="-1">
     <w:p>
@@ -8711,7 +8850,7 @@
 </w:footnotes>
 </file>
 
-<file path=word/numbering.xml><?xml version="1.0" encoding="utf-8"?>
+<file path=word\numbering.xml><?xml version="1.0" encoding="utf-8"?>
 <w:numbering xmlns:wpc="http://schemas.microsoft.com/office/word/2010/wordprocessingCanvas" xmlns:cx="http://schemas.microsoft.com/office/drawing/2014/chartex" xmlns:cx1="http://schemas.microsoft.com/office/drawing/2015/9/8/chartex" xmlns:cx2="http://schemas.microsoft.com/office/drawing/2015/10/21/chartex" xmlns:cx3="http://schemas.microsoft.com/office/drawing/2016/5/9/chartex" xmlns:cx4="http://schemas.microsoft.com/office/drawing/2016/5/10/chartex" xmlns:cx5="http://schemas.microsoft.com/office/drawing/2016/5/11/chartex" xmlns:cx6="http://schemas.microsoft.com/office/drawing/2016/5/12/chartex" xmlns:cx7="http://schemas.microsoft.com/office/drawing/2016/5/13/chartex" xmlns:cx8="http://schemas.microsoft.com/office/drawing/2016/5/14/chartex" xmlns:mc="http://schemas.openxmlformats.org/markup-compatibility/2006" xmlns:aink="http://schemas.microsoft.com/office/drawing/2016/ink" xmlns:am3d="http://schemas.microsoft.com/office/drawing/2017/model3d" xmlns:o="urn:schemas-microsoft-com:office:office" xmlns:oel="http://schemas.microsoft.com/office/2019/extlst" xmlns:r="http://schemas.openxmlformats.org/officeDocument/2006/relationships" xmlns:m="http://schemas.openxmlformats.org/officeDocument/2006/math" xmlns:v="urn:schemas-microsoft-com:vml" xmlns:wp14="http://schemas.microsoft.com/office/word/2010/wordprocessingDrawing" xmlns:wp="http://schemas.openxmlformats.org/drawingml/2006/wordprocessingDrawing" xmlns:w10="urn:schemas-microsoft-com:office:word" xmlns:w="http://schemas.openxmlformats.org/wordprocessingml/2006/main" xmlns:w14="http://schemas.microsoft.com/office/word/2010/wordml" xmlns:w15="http://schemas.microsoft.com/office/word/2012/wordml" xmlns:w16cex="http://schemas.microsoft.com/office/word/2018/wordml/cex" xmlns:w16cid="http://schemas.microsoft.com/office/word/2016/wordml/cid" xmlns:w16="http://schemas.microsoft.com/office/word/2018/wordml" xmlns:w16du="http://schemas.microsoft.com/office/word/2023/wordml/word16du" xmlns:w16sdtdh="http://schemas.microsoft.com/office/word/2020/wordml/sdtdatahash" xmlns:w16sdtfl="http://schemas.microsoft.com/office/word/2024/wordml/sdtformatlock" xmlns:w16se="http://schemas.microsoft.com/office/word/2015/wordml/symex" xmlns:wpg="http://schemas.microsoft.com/office/word/2010/wordprocessingGroup" xmlns:wpi="http://schemas.microsoft.com/office/word/2010/wordprocessingInk" xmlns:wne="http://schemas.microsoft.com/office/word/2006/wordml" xmlns:wps="http://schemas.microsoft.com/office/word/2010/wordprocessingShape" mc:Ignorable="w14 w15 w16se w16cid w16 w16cex w16sdtdh w16sdtfl w16du wp14">
   <w:abstractNum w:abstractNumId="0" w15:restartNumberingAfterBreak="0">
     <w:nsid w:val="047E117B"/>
@@ -9332,7 +9471,74 @@
 </w:numbering>
 </file>
 
-<file path=word/styles.xml><?xml version="1.0" encoding="utf-8"?>
+<file path=word\settings.xml><?xml version="1.0" encoding="utf-8"?>
+<w:settings xmlns:mc="http://schemas.openxmlformats.org/markup-compatibility/2006" xmlns:o="urn:schemas-microsoft-com:office:office" xmlns:r="http://schemas.openxmlformats.org/officeDocument/2006/relationships" xmlns:m="http://schemas.openxmlformats.org/officeDocument/2006/math" xmlns:v="urn:schemas-microsoft-com:vml" xmlns:w10="urn:schemas-microsoft-com:office:word" xmlns:w="http://schemas.openxmlformats.org/wordprocessingml/2006/main" xmlns:w14="http://schemas.microsoft.com/office/word/2010/wordml" xmlns:w15="http://schemas.microsoft.com/office/word/2012/wordml" xmlns:w16cex="http://schemas.microsoft.com/office/word/2018/wordml/cex" xmlns:w16cid="http://schemas.microsoft.com/office/word/2016/wordml/cid" xmlns:w16="http://schemas.microsoft.com/office/word/2018/wordml" xmlns:w16du="http://schemas.microsoft.com/office/word/2023/wordml/word16du" xmlns:w16sdtdh="http://schemas.microsoft.com/office/word/2020/wordml/sdtdatahash" xmlns:w16sdtfl="http://schemas.microsoft.com/office/word/2024/wordml/sdtformatlock" xmlns:w16se="http://schemas.microsoft.com/office/word/2015/wordml/symex" xmlns:sl="http://schemas.openxmlformats.org/schemaLibrary/2006/main" mc:Ignorable="w14 w15 w16se w16cid w16 w16cex w16sdtdh w16sdtfl w16du">
+  <w:zoom w:percent="100"/>
+  <w:defaultTabStop w:val="840"/>
+  <w:noPunctuationKerning/>
+  <w:characterSpacingControl w:val="doNotCompress"/>
+  <w:hdrShapeDefaults>
+    <o:shapedefaults v:ext="edit" spidmax="2050">
+      <v:textbox inset="5.85pt,.7pt,5.85pt,.7pt"/>
+    </o:shapedefaults>
+  </w:hdrShapeDefaults>
+  <w:footnotePr>
+    <w:footnote w:id="-1"/>
+    <w:footnote w:id="0"/>
+  </w:footnotePr>
+  <w:endnotePr>
+    <w:endnote w:id="-1"/>
+    <w:endnote w:id="0"/>
+  </w:endnotePr>
+  <w:compat>
+    <w:doNotSnapToGridInCell/>
+    <w:doNotWrapTextWithPunct/>
+    <w:doNotUseEastAsianBreakRules/>
+    <w:growAutofit/>
+    <w:useFELayout/>
+    <w:compatSetting w:name="compatibilityMode" w:uri="http://schemas.microsoft.com/office/word" w:val="15"/>
+    <w:compatSetting w:name="differentiateMultirowTableHeaders" w:uri="http://schemas.microsoft.com/office/word" w:val="1"/>
+    <w:compatSetting w:name="useWord2013TrackBottomHyphenation" w:uri="http://schemas.microsoft.com/office/word" w:val="0"/>
+  </w:compat>
+  <w:rsids>
+    <w:rsidRoot w:val="00F15974"/>
+    <w:rsid w:val="00AC1BA2"/>
+    <w:rsid w:val="00CD3797"/>
+    <w:rsid w:val="00F15974"/>
+  </w:rsids>
+  <m:mathPr>
+    <m:mathFont m:val="Cambria Math"/>
+    <m:brkBin m:val="before"/>
+    <m:brkBinSub m:val="--"/>
+    <m:smallFrac m:val="0"/>
+    <m:dispDef/>
+    <m:lMargin m:val="0"/>
+    <m:rMargin m:val="0"/>
+    <m:defJc m:val="centerGroup"/>
+    <m:wrapIndent m:val="1440"/>
+    <m:intLim m:val="subSup"/>
+    <m:naryLim m:val="undOvr"/>
+  </m:mathPr>
+  <w:themeFontLang w:val="en-US" w:eastAsia="ja-JP"/>
+  <w:clrSchemeMapping w:bg1="light1" w:t1="dark1" w:bg2="light2" w:t2="dark2" w:accent1="accent1" w:accent2="accent2" w:accent3="accent3" w:accent4="accent4" w:accent5="accent5" w:accent6="accent6" w:hyperlink="hyperlink" w:followedHyperlink="followedHyperlink"/>
+  <w:doNotIncludeSubdocsInStats/>
+  <w:shapeDefaults>
+    <o:shapedefaults v:ext="edit" spidmax="2050">
+      <v:textbox inset="5.85pt,.7pt,5.85pt,.7pt"/>
+    </o:shapedefaults>
+    <o:shapelayout v:ext="edit">
+      <o:idmap v:ext="edit" data="2"/>
+    </o:shapelayout>
+  </w:shapeDefaults>
+  <w:decimalSymbol w:val="."/>
+  <w:listSeparator w:val=","/>
+  <w14:docId w14:val="509DE46D"/>
+  <w15:chartTrackingRefBased/>
+  <w15:docId w15:val="{DF8FFA0C-3821-4ECC-B77C-F785B3559F41}"/>
+</w:settings>
+</file>
+
+<file path=word\styles.xml><?xml version="1.0" encoding="utf-8"?>
 <w:styles xmlns:mc="http://schemas.openxmlformats.org/markup-compatibility/2006" xmlns:r="http://schemas.openxmlformats.org/officeDocument/2006/relationships" xmlns:w="http://schemas.openxmlformats.org/wordprocessingml/2006/main" xmlns:w14="http://schemas.microsoft.com/office/word/2010/wordml" xmlns:w15="http://schemas.microsoft.com/office/word/2012/wordml" xmlns:w16cex="http://schemas.microsoft.com/office/word/2018/wordml/cex" xmlns:w16cid="http://schemas.microsoft.com/office/word/2016/wordml/cid" xmlns:w16="http://schemas.microsoft.com/office/word/2018/wordml" xmlns:w16du="http://schemas.microsoft.com/office/word/2023/wordml/word16du" xmlns:w16sdtdh="http://schemas.microsoft.com/office/word/2020/wordml/sdtdatahash" xmlns:w16sdtfl="http://schemas.microsoft.com/office/word/2024/wordml/sdtformatlock" xmlns:w16se="http://schemas.microsoft.com/office/word/2015/wordml/symex" mc:Ignorable="w14 w15 w16se w16cid w16 w16cex w16sdtdh w16sdtfl w16du">
   <w:docDefaults>
     <w:rPrDefault>
@@ -10129,7 +10335,7 @@
 </w:styles>
 </file>
 
-<file path=word/theme/theme1.xml><?xml version="1.0" encoding="utf-8"?>
+<file path=word\theme\theme1.xml><?xml version="1.0" encoding="utf-8"?>
 <a:theme xmlns:a="http://schemas.openxmlformats.org/drawingml/2006/main" name="Office テーマ">
   <a:themeElements>
     <a:clrScheme name="Office">
@@ -10442,4 +10648,232 @@
     </a:ext>
   </a:extLst>
 </a:theme>
+</file>
+
+<file path=word\webSettings.xml><?xml version="1.0" encoding="utf-8"?>
+<w:webSettings xmlns:mc="http://schemas.openxmlformats.org/markup-compatibility/2006" xmlns:r="http://schemas.openxmlformats.org/officeDocument/2006/relationships" xmlns:w="http://schemas.openxmlformats.org/wordprocessingml/2006/main" xmlns:w14="http://schemas.microsoft.com/office/word/2010/wordml" xmlns:w15="http://schemas.microsoft.com/office/word/2012/wordml" xmlns:w16cex="http://schemas.microsoft.com/office/word/2018/wordml/cex" xmlns:w16cid="http://schemas.microsoft.com/office/word/2016/wordml/cid" xmlns:w16="http://schemas.microsoft.com/office/word/2018/wordml" xmlns:w16du="http://schemas.microsoft.com/office/word/2023/wordml/word16du" xmlns:w16sdtdh="http://schemas.microsoft.com/office/word/2020/wordml/sdtdatahash" xmlns:w16sdtfl="http://schemas.microsoft.com/office/word/2024/wordml/sdtformatlock" xmlns:w16se="http://schemas.microsoft.com/office/word/2015/wordml/symex" mc:Ignorable="w14 w15 w16se w16cid w16 w16cex w16sdtdh w16sdtfl w16du">
+  <w:divs>
+    <w:div w:id="290866179">
+      <w:marLeft w:val="0"/>
+      <w:marRight w:val="0"/>
+      <w:marTop w:val="210"/>
+      <w:marBottom w:val="210"/>
+      <w:divBdr>
+        <w:top w:val="none" w:sz="0" w:space="0" w:color="auto"/>
+        <w:left w:val="single" w:sz="36" w:space="12" w:color="1F4E79"/>
+        <w:bottom w:val="none" w:sz="0" w:space="0" w:color="auto"/>
+        <w:right w:val="none" w:sz="0" w:space="0" w:color="auto"/>
+      </w:divBdr>
+    </w:div>
+    <w:div w:id="445658893">
+      <w:marLeft w:val="0"/>
+      <w:marRight w:val="0"/>
+      <w:marTop w:val="180"/>
+      <w:marBottom w:val="180"/>
+      <w:divBdr>
+        <w:top w:val="none" w:sz="0" w:space="0" w:color="auto"/>
+        <w:left w:val="single" w:sz="36" w:space="11" w:color="2E7D32"/>
+        <w:bottom w:val="none" w:sz="0" w:space="0" w:color="auto"/>
+        <w:right w:val="none" w:sz="0" w:space="0" w:color="auto"/>
+      </w:divBdr>
+    </w:div>
+    <w:div w:id="469245708">
+      <w:marLeft w:val="0"/>
+      <w:marRight w:val="0"/>
+      <w:marTop w:val="180"/>
+      <w:marBottom w:val="180"/>
+      <w:divBdr>
+        <w:top w:val="none" w:sz="0" w:space="0" w:color="auto"/>
+        <w:left w:val="single" w:sz="36" w:space="11" w:color="E08600"/>
+        <w:bottom w:val="none" w:sz="0" w:space="0" w:color="auto"/>
+        <w:right w:val="none" w:sz="0" w:space="0" w:color="auto"/>
+      </w:divBdr>
+    </w:div>
+    <w:div w:id="595021655">
+      <w:marLeft w:val="0"/>
+      <w:marRight w:val="0"/>
+      <w:marTop w:val="180"/>
+      <w:marBottom w:val="180"/>
+      <w:divBdr>
+        <w:top w:val="none" w:sz="0" w:space="0" w:color="auto"/>
+        <w:left w:val="single" w:sz="36" w:space="11" w:color="E08600"/>
+        <w:bottom w:val="none" w:sz="0" w:space="0" w:color="auto"/>
+        <w:right w:val="none" w:sz="0" w:space="0" w:color="auto"/>
+      </w:divBdr>
+    </w:div>
+    <w:div w:id="746414131">
+      <w:marLeft w:val="0"/>
+      <w:marRight w:val="0"/>
+      <w:marTop w:val="180"/>
+      <w:marBottom w:val="180"/>
+      <w:divBdr>
+        <w:top w:val="dashed" w:sz="12" w:space="11" w:color="9DC3E6"/>
+        <w:left w:val="dashed" w:sz="12" w:space="12" w:color="9DC3E6"/>
+        <w:bottom w:val="dashed" w:sz="12" w:space="11" w:color="9DC3E6"/>
+        <w:right w:val="dashed" w:sz="12" w:space="12" w:color="9DC3E6"/>
+      </w:divBdr>
+    </w:div>
+    <w:div w:id="901021638">
+      <w:marLeft w:val="0"/>
+      <w:marRight w:val="0"/>
+      <w:marTop w:val="180"/>
+      <w:marBottom w:val="180"/>
+      <w:divBdr>
+        <w:top w:val="none" w:sz="0" w:space="0" w:color="auto"/>
+        <w:left w:val="single" w:sz="36" w:space="11" w:color="C2185B"/>
+        <w:bottom w:val="none" w:sz="0" w:space="0" w:color="auto"/>
+        <w:right w:val="none" w:sz="0" w:space="0" w:color="auto"/>
+      </w:divBdr>
+    </w:div>
+    <w:div w:id="1039013106">
+      <w:marLeft w:val="0"/>
+      <w:marRight w:val="0"/>
+      <w:marTop w:val="210"/>
+      <w:marBottom w:val="210"/>
+      <w:divBdr>
+        <w:top w:val="none" w:sz="0" w:space="0" w:color="auto"/>
+        <w:left w:val="single" w:sz="36" w:space="12" w:color="1F4E79"/>
+        <w:bottom w:val="none" w:sz="0" w:space="0" w:color="auto"/>
+        <w:right w:val="none" w:sz="0" w:space="0" w:color="auto"/>
+      </w:divBdr>
+    </w:div>
+    <w:div w:id="1268581489">
+      <w:marLeft w:val="0"/>
+      <w:marRight w:val="0"/>
+      <w:marTop w:val="30"/>
+      <w:marBottom w:val="210"/>
+      <w:divBdr>
+        <w:top w:val="none" w:sz="0" w:space="0" w:color="auto"/>
+        <w:left w:val="none" w:sz="0" w:space="0" w:color="auto"/>
+        <w:bottom w:val="none" w:sz="0" w:space="0" w:color="auto"/>
+        <w:right w:val="none" w:sz="0" w:space="0" w:color="auto"/>
+      </w:divBdr>
+    </w:div>
+    <w:div w:id="1462111099">
+      <w:marLeft w:val="0"/>
+      <w:marRight w:val="0"/>
+      <w:marTop w:val="30"/>
+      <w:marBottom w:val="210"/>
+      <w:divBdr>
+        <w:top w:val="none" w:sz="0" w:space="0" w:color="auto"/>
+        <w:left w:val="none" w:sz="0" w:space="0" w:color="auto"/>
+        <w:bottom w:val="none" w:sz="0" w:space="0" w:color="auto"/>
+        <w:right w:val="none" w:sz="0" w:space="0" w:color="auto"/>
+      </w:divBdr>
+    </w:div>
+    <w:div w:id="1468549940">
+      <w:marLeft w:val="0"/>
+      <w:marRight w:val="0"/>
+      <w:marTop w:val="180"/>
+      <w:marBottom w:val="180"/>
+      <w:divBdr>
+        <w:top w:val="none" w:sz="0" w:space="0" w:color="auto"/>
+        <w:left w:val="single" w:sz="36" w:space="11" w:color="2E7D32"/>
+        <w:bottom w:val="none" w:sz="0" w:space="0" w:color="auto"/>
+        <w:right w:val="none" w:sz="0" w:space="0" w:color="auto"/>
+      </w:divBdr>
+    </w:div>
+    <w:div w:id="1659577589">
+      <w:marLeft w:val="0"/>
+      <w:marRight w:val="0"/>
+      <w:marTop w:val="180"/>
+      <w:marBottom w:val="180"/>
+      <w:divBdr>
+        <w:top w:val="none" w:sz="0" w:space="0" w:color="auto"/>
+        <w:left w:val="single" w:sz="36" w:space="11" w:color="2E7D32"/>
+        <w:bottom w:val="none" w:sz="0" w:space="0" w:color="auto"/>
+        <w:right w:val="none" w:sz="0" w:space="0" w:color="auto"/>
+      </w:divBdr>
+    </w:div>
+    <w:div w:id="1701323401">
+      <w:marLeft w:val="0"/>
+      <w:marRight w:val="0"/>
+      <w:marTop w:val="180"/>
+      <w:marBottom w:val="180"/>
+      <w:divBdr>
+        <w:top w:val="dashed" w:sz="12" w:space="11" w:color="9DC3E6"/>
+        <w:left w:val="dashed" w:sz="12" w:space="12" w:color="9DC3E6"/>
+        <w:bottom w:val="dashed" w:sz="12" w:space="11" w:color="9DC3E6"/>
+        <w:right w:val="dashed" w:sz="12" w:space="12" w:color="9DC3E6"/>
+      </w:divBdr>
+    </w:div>
+    <w:div w:id="1791320372">
+      <w:marLeft w:val="0"/>
+      <w:marRight w:val="0"/>
+      <w:marTop w:val="900"/>
+      <w:marBottom w:val="0"/>
+      <w:divBdr>
+        <w:top w:val="none" w:sz="0" w:space="0" w:color="auto"/>
+        <w:left w:val="none" w:sz="0" w:space="0" w:color="auto"/>
+        <w:bottom w:val="none" w:sz="0" w:space="0" w:color="auto"/>
+        <w:right w:val="none" w:sz="0" w:space="0" w:color="auto"/>
+      </w:divBdr>
+      <w:divsChild>
+        <w:div w:id="822048140">
+          <w:marLeft w:val="0"/>
+          <w:marRight w:val="0"/>
+          <w:marTop w:val="0"/>
+          <w:marBottom w:val="0"/>
+          <w:divBdr>
+            <w:top w:val="none" w:sz="0" w:space="0" w:color="auto"/>
+            <w:left w:val="none" w:sz="0" w:space="0" w:color="auto"/>
+            <w:bottom w:val="none" w:sz="0" w:space="0" w:color="auto"/>
+            <w:right w:val="none" w:sz="0" w:space="0" w:color="auto"/>
+          </w:divBdr>
+        </w:div>
+        <w:div w:id="908273779">
+          <w:marLeft w:val="0"/>
+          <w:marRight w:val="0"/>
+          <w:marTop w:val="150"/>
+          <w:marBottom w:val="0"/>
+          <w:divBdr>
+            <w:top w:val="none" w:sz="0" w:space="0" w:color="auto"/>
+            <w:left w:val="none" w:sz="0" w:space="0" w:color="auto"/>
+            <w:bottom w:val="none" w:sz="0" w:space="0" w:color="auto"/>
+            <w:right w:val="none" w:sz="0" w:space="0" w:color="auto"/>
+          </w:divBdr>
+        </w:div>
+        <w:div w:id="1150975578">
+          <w:marLeft w:val="0"/>
+          <w:marRight w:val="0"/>
+          <w:marTop w:val="600"/>
+          <w:marBottom w:val="0"/>
+          <w:divBdr>
+            <w:top w:val="none" w:sz="0" w:space="0" w:color="auto"/>
+            <w:left w:val="none" w:sz="0" w:space="0" w:color="auto"/>
+            <w:bottom w:val="none" w:sz="0" w:space="0" w:color="auto"/>
+            <w:right w:val="none" w:sz="0" w:space="0" w:color="auto"/>
+          </w:divBdr>
+        </w:div>
+      </w:divsChild>
+    </w:div>
+    <w:div w:id="1922375974">
+      <w:marLeft w:val="0"/>
+      <w:marRight w:val="0"/>
+      <w:marTop w:val="180"/>
+      <w:marBottom w:val="180"/>
+      <w:divBdr>
+        <w:top w:val="none" w:sz="0" w:space="0" w:color="auto"/>
+        <w:left w:val="single" w:sz="36" w:space="11" w:color="2E7D32"/>
+        <w:bottom w:val="none" w:sz="0" w:space="0" w:color="auto"/>
+        <w:right w:val="none" w:sz="0" w:space="0" w:color="auto"/>
+      </w:divBdr>
+    </w:div>
+    <w:div w:id="2096319903">
+      <w:marLeft w:val="0"/>
+      <w:marRight w:val="0"/>
+      <w:marTop w:val="180"/>
+      <w:marBottom w:val="180"/>
+      <w:divBdr>
+        <w:top w:val="none" w:sz="0" w:space="0" w:color="auto"/>
+        <w:left w:val="single" w:sz="36" w:space="11" w:color="2E7D32"/>
+        <w:bottom w:val="none" w:sz="0" w:space="0" w:color="auto"/>
+        <w:right w:val="none" w:sz="0" w:space="0" w:color="auto"/>
+      </w:divBdr>
+    </w:div>
+  </w:divs>
+  <w:encoding w:val="unicode"/>
+  <w:optimizeForBrowser/>
+  <w:allowPNG/>
+</w:webSettings>
 </file>
--- a/五郎_成果物/落合裕子さん_AI秘書_導入パッケージ.docx
+++ b/五郎_成果物/落合裕子さん_AI秘書_導入パッケージ.docx
@@ -7969,6 +7969,402 @@
         </w:tc>
       </w:tr>
     </w:tbl>
+    <w:p>
+      <w:pPr>
+        <w:pStyle w:val="1"/>
+        <w:rPr>
+          <w:rFonts w:ascii="メイリオ" w:eastAsia="メイリオ" w:hAnsi="メイリオ" w:hint="eastAsia"/>
+        </w:rPr>
+      </w:pPr>
+      <w:r>
+        <w:rPr>
+          <w:rFonts w:ascii="メイリオ" w:eastAsia="メイリオ" w:hAnsi="メイリオ" w:hint="eastAsia"/>
+        </w:rPr>
+        <w:t>第3部　会社PCと自宅PCで情報をそろえる設定（応用）</w:t>
+      </w:r>
+    </w:p>
+    <w:p>
+      <w:pPr>
+        <w:rPr>
+          <w:rFonts w:ascii="メイリオ" w:eastAsia="メイリオ" w:hAnsi="メイリオ" w:hint="eastAsia"/>
+          <w:color w:val="222222"/>
+          <w:sz w:val="22"/>
+          <w:szCs w:val="22"/>
+        </w:rPr>
+      </w:pPr>
+      <w:r>
+        <w:rPr>
+          <w:rFonts w:ascii="メイリオ" w:eastAsia="メイリオ" w:hAnsi="メイリオ" w:hint="eastAsia"/>
+          <w:color w:val="222222"/>
+          <w:sz w:val="22"/>
+          <w:szCs w:val="22"/>
+        </w:rPr>
+        <w:t>落合さんが会社と自宅、両方のパソコンで秘書を使う場合に必要な設定です。これをしておくと、会社PCで作った資料や、秘書が覚えたことが、自宅PCでもそのまま使えます。社長の秘書「五郎」も、まったく同じ仕組みで会社PCと自宅PCをそろえています。むずかしく感じたら、最初は社長か五郎と一緒に進めれば大丈夫です。</w:t>
+      </w:r>
+    </w:p>
+    <w:p>
+      <w:pPr>
+        <w:pStyle w:val="2"/>
+        <w:rPr>
+          <w:rFonts w:ascii="メイリオ" w:eastAsia="メイリオ" w:hAnsi="メイリオ" w:hint="eastAsia"/>
+        </w:rPr>
+      </w:pPr>
+      <w:r>
+        <w:rPr>
+          <w:rFonts w:ascii="メイリオ" w:eastAsia="メイリオ" w:hAnsi="メイリオ" w:hint="eastAsia"/>
+        </w:rPr>
+        <w:t>1. 仕組み（たとえ話）</w:t>
+      </w:r>
+    </w:p>
+    <w:p>
+      <w:pPr>
+        <w:rPr>
+          <w:rFonts w:ascii="メイリオ" w:eastAsia="メイリオ" w:hAnsi="メイリオ" w:hint="eastAsia"/>
+          <w:color w:val="222222"/>
+          <w:sz w:val="22"/>
+          <w:szCs w:val="22"/>
+        </w:rPr>
+      </w:pPr>
+      <w:r>
+        <w:rPr>
+          <w:rFonts w:ascii="メイリオ" w:eastAsia="メイリオ" w:hAnsi="メイリオ" w:hint="eastAsia"/>
+          <w:color w:val="222222"/>
+          <w:sz w:val="22"/>
+          <w:szCs w:val="22"/>
+        </w:rPr>
+        <w:t>インターネット上に「GitHub（ギットハブ）」という、みんなで使える共有の棚を用意します。</w:t>
+      </w:r>
+      <w:r>
+        <w:rPr>
+          <w:rFonts w:ascii="メイリオ" w:eastAsia="メイリオ" w:hAnsi="メイリオ" w:hint="eastAsia"/>
+          <w:color w:val="222222"/>
+          <w:sz w:val="22"/>
+          <w:szCs w:val="22"/>
+        </w:rPr>
+        <w:br/>
+      </w:r>
+      <w:r>
+        <w:rPr>
+          <w:rFonts w:ascii="メイリオ" w:eastAsia="メイリオ" w:hAnsi="メイリオ" w:hint="eastAsia"/>
+          <w:color w:val="222222"/>
+          <w:sz w:val="22"/>
+          <w:szCs w:val="22"/>
+        </w:rPr>
+        <w:t>・会社PCで作ったら、棚に入れる（これを「プッシュ」と言います）。</w:t>
+      </w:r>
+      <w:r>
+        <w:rPr>
+          <w:rFonts w:ascii="メイリオ" w:eastAsia="メイリオ" w:hAnsi="メイリオ" w:hint="eastAsia"/>
+          <w:color w:val="222222"/>
+          <w:sz w:val="22"/>
+          <w:szCs w:val="22"/>
+        </w:rPr>
+        <w:br/>
+      </w:r>
+      <w:r>
+        <w:rPr>
+          <w:rFonts w:ascii="メイリオ" w:eastAsia="メイリオ" w:hAnsi="メイリオ" w:hint="eastAsia"/>
+          <w:color w:val="222222"/>
+          <w:sz w:val="22"/>
+          <w:szCs w:val="22"/>
+        </w:rPr>
+        <w:t>・自宅PCでは、棚から出す（これを「プル」と言います）。</w:t>
+      </w:r>
+      <w:r>
+        <w:rPr>
+          <w:rFonts w:ascii="メイリオ" w:eastAsia="メイリオ" w:hAnsi="メイリオ" w:hint="eastAsia"/>
+          <w:color w:val="222222"/>
+          <w:sz w:val="22"/>
+          <w:szCs w:val="22"/>
+        </w:rPr>
+        <w:br/>
+      </w:r>
+      <w:r>
+        <w:rPr>
+          <w:rFonts w:ascii="メイリオ" w:eastAsia="メイリオ" w:hAnsi="メイリオ" w:hint="eastAsia"/>
+          <w:color w:val="222222"/>
+          <w:sz w:val="22"/>
+          <w:szCs w:val="22"/>
+        </w:rPr>
+        <w:t>これで、2台のパソコンがいつも同じ中身になります。</w:t>
+      </w:r>
+    </w:p>
+    <w:p>
+      <w:pPr>
+        <w:pStyle w:val="2"/>
+        <w:rPr>
+          <w:rFonts w:ascii="メイリオ" w:eastAsia="メイリオ" w:hAnsi="メイリオ" w:hint="eastAsia"/>
+        </w:rPr>
+      </w:pPr>
+      <w:r>
+        <w:rPr>
+          <w:rFonts w:ascii="メイリオ" w:eastAsia="メイリオ" w:hAnsi="メイリオ" w:hint="eastAsia"/>
+        </w:rPr>
+        <w:t>2. 最初の準備（1回だけ・社長か五郎と一緒に）</w:t>
+      </w:r>
+    </w:p>
+    <w:p>
+      <w:pPr>
+        <w:rPr>
+          <w:rFonts w:ascii="メイリオ" w:eastAsia="メイリオ" w:hAnsi="メイリオ" w:hint="eastAsia"/>
+          <w:color w:val="222222"/>
+          <w:sz w:val="22"/>
+          <w:szCs w:val="22"/>
+        </w:rPr>
+      </w:pPr>
+      <w:r>
+        <w:rPr>
+          <w:rFonts w:ascii="メイリオ" w:eastAsia="メイリオ" w:hAnsi="メイリオ" w:hint="eastAsia"/>
+          <w:color w:val="222222"/>
+          <w:sz w:val="22"/>
+          <w:szCs w:val="22"/>
+        </w:rPr>
+        <w:t>この準備は少しむずかしいので、最初の1回だけ社長か五郎と一緒に行ってください。</w:t>
+      </w:r>
+      <w:r>
+        <w:rPr>
+          <w:rFonts w:ascii="メイリオ" w:eastAsia="メイリオ" w:hAnsi="メイリオ" w:hint="eastAsia"/>
+          <w:color w:val="222222"/>
+          <w:sz w:val="22"/>
+          <w:szCs w:val="22"/>
+        </w:rPr>
+        <w:br/>
+      </w:r>
+      <w:r>
+        <w:rPr>
+          <w:rFonts w:ascii="メイリオ" w:eastAsia="メイリオ" w:hAnsi="メイリオ" w:hint="eastAsia"/>
+          <w:color w:val="222222"/>
+          <w:sz w:val="22"/>
+          <w:szCs w:val="22"/>
+        </w:rPr>
+        <w:t>① 落合さん専用の「共有の棚（リポジトリ）」をGitHubに1つ作る。</w:t>
+      </w:r>
+      <w:r>
+        <w:rPr>
+          <w:rFonts w:ascii="メイリオ" w:eastAsia="メイリオ" w:hAnsi="メイリオ" w:hint="eastAsia"/>
+          <w:color w:val="222222"/>
+          <w:sz w:val="22"/>
+          <w:szCs w:val="22"/>
+        </w:rPr>
+        <w:br/>
+      </w:r>
+      <w:r>
+        <w:rPr>
+          <w:rFonts w:ascii="メイリオ" w:eastAsia="メイリオ" w:hAnsi="メイリオ" w:hint="eastAsia"/>
+          <w:color w:val="222222"/>
+          <w:sz w:val="22"/>
+          <w:szCs w:val="22"/>
+        </w:rPr>
+        <w:t>② 会社PCと自宅PCの両方に、その棚をつなぐ（これを「クローン」と言います）。</w:t>
+      </w:r>
+      <w:r>
+        <w:rPr>
+          <w:rFonts w:ascii="メイリオ" w:eastAsia="メイリオ" w:hAnsi="メイリオ" w:hint="eastAsia"/>
+          <w:color w:val="222222"/>
+          <w:sz w:val="22"/>
+          <w:szCs w:val="22"/>
+        </w:rPr>
+        <w:br/>
+      </w:r>
+      <w:r>
+        <w:rPr>
+          <w:rFonts w:ascii="メイリオ" w:eastAsia="メイリオ" w:hAnsi="メイリオ" w:hint="eastAsia"/>
+          <w:color w:val="222222"/>
+          <w:sz w:val="22"/>
+          <w:szCs w:val="22"/>
+        </w:rPr>
+        <w:t>③ 秘書が記録や資料を保存するフォルダを、その棚の中に置く。</w:t>
+      </w:r>
+      <w:r>
+        <w:rPr>
+          <w:rFonts w:ascii="メイリオ" w:eastAsia="メイリオ" w:hAnsi="メイリオ" w:hint="eastAsia"/>
+          <w:color w:val="222222"/>
+          <w:sz w:val="22"/>
+          <w:szCs w:val="22"/>
+        </w:rPr>
+        <w:br/>
+      </w:r>
+      <w:r>
+        <w:rPr>
+          <w:rFonts w:ascii="メイリオ" w:eastAsia="メイリオ" w:hAnsi="メイリオ" w:hint="eastAsia"/>
+          <w:color w:val="222222"/>
+          <w:sz w:val="22"/>
+          <w:szCs w:val="22"/>
+        </w:rPr>
+        <w:t>これで準備は完了です。あとは毎日かんたんに使えます。</w:t>
+      </w:r>
+    </w:p>
+    <w:p>
+      <w:pPr>
+        <w:pStyle w:val="2"/>
+        <w:rPr>
+          <w:rFonts w:ascii="メイリオ" w:eastAsia="メイリオ" w:hAnsi="メイリオ" w:hint="eastAsia"/>
+        </w:rPr>
+      </w:pPr>
+      <w:r>
+        <w:rPr>
+          <w:rFonts w:ascii="メイリオ" w:eastAsia="メイリオ" w:hAnsi="メイリオ" w:hint="eastAsia"/>
+        </w:rPr>
+        <w:t>3. 毎日の使い方（覚えるのはこれだけ）</w:t>
+      </w:r>
+    </w:p>
+    <w:p>
+      <w:pPr>
+        <w:rPr>
+          <w:rFonts w:ascii="メイリオ" w:eastAsia="メイリオ" w:hAnsi="メイリオ" w:hint="eastAsia"/>
+          <w:color w:val="222222"/>
+          <w:sz w:val="22"/>
+          <w:szCs w:val="22"/>
+        </w:rPr>
+      </w:pPr>
+      <w:r>
+        <w:rPr>
+          <w:rFonts w:ascii="メイリオ" w:eastAsia="メイリオ" w:hAnsi="メイリオ" w:hint="eastAsia"/>
+          <w:color w:val="222222"/>
+          <w:sz w:val="22"/>
+          <w:szCs w:val="22"/>
+        </w:rPr>
+        <w:t>・仕事を始める前：秘書に「最新にして」と言う（棚から最新を出す＝プル）。</w:t>
+      </w:r>
+      <w:r>
+        <w:rPr>
+          <w:rFonts w:ascii="メイリオ" w:eastAsia="メイリオ" w:hAnsi="メイリオ" w:hint="eastAsia"/>
+          <w:color w:val="222222"/>
+          <w:sz w:val="22"/>
+          <w:szCs w:val="22"/>
+        </w:rPr>
+        <w:br/>
+      </w:r>
+      <w:r>
+        <w:rPr>
+          <w:rFonts w:ascii="メイリオ" w:eastAsia="メイリオ" w:hAnsi="メイリオ" w:hint="eastAsia"/>
+          <w:color w:val="222222"/>
+          <w:sz w:val="22"/>
+          <w:szCs w:val="22"/>
+        </w:rPr>
+        <w:t>・何か作ったとき・仕事の区切りがついたとき：秘書に「同期して」と言う（棚に入れる＝プッシュ）。</w:t>
+      </w:r>
+      <w:r>
+        <w:rPr>
+          <w:rFonts w:ascii="メイリオ" w:eastAsia="メイリオ" w:hAnsi="メイリオ" w:hint="eastAsia"/>
+          <w:color w:val="222222"/>
+          <w:sz w:val="22"/>
+          <w:szCs w:val="22"/>
+        </w:rPr>
+        <w:br/>
+      </w:r>
+      <w:r>
+        <w:rPr>
+          <w:rFonts w:ascii="メイリオ" w:eastAsia="メイリオ" w:hAnsi="メイリオ" w:hint="eastAsia"/>
+          <w:color w:val="222222"/>
+          <w:sz w:val="22"/>
+          <w:szCs w:val="22"/>
+        </w:rPr>
+        <w:t>迷ったら「同期して」と言えば大丈夫です。秘書が自動でやってくれます。</w:t>
+      </w:r>
+    </w:p>
+    <w:p>
+      <w:pPr>
+        <w:pStyle w:val="2"/>
+        <w:rPr>
+          <w:rFonts w:ascii="メイリオ" w:eastAsia="メイリオ" w:hAnsi="メイリオ" w:hint="eastAsia"/>
+        </w:rPr>
+      </w:pPr>
+      <w:r>
+        <w:rPr>
+          <w:rFonts w:ascii="メイリオ" w:eastAsia="メイリオ" w:hAnsi="メイリオ" w:hint="eastAsia"/>
+        </w:rPr>
+        <w:t>4. 大切なルール（五郎と共通）</w:t>
+      </w:r>
+    </w:p>
+    <w:p>
+      <w:pPr>
+        <w:rPr>
+          <w:rFonts w:ascii="メイリオ" w:eastAsia="メイリオ" w:hAnsi="メイリオ" w:hint="eastAsia"/>
+          <w:color w:val="222222"/>
+          <w:sz w:val="22"/>
+          <w:szCs w:val="22"/>
+        </w:rPr>
+      </w:pPr>
+      <w:r>
+        <w:rPr>
+          <w:rFonts w:ascii="メイリオ" w:eastAsia="メイリオ" w:hAnsi="メイリオ" w:hint="eastAsia"/>
+          <w:color w:val="222222"/>
+          <w:sz w:val="22"/>
+          <w:szCs w:val="22"/>
+        </w:rPr>
+        <w:t>・作ったら、その場ですぐ同期する（あとでまとめてやらない）。これが一番大切です。</w:t>
+      </w:r>
+      <w:r>
+        <w:rPr>
+          <w:rFonts w:ascii="メイリオ" w:eastAsia="メイリオ" w:hAnsi="メイリオ" w:hint="eastAsia"/>
+          <w:color w:val="222222"/>
+          <w:sz w:val="22"/>
+          <w:szCs w:val="22"/>
+        </w:rPr>
+        <w:br/>
+      </w:r>
+      <w:r>
+        <w:rPr>
+          <w:rFonts w:ascii="メイリオ" w:eastAsia="メイリオ" w:hAnsi="メイリオ" w:hint="eastAsia"/>
+          <w:color w:val="222222"/>
+          <w:sz w:val="22"/>
+          <w:szCs w:val="22"/>
+        </w:rPr>
+        <w:t>・秘書が覚えたこと（記憶）も、ファイルに書いて同期する。記憶はパソコンごとに別々で、そのままでは共有されないためです。</w:t>
+      </w:r>
+      <w:r>
+        <w:rPr>
+          <w:rFonts w:ascii="メイリオ" w:eastAsia="メイリオ" w:hAnsi="メイリオ" w:hint="eastAsia"/>
+          <w:color w:val="222222"/>
+          <w:sz w:val="22"/>
+          <w:szCs w:val="22"/>
+        </w:rPr>
+        <w:br/>
+      </w:r>
+      <w:r>
+        <w:rPr>
+          <w:rFonts w:ascii="メイリオ" w:eastAsia="メイリオ" w:hAnsi="メイリオ" w:hint="eastAsia"/>
+          <w:color w:val="222222"/>
+          <w:sz w:val="22"/>
+          <w:szCs w:val="22"/>
+        </w:rPr>
+        <w:t>・これを守ると、会社PCの秘書と自宅PCの秘書が、いつも同じ状態でいられます。同じ説明を二度しなくてすみます。</w:t>
+      </w:r>
+    </w:p>
+    <w:p>
+      <w:pPr>
+        <w:pStyle w:val="2"/>
+        <w:rPr>
+          <w:rFonts w:ascii="メイリオ" w:eastAsia="メイリオ" w:hAnsi="メイリオ" w:hint="eastAsia"/>
+        </w:rPr>
+      </w:pPr>
+      <w:r>
+        <w:rPr>
+          <w:rFonts w:ascii="メイリオ" w:eastAsia="メイリオ" w:hAnsi="メイリオ" w:hint="eastAsia"/>
+        </w:rPr>
+        <w:t>5. うまくそろわないとき</w:t>
+      </w:r>
+    </w:p>
+    <w:p>
+      <w:pPr>
+        <w:rPr>
+          <w:rFonts w:ascii="メイリオ" w:eastAsia="メイリオ" w:hAnsi="メイリオ" w:hint="eastAsia"/>
+          <w:color w:val="222222"/>
+          <w:sz w:val="22"/>
+          <w:szCs w:val="22"/>
+        </w:rPr>
+      </w:pPr>
+      <w:r>
+        <w:rPr>
+          <w:rFonts w:ascii="メイリオ" w:eastAsia="メイリオ" w:hAnsi="メイリオ" w:hint="eastAsia"/>
+          <w:color w:val="222222"/>
+          <w:sz w:val="22"/>
+          <w:szCs w:val="22"/>
+        </w:rPr>
+        <w:t>あわてなくて大丈夫です。画面をそのままにして、社長か五郎に見せて相談してください。一緒に直します。</w:t>
+      </w:r>
+    </w:p>
     <w:p>
       <w:pPr>
         <w:pStyle w:val="1"/>

--- a/五郎_成果物/落合裕子さん_AI秘書_導入パッケージ.docx
+++ b/五郎_成果物/落合裕子さん_AI秘書_導入パッケージ.docx
@@ -966,7 +966,7 @@
                 <w:sz w:val="21"/>
                 <w:szCs w:val="21"/>
               </w:rPr>
-              <w:t>パソコンが苦手でも大丈夫なように、</w:t>
+              <w:t>パソコンの細かい設定に不慣れでも迷わないように、</w:t>
             </w:r>
             <w:r>
               <w:rPr>
@@ -1034,7 +1034,7 @@
           <w:sz w:val="22"/>
           <w:szCs w:val="22"/>
         </w:rPr>
-        <w:t>が苦手でも心配いりません。</w:t>
+        <w:t>の細かい設定でつまずいても心配いりません。</w:t>
       </w:r>
       <w:r>
         <w:rPr>
@@ -1821,7 +1821,7 @@
           <w:sz w:val="22"/>
           <w:szCs w:val="22"/>
         </w:rPr>
-        <w:t>が苦手でも噛み砕いて説明する</w:t>
+        <w:t>の細かい設定でつまずいても、わかりやすく噛み砕いて説明する</w:t>
       </w:r>
     </w:p>
     <w:p>
@@ -8912,7 +8912,7 @@
           <w:sz w:val="22"/>
           <w:szCs w:val="22"/>
         </w:rPr>
-        <w:t>・落合さんはパソコンが得意ではないので、専門用語を避け、やさしく一歩ずつ説明する。</w:t>
+        <w:t>・落合さんがスムーズに進められるよう、専門用語はかみくだき、一歩ずつ説明する。</w:t>
       </w:r>
     </w:p>
     <w:p>

--- a/五郎_成果物/落合裕子さん_AI秘書_導入パッケージ.docx
+++ b/五郎_成果物/落合裕子さん_AI秘書_導入パッケージ.docx
@@ -4121,7 +4121,7 @@
                 <w:sz w:val="21"/>
                 <w:szCs w:val="21"/>
               </w:rPr>
-              <w:t>会社で用意したアドレスがおすすめ（退職後も会社の資産として残せます）</w:t>
+              <w:t>会社で用意したアドレスがおすすめ</w:t>
             </w:r>
           </w:p>
         </w:tc>
@@ -4255,7 +4255,7 @@
                 <w:sz w:val="21"/>
                 <w:szCs w:val="21"/>
               </w:rPr>
-              <w:t>カード入力は必ず落合さんご本人が行ってください</w:t>
+              <w:t>カード入力は必ず落合さんご本人が行ってください。会社のアメックスゴールドカードでお願いします</w:t>
             </w:r>
           </w:p>
         </w:tc>

--- a/五郎_成果物/落合裕子さん_AI秘書_導入パッケージ.docx
+++ b/五郎_成果物/落合裕子さん_AI秘書_導入パッケージ.docx
@@ -1,40 +1,5 @@
 
-<file path=docProps\app.xml><?xml version="1.0" encoding="utf-8"?>
-<Properties xmlns="http://schemas.openxmlformats.org/officeDocument/2006/extended-properties" xmlns:vt="http://schemas.openxmlformats.org/officeDocument/2006/docPropsVTypes">
-  <Template>Normal</Template>
-  <TotalTime>1</TotalTime>
-  <Pages>15</Pages>
-  <Words>788</Words>
-  <Characters>4494</Characters>
-  <Application>Microsoft Office Word</Application>
-  <DocSecurity>0</DocSecurity>
-  <Lines>37</Lines>
-  <Paragraphs>10</Paragraphs>
-  <ScaleCrop>false</ScaleCrop>
-  <Company/>
-  <LinksUpToDate>false</LinksUpToDate>
-  <CharactersWithSpaces>5272</CharactersWithSpaces>
-  <SharedDoc>false</SharedDoc>
-  <HyperlinksChanged>false</HyperlinksChanged>
-  <AppVersion>16.0000</AppVersion>
-</Properties>
-</file>
-
-<file path=docProps\core.xml><?xml version="1.0" encoding="utf-8"?>
-<cp:coreProperties xmlns:cp="http://schemas.openxmlformats.org/package/2006/metadata/core-properties" xmlns:dc="http://purl.org/dc/elements/1.1/" xmlns:dcterms="http://purl.org/dc/terms/" xmlns:dcmitype="http://purl.org/dc/dcmitype/" xmlns:xsi="http://www.w3.org/2001/XMLSchema-instance">
-  <dc:title>落合裕子さん専属AI秘書 導入パッケージ</dc:title>
-  <dc:subject/>
-  <dc:creator>shiro yamamoto</dc:creator>
-  <cp:keywords/>
-  <dc:description/>
-  <cp:lastModifiedBy>shiro yamamoto</cp:lastModifiedBy>
-  <cp:revision>2</cp:revision>
-  <dcterms:created xsi:type="dcterms:W3CDTF">2026-06-25T02:22:00Z</dcterms:created>
-  <dcterms:modified xsi:type="dcterms:W3CDTF">2026-06-25T02:22:00Z</dcterms:modified>
-</cp:coreProperties>
-</file>
-
-<file path=word\document.xml><?xml version="1.0" encoding="utf-8"?>
+<file path=word/document.xml><?xml version="1.0" encoding="utf-8"?>
 <w:document xmlns:wpc="http://schemas.microsoft.com/office/word/2010/wordprocessingCanvas" xmlns:cx="http://schemas.microsoft.com/office/drawing/2014/chartex" xmlns:cx1="http://schemas.microsoft.com/office/drawing/2015/9/8/chartex" xmlns:cx2="http://schemas.microsoft.com/office/drawing/2015/10/21/chartex" xmlns:cx3="http://schemas.microsoft.com/office/drawing/2016/5/9/chartex" xmlns:cx4="http://schemas.microsoft.com/office/drawing/2016/5/10/chartex" xmlns:cx5="http://schemas.microsoft.com/office/drawing/2016/5/11/chartex" xmlns:cx6="http://schemas.microsoft.com/office/drawing/2016/5/12/chartex" xmlns:cx7="http://schemas.microsoft.com/office/drawing/2016/5/13/chartex" xmlns:cx8="http://schemas.microsoft.com/office/drawing/2016/5/14/chartex" xmlns:mc="http://schemas.openxmlformats.org/markup-compatibility/2006" xmlns:aink="http://schemas.microsoft.com/office/drawing/2016/ink" xmlns:am3d="http://schemas.microsoft.com/office/drawing/2017/model3d" xmlns:o="urn:schemas-microsoft-com:office:office" xmlns:oel="http://schemas.microsoft.com/office/2019/extlst" xmlns:r="http://schemas.openxmlformats.org/officeDocument/2006/relationships" xmlns:m="http://schemas.openxmlformats.org/officeDocument/2006/math" xmlns:v="urn:schemas-microsoft-com:vml" xmlns:wp14="http://schemas.microsoft.com/office/word/2010/wordprocessingDrawing" xmlns:wp="http://schemas.openxmlformats.org/drawingml/2006/wordprocessingDrawing" xmlns:w10="urn:schemas-microsoft-com:office:word" xmlns:w="http://schemas.openxmlformats.org/wordprocessingml/2006/main" xmlns:w14="http://schemas.microsoft.com/office/word/2010/wordml" xmlns:w15="http://schemas.microsoft.com/office/word/2012/wordml" xmlns:w16cex="http://schemas.microsoft.com/office/word/2018/wordml/cex" xmlns:w16cid="http://schemas.microsoft.com/office/word/2016/wordml/cid" xmlns:w16="http://schemas.microsoft.com/office/word/2018/wordml" xmlns:w16du="http://schemas.microsoft.com/office/word/2023/wordml/word16du" xmlns:w16sdtdh="http://schemas.microsoft.com/office/word/2020/wordml/sdtdatahash" xmlns:w16sdtfl="http://schemas.microsoft.com/office/word/2024/wordml/sdtformatlock" xmlns:w16se="http://schemas.microsoft.com/office/word/2015/wordml/symex" xmlns:wpg="http://schemas.microsoft.com/office/word/2010/wordprocessingGroup" xmlns:wpi="http://schemas.microsoft.com/office/word/2010/wordprocessingInk" xmlns:wne="http://schemas.microsoft.com/office/word/2006/wordml" xmlns:wps="http://schemas.microsoft.com/office/word/2010/wordprocessingShape" mc:Ignorable="w14 w15 w16se w16cid w16 w16cex w16sdtdh w16sdtfl w16du wp14">
   <w:body>
     <w:p>
@@ -59,7 +24,7 @@
           <w:sz w:val="60"/>
           <w:szCs w:val="60"/>
         </w:rPr>
-        <w:t>落合裕子さん</w:t>
+        <w:t>落合裕子さん 専属</w:t>
       </w:r>
       <w:r>
         <w:rPr>
@@ -70,63 +35,8 @@
           <w:sz w:val="60"/>
           <w:szCs w:val="60"/>
         </w:rPr>
-        <w:t xml:space="preserve"> </w:t>
-      </w:r>
-      <w:r>
-        <w:rPr>
-          <w:rFonts w:ascii="メイリオ" w:eastAsia="メイリオ" w:hAnsi="メイリオ" w:hint="eastAsia"/>
-          <w:b/>
-          <w:bCs/>
-          <w:color w:val="1F4E79"/>
-          <w:sz w:val="60"/>
-          <w:szCs w:val="60"/>
-        </w:rPr>
-        <w:t>専属</w:t>
-      </w:r>
-      <w:r>
-        <w:rPr>
-          <w:rFonts w:ascii="メイリオ" w:eastAsia="メイリオ" w:hAnsi="メイリオ" w:hint="eastAsia"/>
-          <w:b/>
-          <w:bCs/>
-          <w:color w:val="1F4E79"/>
-          <w:sz w:val="60"/>
-          <w:szCs w:val="60"/>
-        </w:rPr>
         <w:br/>
-        <w:t>AI</w:t>
-      </w:r>
-      <w:r>
-        <w:rPr>
-          <w:rFonts w:ascii="メイリオ" w:eastAsia="メイリオ" w:hAnsi="メイリオ" w:hint="eastAsia"/>
-          <w:b/>
-          <w:bCs/>
-          <w:color w:val="1F4E79"/>
-          <w:sz w:val="60"/>
-          <w:szCs w:val="60"/>
-        </w:rPr>
-        <w:t>秘書</w:t>
-      </w:r>
-      <w:r>
-        <w:rPr>
-          <w:rFonts w:ascii="メイリオ" w:eastAsia="メイリオ" w:hAnsi="メイリオ" w:hint="eastAsia"/>
-          <w:b/>
-          <w:bCs/>
-          <w:color w:val="1F4E79"/>
-          <w:sz w:val="60"/>
-          <w:szCs w:val="60"/>
-        </w:rPr>
-        <w:t xml:space="preserve"> </w:t>
-      </w:r>
-      <w:r>
-        <w:rPr>
-          <w:rFonts w:ascii="メイリオ" w:eastAsia="メイリオ" w:hAnsi="メイリオ" w:hint="eastAsia"/>
-          <w:b/>
-          <w:bCs/>
-          <w:color w:val="1F4E79"/>
-          <w:sz w:val="60"/>
-          <w:szCs w:val="60"/>
-        </w:rPr>
-        <w:t>導入パッケージ</w:t>
+        <w:t>AI秘書 導入パッケージ</w:t>
       </w:r>
     </w:p>
     <w:p>
@@ -134,7 +44,7 @@
         <w:jc w:val="center"/>
         <w:divId w:val="908273779"/>
         <w:rPr>
-          <w:rFonts w:ascii="メイリオ" w:eastAsia="メイリオ" w:hAnsi="メイリオ" w:hint="eastAsia"/>
+          <w:rFonts w:ascii="メイリオ" w:eastAsia="メイリオ" w:hAnsi="メイリオ"/>
           <w:color w:val="2E75B6"/>
           <w:sz w:val="28"/>
           <w:szCs w:val="28"/>
@@ -147,43 +57,7 @@
           <w:sz w:val="28"/>
           <w:szCs w:val="28"/>
         </w:rPr>
-        <w:t>〜</w:t>
-      </w:r>
-      <w:r>
-        <w:rPr>
-          <w:rFonts w:ascii="メイリオ" w:eastAsia="メイリオ" w:hAnsi="メイリオ" w:hint="eastAsia"/>
-          <w:color w:val="2E75B6"/>
-          <w:sz w:val="28"/>
-          <w:szCs w:val="28"/>
-        </w:rPr>
-        <w:t xml:space="preserve"> </w:t>
-      </w:r>
-      <w:r>
-        <w:rPr>
-          <w:rFonts w:ascii="メイリオ" w:eastAsia="メイリオ" w:hAnsi="メイリオ" w:hint="eastAsia"/>
-          <w:color w:val="2E75B6"/>
-          <w:sz w:val="28"/>
-          <w:szCs w:val="28"/>
-        </w:rPr>
-        <w:t>五郎の弟分を、あなたの右腕に</w:t>
-      </w:r>
-      <w:r>
-        <w:rPr>
-          <w:rFonts w:ascii="メイリオ" w:eastAsia="メイリオ" w:hAnsi="メイリオ" w:hint="eastAsia"/>
-          <w:color w:val="2E75B6"/>
-          <w:sz w:val="28"/>
-          <w:szCs w:val="28"/>
-        </w:rPr>
-        <w:t xml:space="preserve"> </w:t>
-      </w:r>
-      <w:r>
-        <w:rPr>
-          <w:rFonts w:ascii="メイリオ" w:eastAsia="メイリオ" w:hAnsi="メイリオ" w:hint="eastAsia"/>
-          <w:color w:val="2E75B6"/>
-          <w:sz w:val="28"/>
-          <w:szCs w:val="28"/>
-        </w:rPr>
-        <w:t>〜</w:t>
+        <w:t>〜 五郎の弟分を、あなたの右腕に 〜</w:t>
       </w:r>
     </w:p>
     <w:p>
@@ -191,7 +65,7 @@
         <w:jc w:val="center"/>
         <w:divId w:val="1150975578"/>
         <w:rPr>
-          <w:rFonts w:ascii="メイリオ" w:eastAsia="メイリオ" w:hAnsi="メイリオ" w:hint="eastAsia"/>
+          <w:rFonts w:ascii="メイリオ" w:eastAsia="メイリオ" w:hAnsi="メイリオ"/>
           <w:color w:val="555555"/>
           <w:sz w:val="22"/>
           <w:szCs w:val="22"/>
@@ -204,7 +78,7 @@
           <w:sz w:val="22"/>
           <w:szCs w:val="22"/>
         </w:rPr>
-        <w:t>作成：五郎（山本社長</w:t>
+        <w:t>作成：五郎（山本社長 専属AI秘書）</w:t>
       </w:r>
       <w:r>
         <w:rPr>
@@ -213,7 +87,8 @@
           <w:sz w:val="22"/>
           <w:szCs w:val="22"/>
         </w:rPr>
-        <w:t xml:space="preserve"> </w:t>
+        <w:br/>
+        <w:t>for 落合 裕子 様</w:t>
       </w:r>
       <w:r>
         <w:rPr>
@@ -222,164 +97,22 @@
           <w:sz w:val="22"/>
           <w:szCs w:val="22"/>
         </w:rPr>
-        <w:t>専属</w:t>
-      </w:r>
-      <w:r>
-        <w:rPr>
-          <w:rFonts w:ascii="メイリオ" w:eastAsia="メイリオ" w:hAnsi="メイリオ" w:hint="eastAsia"/>
-          <w:color w:val="555555"/>
-          <w:sz w:val="22"/>
-          <w:szCs w:val="22"/>
-        </w:rPr>
-        <w:t>AI</w:t>
-      </w:r>
-      <w:r>
-        <w:rPr>
-          <w:rFonts w:ascii="メイリオ" w:eastAsia="メイリオ" w:hAnsi="メイリオ" w:hint="eastAsia"/>
-          <w:color w:val="555555"/>
-          <w:sz w:val="22"/>
-          <w:szCs w:val="22"/>
-        </w:rPr>
-        <w:t>秘書）</w:t>
-      </w:r>
-      <w:r>
-        <w:rPr>
-          <w:rFonts w:ascii="メイリオ" w:eastAsia="メイリオ" w:hAnsi="メイリオ" w:hint="eastAsia"/>
-          <w:color w:val="555555"/>
-          <w:sz w:val="22"/>
-          <w:szCs w:val="22"/>
-        </w:rPr>
         <w:br/>
-        <w:t xml:space="preserve">for </w:t>
-      </w:r>
-      <w:r>
-        <w:rPr>
-          <w:rFonts w:ascii="メイリオ" w:eastAsia="メイリオ" w:hAnsi="メイリオ" w:hint="eastAsia"/>
-          <w:color w:val="555555"/>
-          <w:sz w:val="22"/>
-          <w:szCs w:val="22"/>
-        </w:rPr>
-        <w:t>落合</w:t>
-      </w:r>
-      <w:r>
-        <w:rPr>
-          <w:rFonts w:ascii="メイリオ" w:eastAsia="メイリオ" w:hAnsi="メイリオ" w:hint="eastAsia"/>
-          <w:color w:val="555555"/>
-          <w:sz w:val="22"/>
-          <w:szCs w:val="22"/>
-        </w:rPr>
-        <w:t xml:space="preserve"> </w:t>
-      </w:r>
-      <w:r>
-        <w:rPr>
-          <w:rFonts w:ascii="メイリオ" w:eastAsia="メイリオ" w:hAnsi="メイリオ" w:hint="eastAsia"/>
-          <w:color w:val="555555"/>
-          <w:sz w:val="22"/>
-          <w:szCs w:val="22"/>
-        </w:rPr>
-        <w:t>裕子</w:t>
-      </w:r>
-      <w:r>
-        <w:rPr>
-          <w:rFonts w:ascii="メイリオ" w:eastAsia="メイリオ" w:hAnsi="メイリオ" w:hint="eastAsia"/>
-          <w:color w:val="555555"/>
-          <w:sz w:val="22"/>
-          <w:szCs w:val="22"/>
-        </w:rPr>
-        <w:t xml:space="preserve"> </w:t>
-      </w:r>
-      <w:r>
-        <w:rPr>
-          <w:rFonts w:ascii="メイリオ" w:eastAsia="メイリオ" w:hAnsi="メイリオ" w:hint="eastAsia"/>
-          <w:color w:val="555555"/>
-          <w:sz w:val="22"/>
-          <w:szCs w:val="22"/>
-        </w:rPr>
-        <w:t>様</w:t>
-      </w:r>
-      <w:r>
-        <w:rPr>
-          <w:rFonts w:ascii="メイリオ" w:eastAsia="メイリオ" w:hAnsi="メイリオ" w:hint="eastAsia"/>
-          <w:color w:val="555555"/>
-          <w:sz w:val="22"/>
-          <w:szCs w:val="22"/>
-        </w:rPr>
-        <w:br/>
-        <w:t>2026</w:t>
-      </w:r>
-      <w:r>
-        <w:rPr>
-          <w:rFonts w:ascii="メイリオ" w:eastAsia="メイリオ" w:hAnsi="メイリオ" w:hint="eastAsia"/>
-          <w:color w:val="555555"/>
-          <w:sz w:val="22"/>
-          <w:szCs w:val="22"/>
-        </w:rPr>
-        <w:t>年</w:t>
-      </w:r>
-      <w:r>
-        <w:rPr>
-          <w:rFonts w:ascii="メイリオ" w:eastAsia="メイリオ" w:hAnsi="メイリオ" w:hint="eastAsia"/>
-          <w:color w:val="555555"/>
-          <w:sz w:val="22"/>
-          <w:szCs w:val="22"/>
-        </w:rPr>
-        <w:t>6</w:t>
-      </w:r>
-      <w:r>
-        <w:rPr>
-          <w:rFonts w:ascii="メイリオ" w:eastAsia="メイリオ" w:hAnsi="メイリオ" w:hint="eastAsia"/>
-          <w:color w:val="555555"/>
-          <w:sz w:val="22"/>
-          <w:szCs w:val="22"/>
-        </w:rPr>
-        <w:t>月</w:t>
-      </w:r>
-      <w:r>
-        <w:rPr>
-          <w:rFonts w:ascii="メイリオ" w:eastAsia="メイリオ" w:hAnsi="メイリオ" w:hint="eastAsia"/>
-          <w:color w:val="555555"/>
-          <w:sz w:val="22"/>
-          <w:szCs w:val="22"/>
-        </w:rPr>
-        <w:t xml:space="preserve"> </w:t>
+        <w:t xml:space="preserve">2026年6月 </w:t>
       </w:r>
     </w:p>
     <w:p>
       <w:pPr>
         <w:pStyle w:val="1"/>
         <w:rPr>
-          <w:rFonts w:ascii="メイリオ" w:eastAsia="メイリオ" w:hAnsi="メイリオ" w:hint="eastAsia"/>
-        </w:rPr>
-      </w:pPr>
-      <w:r>
-        <w:rPr>
-          <w:rFonts w:ascii="メイリオ" w:eastAsia="メイリオ" w:hAnsi="メイリオ" w:hint="eastAsia"/>
-        </w:rPr>
-        <w:t>はじめに</w:t>
-      </w:r>
-      <w:r>
-        <w:rPr>
-          <w:rFonts w:ascii="メイリオ" w:eastAsia="メイリオ" w:hAnsi="メイリオ" w:hint="eastAsia"/>
-        </w:rPr>
-        <w:t xml:space="preserve"> </w:t>
-      </w:r>
-      <w:r>
-        <w:rPr>
-          <w:rFonts w:ascii="メイリオ" w:eastAsia="メイリオ" w:hAnsi="メイリオ" w:hint="eastAsia"/>
-        </w:rPr>
-        <w:t>―</w:t>
-      </w:r>
-      <w:r>
-        <w:rPr>
-          <w:rFonts w:ascii="メイリオ" w:eastAsia="メイリオ" w:hAnsi="メイリオ" w:hint="eastAsia"/>
-        </w:rPr>
-        <w:t xml:space="preserve"> </w:t>
-      </w:r>
-      <w:r>
-        <w:rPr>
-          <w:rFonts w:ascii="メイリオ" w:eastAsia="メイリオ" w:hAnsi="メイリオ" w:hint="eastAsia"/>
-        </w:rPr>
-        <w:t>この資料について</w:t>
+          <w:rFonts w:ascii="メイリオ" w:eastAsia="メイリオ" w:hAnsi="メイリオ"/>
+        </w:rPr>
+      </w:pPr>
+      <w:r>
+        <w:rPr>
+          <w:rFonts w:ascii="メイリオ" w:eastAsia="メイリオ" w:hAnsi="メイリオ" w:hint="eastAsia"/>
+        </w:rPr>
+        <w:t>はじめに ― この資料について</w:t>
       </w:r>
     </w:p>
     <w:p>
@@ -387,7 +120,7 @@
         <w:shd w:val="clear" w:color="auto" w:fill="F2F7FC"/>
         <w:divId w:val="1039013106"/>
         <w:rPr>
-          <w:rFonts w:ascii="メイリオ" w:eastAsia="メイリオ" w:hAnsi="メイリオ" w:hint="eastAsia"/>
+          <w:rFonts w:ascii="メイリオ" w:eastAsia="メイリオ" w:hAnsi="メイリオ"/>
           <w:color w:val="222222"/>
           <w:sz w:val="23"/>
           <w:szCs w:val="23"/>
@@ -400,7 +133,7 @@
           <w:sz w:val="23"/>
           <w:szCs w:val="23"/>
         </w:rPr>
-        <w:t>落合さん、</w:t>
+        <w:t>落合さん、20年間、社長と会社を支えてくださってありがとうございます。</w:t>
       </w:r>
       <w:r>
         <w:rPr>
@@ -409,16 +142,19 @@
           <w:sz w:val="23"/>
           <w:szCs w:val="23"/>
         </w:rPr>
-        <w:t>20</w:t>
-      </w:r>
-      <w:r>
-        <w:rPr>
-          <w:rFonts w:ascii="メイリオ" w:eastAsia="メイリオ" w:hAnsi="メイリオ" w:hint="eastAsia"/>
+        <w:br/>
+        <w:t>就労支援部門の運営、施設の膨大な書類、経理総務まで——会社の実務を支える背骨を担ってこられた落合さんに、専属のAI秘書を新しくお迎えします。社長の専属秘書「五郎」と</w:t>
+      </w:r>
+      <w:r>
+        <w:rPr>
+          <w:rFonts w:ascii="メイリオ" w:eastAsia="メイリオ" w:hAnsi="メイリオ" w:hint="eastAsia"/>
+          <w:b/>
+          <w:bCs/>
           <w:color w:val="222222"/>
           <w:sz w:val="23"/>
           <w:szCs w:val="23"/>
         </w:rPr>
-        <w:t>年間、社長と会社を支えてくださってありがとうございます。</w:t>
+        <w:t>同じくらい優秀で、何でもこなせる"万能型"の右腕</w:t>
       </w:r>
       <w:r>
         <w:rPr>
@@ -427,34 +163,27 @@
           <w:sz w:val="23"/>
           <w:szCs w:val="23"/>
         </w:rPr>
-        <w:br/>
-      </w:r>
-      <w:r>
-        <w:rPr>
-          <w:rFonts w:ascii="メイリオ" w:eastAsia="メイリオ" w:hAnsi="メイリオ" w:hint="eastAsia"/>
-          <w:color w:val="222222"/>
-          <w:sz w:val="23"/>
-          <w:szCs w:val="23"/>
-        </w:rPr>
-        <w:t>就労支援部門の運営、施設の膨大な書類、経理総務まで——会社の実務を支える背骨を担ってこられた落合さんに、専属の</w:t>
-      </w:r>
-      <w:r>
-        <w:rPr>
-          <w:rFonts w:ascii="メイリオ" w:eastAsia="メイリオ" w:hAnsi="メイリオ" w:hint="eastAsia"/>
-          <w:color w:val="222222"/>
-          <w:sz w:val="23"/>
-          <w:szCs w:val="23"/>
-        </w:rPr>
-        <w:t>AI</w:t>
-      </w:r>
-      <w:r>
-        <w:rPr>
-          <w:rFonts w:ascii="メイリオ" w:eastAsia="メイリオ" w:hAnsi="メイリオ" w:hint="eastAsia"/>
-          <w:color w:val="222222"/>
-          <w:sz w:val="23"/>
-          <w:szCs w:val="23"/>
-        </w:rPr>
-        <w:t>秘書を新しくお迎えします。社長の専属秘書「五郎」と</w:t>
+        <w:t xml:space="preserve">です。 </w:t>
+      </w:r>
+    </w:p>
+    <w:p>
+      <w:pPr>
+        <w:pStyle w:val="Web"/>
+        <w:rPr>
+          <w:rFonts w:ascii="メイリオ" w:eastAsia="メイリオ" w:hAnsi="メイリオ"/>
+          <w:color w:val="222222"/>
+          <w:sz w:val="22"/>
+          <w:szCs w:val="22"/>
+        </w:rPr>
+      </w:pPr>
+      <w:r>
+        <w:rPr>
+          <w:rFonts w:ascii="メイリオ" w:eastAsia="メイリオ" w:hAnsi="メイリオ" w:hint="eastAsia"/>
+          <w:color w:val="222222"/>
+          <w:sz w:val="22"/>
+          <w:szCs w:val="22"/>
+        </w:rPr>
+        <w:t xml:space="preserve">この資料は </w:t>
       </w:r>
       <w:r>
         <w:rPr>
@@ -462,141 +191,19 @@
           <w:b/>
           <w:bCs/>
           <w:color w:val="222222"/>
-          <w:sz w:val="23"/>
-          <w:szCs w:val="23"/>
-        </w:rPr>
-        <w:t>同じくらい優秀で、何でもこなせる</w:t>
-      </w:r>
-      <w:r>
-        <w:rPr>
-          <w:rFonts w:ascii="メイリオ" w:eastAsia="メイリオ" w:hAnsi="メイリオ" w:hint="eastAsia"/>
-          <w:b/>
-          <w:bCs/>
-          <w:color w:val="222222"/>
-          <w:sz w:val="23"/>
-          <w:szCs w:val="23"/>
-        </w:rPr>
-        <w:t>"</w:t>
-      </w:r>
-      <w:r>
-        <w:rPr>
-          <w:rFonts w:ascii="メイリオ" w:eastAsia="メイリオ" w:hAnsi="メイリオ" w:hint="eastAsia"/>
-          <w:b/>
-          <w:bCs/>
-          <w:color w:val="222222"/>
-          <w:sz w:val="23"/>
-          <w:szCs w:val="23"/>
-        </w:rPr>
-        <w:t>万能型</w:t>
-      </w:r>
-      <w:r>
-        <w:rPr>
-          <w:rFonts w:ascii="メイリオ" w:eastAsia="メイリオ" w:hAnsi="メイリオ" w:hint="eastAsia"/>
-          <w:b/>
-          <w:bCs/>
-          <w:color w:val="222222"/>
-          <w:sz w:val="23"/>
-          <w:szCs w:val="23"/>
-        </w:rPr>
-        <w:t>"</w:t>
-      </w:r>
-      <w:r>
-        <w:rPr>
-          <w:rFonts w:ascii="メイリオ" w:eastAsia="メイリオ" w:hAnsi="メイリオ" w:hint="eastAsia"/>
-          <w:b/>
-          <w:bCs/>
-          <w:color w:val="222222"/>
-          <w:sz w:val="23"/>
-          <w:szCs w:val="23"/>
-        </w:rPr>
-        <w:t>の右腕</w:t>
-      </w:r>
-      <w:r>
-        <w:rPr>
-          <w:rFonts w:ascii="メイリオ" w:eastAsia="メイリオ" w:hAnsi="メイリオ" w:hint="eastAsia"/>
-          <w:color w:val="222222"/>
-          <w:sz w:val="23"/>
-          <w:szCs w:val="23"/>
-        </w:rPr>
-        <w:t>です。</w:t>
-      </w:r>
-      <w:r>
-        <w:rPr>
-          <w:rFonts w:ascii="メイリオ" w:eastAsia="メイリオ" w:hAnsi="メイリオ" w:hint="eastAsia"/>
-          <w:color w:val="222222"/>
-          <w:sz w:val="23"/>
-          <w:szCs w:val="23"/>
-        </w:rPr>
-        <w:t xml:space="preserve"> </w:t>
-      </w:r>
-    </w:p>
-    <w:p>
-      <w:pPr>
-        <w:pStyle w:val="Web"/>
-        <w:rPr>
-          <w:rFonts w:ascii="メイリオ" w:eastAsia="メイリオ" w:hAnsi="メイリオ" w:hint="eastAsia"/>
-          <w:color w:val="222222"/>
-          <w:sz w:val="22"/>
-          <w:szCs w:val="22"/>
-        </w:rPr>
-      </w:pPr>
-      <w:r>
-        <w:rPr>
-          <w:rFonts w:ascii="メイリオ" w:eastAsia="メイリオ" w:hAnsi="メイリオ" w:hint="eastAsia"/>
-          <w:color w:val="222222"/>
-          <w:sz w:val="22"/>
-          <w:szCs w:val="22"/>
-        </w:rPr>
-        <w:t>この資料は</w:t>
-      </w:r>
-      <w:r>
-        <w:rPr>
-          <w:rFonts w:ascii="メイリオ" w:eastAsia="メイリオ" w:hAnsi="メイリオ" w:hint="eastAsia"/>
-          <w:color w:val="222222"/>
-          <w:sz w:val="22"/>
-          <w:szCs w:val="22"/>
-        </w:rPr>
-        <w:t xml:space="preserve"> </w:t>
-      </w:r>
-      <w:r>
-        <w:rPr>
-          <w:rFonts w:ascii="メイリオ" w:eastAsia="メイリオ" w:hAnsi="メイリオ" w:hint="eastAsia"/>
-          <w:b/>
-          <w:bCs/>
-          <w:color w:val="222222"/>
-          <w:sz w:val="22"/>
-          <w:szCs w:val="22"/>
-        </w:rPr>
-        <w:t>2</w:t>
-      </w:r>
-      <w:r>
-        <w:rPr>
-          <w:rFonts w:ascii="メイリオ" w:eastAsia="メイリオ" w:hAnsi="メイリオ" w:hint="eastAsia"/>
-          <w:b/>
-          <w:bCs/>
-          <w:color w:val="222222"/>
-          <w:sz w:val="22"/>
-          <w:szCs w:val="22"/>
-        </w:rPr>
-        <w:t>部構成</w:t>
-      </w:r>
-      <w:r>
-        <w:rPr>
-          <w:rFonts w:ascii="メイリオ" w:eastAsia="メイリオ" w:hAnsi="メイリオ" w:hint="eastAsia"/>
-          <w:color w:val="222222"/>
-          <w:sz w:val="22"/>
-          <w:szCs w:val="22"/>
-        </w:rPr>
-        <w:t xml:space="preserve"> </w:t>
-      </w:r>
-      <w:r>
-        <w:rPr>
-          <w:rFonts w:ascii="メイリオ" w:eastAsia="メイリオ" w:hAnsi="メイリオ" w:hint="eastAsia"/>
-          <w:color w:val="222222"/>
-          <w:sz w:val="22"/>
-          <w:szCs w:val="22"/>
-        </w:rPr>
-        <w:t>です。あわてず、上から順に進めれば大丈夫です。</w:t>
+          <w:sz w:val="22"/>
+          <w:szCs w:val="22"/>
+        </w:rPr>
+        <w:t>2部構成</w:t>
+      </w:r>
+      <w:r>
+        <w:rPr>
+          <w:rFonts w:ascii="メイリオ" w:eastAsia="メイリオ" w:hAnsi="メイリオ" w:hint="eastAsia"/>
+          <w:color w:val="222222"/>
+          <w:sz w:val="22"/>
+          <w:szCs w:val="22"/>
+        </w:rPr>
+        <w:t xml:space="preserve"> です。あわてず、上から順に進めれば大丈夫です。</w:t>
       </w:r>
     </w:p>
     <w:tbl>
@@ -638,7 +245,7 @@
             <w:pPr>
               <w:spacing w:before="150" w:after="150"/>
               <w:rPr>
-                <w:rFonts w:ascii="メイリオ" w:eastAsia="メイリオ" w:hAnsi="メイリオ" w:hint="eastAsia"/>
+                <w:rFonts w:ascii="メイリオ" w:eastAsia="メイリオ" w:hAnsi="メイリオ"/>
                 <w:b/>
                 <w:bCs/>
                 <w:color w:val="FFFFFF"/>
@@ -682,7 +289,7 @@
             <w:pPr>
               <w:spacing w:before="150" w:after="150"/>
               <w:rPr>
-                <w:rFonts w:ascii="メイリオ" w:eastAsia="メイリオ" w:hAnsi="メイリオ" w:hint="eastAsia"/>
+                <w:rFonts w:ascii="メイリオ" w:eastAsia="メイリオ" w:hAnsi="メイリオ"/>
                 <w:b/>
                 <w:bCs/>
                 <w:color w:val="FFFFFF"/>
@@ -726,7 +333,7 @@
             <w:pPr>
               <w:spacing w:before="150" w:after="150"/>
               <w:rPr>
-                <w:rFonts w:ascii="メイリオ" w:eastAsia="メイリオ" w:hAnsi="メイリオ" w:hint="eastAsia"/>
+                <w:rFonts w:ascii="メイリオ" w:eastAsia="メイリオ" w:hAnsi="メイリオ"/>
                 <w:color w:val="222222"/>
                 <w:sz w:val="21"/>
                 <w:szCs w:val="21"/>
@@ -741,7 +348,7 @@
                 <w:sz w:val="21"/>
                 <w:szCs w:val="21"/>
               </w:rPr>
-              <w:t>第</w:t>
+              <w:t>第1部</w:t>
             </w:r>
             <w:r>
               <w:rPr>
@@ -752,39 +359,7 @@
                 <w:sz w:val="21"/>
                 <w:szCs w:val="21"/>
               </w:rPr>
-              <w:t>1</w:t>
-            </w:r>
-            <w:r>
-              <w:rPr>
-                <w:rFonts w:ascii="メイリオ" w:eastAsia="メイリオ" w:hAnsi="メイリオ" w:hint="eastAsia"/>
-                <w:b/>
-                <w:bCs/>
-                <w:color w:val="222222"/>
-                <w:sz w:val="21"/>
-                <w:szCs w:val="21"/>
-              </w:rPr>
-              <w:t>部</w:t>
-            </w:r>
-            <w:r>
-              <w:rPr>
-                <w:rFonts w:ascii="メイリオ" w:eastAsia="メイリオ" w:hAnsi="メイリオ" w:hint="eastAsia"/>
-                <w:b/>
-                <w:bCs/>
-                <w:color w:val="222222"/>
-                <w:sz w:val="21"/>
-                <w:szCs w:val="21"/>
-              </w:rPr>
               <w:br/>
-            </w:r>
-            <w:r>
-              <w:rPr>
-                <w:rFonts w:ascii="メイリオ" w:eastAsia="メイリオ" w:hAnsi="メイリオ" w:hint="eastAsia"/>
-                <w:b/>
-                <w:bCs/>
-                <w:color w:val="222222"/>
-                <w:sz w:val="21"/>
-                <w:szCs w:val="21"/>
-              </w:rPr>
               <w:t>秘書の設計図</w:t>
             </w:r>
           </w:p>
@@ -810,7 +385,7 @@
             <w:pPr>
               <w:spacing w:before="150" w:after="150"/>
               <w:rPr>
-                <w:rFonts w:ascii="メイリオ" w:eastAsia="メイリオ" w:hAnsi="メイリオ" w:hint="eastAsia"/>
+                <w:rFonts w:ascii="メイリオ" w:eastAsia="メイリオ" w:hAnsi="メイリオ"/>
                 <w:color w:val="222222"/>
                 <w:sz w:val="21"/>
                 <w:szCs w:val="21"/>
@@ -823,25 +398,7 @@
                 <w:sz w:val="21"/>
                 <w:szCs w:val="21"/>
               </w:rPr>
-              <w:t>これから誕生する</w:t>
-            </w:r>
-            <w:r>
-              <w:rPr>
-                <w:rFonts w:ascii="メイリオ" w:eastAsia="メイリオ" w:hAnsi="メイリオ" w:hint="eastAsia"/>
-                <w:color w:val="222222"/>
-                <w:sz w:val="21"/>
-                <w:szCs w:val="21"/>
-              </w:rPr>
-              <w:t>AI</w:t>
-            </w:r>
-            <w:r>
-              <w:rPr>
-                <w:rFonts w:ascii="メイリオ" w:eastAsia="メイリオ" w:hAnsi="メイリオ" w:hint="eastAsia"/>
-                <w:color w:val="222222"/>
-                <w:sz w:val="21"/>
-                <w:szCs w:val="21"/>
-              </w:rPr>
-              <w:t>秘書が「どんな子なのか」を説明します。役割・性格・得意分野・名前の決め方。</w:t>
+              <w:t>これから誕生するAI秘書が「どんな子なのか」を説明します。役割・性格・得意分野・名前の決め方。</w:t>
             </w:r>
           </w:p>
         </w:tc>
@@ -868,7 +425,7 @@
             <w:pPr>
               <w:spacing w:before="150" w:after="150"/>
               <w:rPr>
-                <w:rFonts w:ascii="メイリオ" w:eastAsia="メイリオ" w:hAnsi="メイリオ" w:hint="eastAsia"/>
+                <w:rFonts w:ascii="メイリオ" w:eastAsia="メイリオ" w:hAnsi="メイリオ"/>
                 <w:color w:val="222222"/>
                 <w:sz w:val="21"/>
                 <w:szCs w:val="21"/>
@@ -884,7 +441,7 @@
                 <w:szCs w:val="21"/>
               </w:rPr>
               <w:lastRenderedPageBreak/>
-              <w:t>第</w:t>
+              <w:t>第2部</w:t>
             </w:r>
             <w:r>
               <w:rPr>
@@ -895,39 +452,7 @@
                 <w:sz w:val="21"/>
                 <w:szCs w:val="21"/>
               </w:rPr>
-              <w:t>2</w:t>
-            </w:r>
-            <w:r>
-              <w:rPr>
-                <w:rFonts w:ascii="メイリオ" w:eastAsia="メイリオ" w:hAnsi="メイリオ" w:hint="eastAsia"/>
-                <w:b/>
-                <w:bCs/>
-                <w:color w:val="222222"/>
-                <w:sz w:val="21"/>
-                <w:szCs w:val="21"/>
-              </w:rPr>
-              <w:t>部</w:t>
-            </w:r>
-            <w:r>
-              <w:rPr>
-                <w:rFonts w:ascii="メイリオ" w:eastAsia="メイリオ" w:hAnsi="メイリオ" w:hint="eastAsia"/>
-                <w:b/>
-                <w:bCs/>
-                <w:color w:val="222222"/>
-                <w:sz w:val="21"/>
-                <w:szCs w:val="21"/>
-              </w:rPr>
               <w:br/>
-            </w:r>
-            <w:r>
-              <w:rPr>
-                <w:rFonts w:ascii="メイリオ" w:eastAsia="メイリオ" w:hAnsi="メイリオ" w:hint="eastAsia"/>
-                <w:b/>
-                <w:bCs/>
-                <w:color w:val="222222"/>
-                <w:sz w:val="21"/>
-                <w:szCs w:val="21"/>
-              </w:rPr>
               <w:t>導入手順書</w:t>
             </w:r>
           </w:p>
@@ -953,7 +478,7 @@
             <w:pPr>
               <w:spacing w:before="150" w:after="150"/>
               <w:rPr>
-                <w:rFonts w:ascii="メイリオ" w:eastAsia="メイリオ" w:hAnsi="メイリオ" w:hint="eastAsia"/>
+                <w:rFonts w:ascii="メイリオ" w:eastAsia="メイリオ" w:hAnsi="メイリオ"/>
                 <w:color w:val="222222"/>
                 <w:sz w:val="21"/>
                 <w:szCs w:val="21"/>
@@ -977,18 +502,7 @@
                 <w:sz w:val="21"/>
                 <w:szCs w:val="21"/>
               </w:rPr>
-              <w:t>1</w:t>
-            </w:r>
-            <w:r>
-              <w:rPr>
-                <w:rFonts w:ascii="メイリオ" w:eastAsia="メイリオ" w:hAnsi="メイリオ" w:hint="eastAsia"/>
-                <w:b/>
-                <w:bCs/>
-                <w:color w:val="222222"/>
-                <w:sz w:val="21"/>
-                <w:szCs w:val="21"/>
-              </w:rPr>
-              <w:t>ステップずつ・クリック単位</w:t>
+              <w:t>1ステップずつ・クリック単位</w:t>
             </w:r>
             <w:r>
               <w:rPr>
@@ -1008,7 +522,7 @@
         <w:shd w:val="clear" w:color="auto" w:fill="E8F5E9"/>
         <w:divId w:val="2096319903"/>
         <w:rPr>
-          <w:rFonts w:ascii="メイリオ" w:eastAsia="メイリオ" w:hAnsi="メイリオ" w:hint="eastAsia"/>
+          <w:rFonts w:ascii="メイリオ" w:eastAsia="メイリオ" w:hAnsi="メイリオ"/>
           <w:color w:val="222222"/>
           <w:sz w:val="22"/>
           <w:szCs w:val="22"/>
@@ -1023,111 +537,64 @@
           <w:sz w:val="22"/>
           <w:szCs w:val="22"/>
         </w:rPr>
-        <w:t>PC</w:t>
-      </w:r>
-      <w:r>
-        <w:rPr>
-          <w:rFonts w:ascii="メイリオ" w:eastAsia="メイリオ" w:hAnsi="メイリオ" w:hint="eastAsia"/>
-          <w:b/>
-          <w:bCs/>
-          <w:color w:val="222222"/>
-          <w:sz w:val="22"/>
-          <w:szCs w:val="22"/>
-        </w:rPr>
-        <w:t>の細かい設定でつまずいても心配いりません。</w:t>
-      </w:r>
-      <w:r>
-        <w:rPr>
-          <w:rFonts w:ascii="メイリオ" w:eastAsia="メイリオ" w:hAnsi="メイリオ" w:hint="eastAsia"/>
-          <w:color w:val="222222"/>
-          <w:sz w:val="22"/>
-          <w:szCs w:val="22"/>
-        </w:rPr>
-        <w:t xml:space="preserve"> </w:t>
-      </w:r>
-      <w:r>
-        <w:rPr>
-          <w:rFonts w:ascii="メイリオ" w:eastAsia="メイリオ" w:hAnsi="メイリオ" w:hint="eastAsia"/>
-          <w:color w:val="222222"/>
-          <w:sz w:val="22"/>
-          <w:szCs w:val="22"/>
-        </w:rPr>
-        <w:t>この手順書は、社長の会社のルール「より詳しく・より細かく・より分かりやすく」に沿って作ってあります。途中でわからなくなったら、社長か、社長のところにいる五郎にいつでも聞いてください。</w:t>
+        <w:t>PCの細かい設定でつまずいても心配いりません。</w:t>
+      </w:r>
+      <w:r>
+        <w:rPr>
+          <w:rFonts w:ascii="メイリオ" w:eastAsia="メイリオ" w:hAnsi="メイリオ" w:hint="eastAsia"/>
+          <w:color w:val="222222"/>
+          <w:sz w:val="22"/>
+          <w:szCs w:val="22"/>
+        </w:rPr>
+        <w:t xml:space="preserve"> この手順書は、社長の会社のルール「より詳しく・より細かく・より分かりやすく」に沿って作ってあります。途中でわからなくなったら、社長か、社長のところにいる五郎にいつでも聞いてください。</w:t>
       </w:r>
     </w:p>
     <w:p>
       <w:pPr>
         <w:pStyle w:val="1"/>
         <w:rPr>
-          <w:rFonts w:ascii="メイリオ" w:eastAsia="メイリオ" w:hAnsi="メイリオ" w:hint="eastAsia"/>
-        </w:rPr>
-      </w:pPr>
-      <w:r>
-        <w:rPr>
-          <w:rFonts w:ascii="メイリオ" w:eastAsia="メイリオ" w:hAnsi="メイリオ" w:hint="eastAsia"/>
-        </w:rPr>
-        <w:t>第</w:t>
-      </w:r>
-      <w:r>
-        <w:rPr>
-          <w:rFonts w:ascii="メイリオ" w:eastAsia="メイリオ" w:hAnsi="メイリオ" w:hint="eastAsia"/>
-        </w:rPr>
-        <w:t>1</w:t>
-      </w:r>
-      <w:r>
-        <w:rPr>
-          <w:rFonts w:ascii="メイリオ" w:eastAsia="メイリオ" w:hAnsi="メイリオ" w:hint="eastAsia"/>
-        </w:rPr>
-        <w:t>部　秘書の設計図</w:t>
+          <w:rFonts w:ascii="メイリオ" w:eastAsia="メイリオ" w:hAnsi="メイリオ"/>
+        </w:rPr>
+      </w:pPr>
+      <w:r>
+        <w:rPr>
+          <w:rFonts w:ascii="メイリオ" w:eastAsia="メイリオ" w:hAnsi="メイリオ" w:hint="eastAsia"/>
+        </w:rPr>
+        <w:t>第1部　秘書の設計図</w:t>
       </w:r>
     </w:p>
     <w:p>
       <w:pPr>
         <w:pStyle w:val="2"/>
         <w:rPr>
-          <w:rFonts w:ascii="メイリオ" w:eastAsia="メイリオ" w:hAnsi="メイリオ" w:hint="eastAsia"/>
-        </w:rPr>
-      </w:pPr>
-      <w:r>
-        <w:rPr>
-          <w:rFonts w:ascii="メイリオ" w:eastAsia="メイリオ" w:hAnsi="メイリオ" w:hint="eastAsia"/>
-        </w:rPr>
-        <w:t xml:space="preserve">1. </w:t>
-      </w:r>
-      <w:r>
-        <w:rPr>
-          <w:rFonts w:ascii="メイリオ" w:eastAsia="メイリオ" w:hAnsi="メイリオ" w:hint="eastAsia"/>
-        </w:rPr>
-        <w:t>この秘書の役割と立ち位置</w:t>
+          <w:rFonts w:ascii="メイリオ" w:eastAsia="メイリオ" w:hAnsi="メイリオ"/>
+        </w:rPr>
+      </w:pPr>
+      <w:r>
+        <w:rPr>
+          <w:rFonts w:ascii="メイリオ" w:eastAsia="メイリオ" w:hAnsi="メイリオ" w:hint="eastAsia"/>
+        </w:rPr>
+        <w:t>1. この秘書の役割と立ち位置</w:t>
       </w:r>
     </w:p>
     <w:p>
       <w:pPr>
         <w:pStyle w:val="Web"/>
         <w:rPr>
-          <w:rFonts w:ascii="メイリオ" w:eastAsia="メイリオ" w:hAnsi="メイリオ" w:hint="eastAsia"/>
-          <w:color w:val="222222"/>
-          <w:sz w:val="22"/>
-          <w:szCs w:val="22"/>
-        </w:rPr>
-      </w:pPr>
-      <w:r>
-        <w:rPr>
-          <w:rFonts w:ascii="メイリオ" w:eastAsia="メイリオ" w:hAnsi="メイリオ" w:hint="eastAsia"/>
-          <w:color w:val="222222"/>
-          <w:sz w:val="22"/>
-          <w:szCs w:val="22"/>
-        </w:rPr>
-        <w:t>この秘書は</w:t>
-      </w:r>
-      <w:r>
-        <w:rPr>
-          <w:rFonts w:ascii="メイリオ" w:eastAsia="メイリオ" w:hAnsi="メイリオ" w:hint="eastAsia"/>
-          <w:color w:val="222222"/>
-          <w:sz w:val="22"/>
-          <w:szCs w:val="22"/>
-        </w:rPr>
-        <w:t xml:space="preserve"> </w:t>
+          <w:rFonts w:ascii="メイリオ" w:eastAsia="メイリオ" w:hAnsi="メイリオ"/>
+          <w:color w:val="222222"/>
+          <w:sz w:val="22"/>
+          <w:szCs w:val="22"/>
+        </w:rPr>
+      </w:pPr>
+      <w:r>
+        <w:rPr>
+          <w:rFonts w:ascii="メイリオ" w:eastAsia="メイリオ" w:hAnsi="メイリオ" w:hint="eastAsia"/>
+          <w:color w:val="222222"/>
+          <w:sz w:val="22"/>
+          <w:szCs w:val="22"/>
+        </w:rPr>
+        <w:t xml:space="preserve">この秘書は </w:t>
       </w:r>
       <w:r>
         <w:rPr>
@@ -1189,7 +656,7 @@
             <w:pPr>
               <w:spacing w:before="150" w:after="150"/>
               <w:rPr>
-                <w:rFonts w:ascii="メイリオ" w:eastAsia="メイリオ" w:hAnsi="メイリオ" w:hint="eastAsia"/>
+                <w:rFonts w:ascii="メイリオ" w:eastAsia="メイリオ" w:hAnsi="メイリオ"/>
                 <w:b/>
                 <w:bCs/>
                 <w:color w:val="FFFFFF"/>
@@ -1233,7 +700,7 @@
             <w:pPr>
               <w:spacing w:before="150" w:after="150"/>
               <w:rPr>
-                <w:rFonts w:ascii="メイリオ" w:eastAsia="メイリオ" w:hAnsi="メイリオ" w:hint="eastAsia"/>
+                <w:rFonts w:ascii="メイリオ" w:eastAsia="メイリオ" w:hAnsi="メイリオ"/>
                 <w:b/>
                 <w:bCs/>
                 <w:color w:val="FFFFFF"/>
@@ -1277,7 +744,7 @@
             <w:pPr>
               <w:spacing w:before="150" w:after="150"/>
               <w:rPr>
-                <w:rFonts w:ascii="メイリオ" w:eastAsia="メイリオ" w:hAnsi="メイリオ" w:hint="eastAsia"/>
+                <w:rFonts w:ascii="メイリオ" w:eastAsia="メイリオ" w:hAnsi="メイリオ"/>
                 <w:color w:val="222222"/>
                 <w:sz w:val="21"/>
                 <w:szCs w:val="21"/>
@@ -1315,7 +782,7 @@
             <w:pPr>
               <w:spacing w:before="150" w:after="150"/>
               <w:rPr>
-                <w:rFonts w:ascii="メイリオ" w:eastAsia="メイリオ" w:hAnsi="メイリオ" w:hint="eastAsia"/>
+                <w:rFonts w:ascii="メイリオ" w:eastAsia="メイリオ" w:hAnsi="メイリオ"/>
                 <w:color w:val="222222"/>
                 <w:sz w:val="21"/>
                 <w:szCs w:val="21"/>
@@ -1328,43 +795,7 @@
                 <w:sz w:val="21"/>
                 <w:szCs w:val="21"/>
               </w:rPr>
-              <w:t>落合</w:t>
-            </w:r>
-            <w:r>
-              <w:rPr>
-                <w:rFonts w:ascii="メイリオ" w:eastAsia="メイリオ" w:hAnsi="メイリオ" w:hint="eastAsia"/>
-                <w:color w:val="222222"/>
-                <w:sz w:val="21"/>
-                <w:szCs w:val="21"/>
-              </w:rPr>
-              <w:t xml:space="preserve"> </w:t>
-            </w:r>
-            <w:r>
-              <w:rPr>
-                <w:rFonts w:ascii="メイリオ" w:eastAsia="メイリオ" w:hAnsi="メイリオ" w:hint="eastAsia"/>
-                <w:color w:val="222222"/>
-                <w:sz w:val="21"/>
-                <w:szCs w:val="21"/>
-              </w:rPr>
-              <w:t>裕子</w:t>
-            </w:r>
-            <w:r>
-              <w:rPr>
-                <w:rFonts w:ascii="メイリオ" w:eastAsia="メイリオ" w:hAnsi="メイリオ" w:hint="eastAsia"/>
-                <w:color w:val="222222"/>
-                <w:sz w:val="21"/>
-                <w:szCs w:val="21"/>
-              </w:rPr>
-              <w:t xml:space="preserve"> </w:t>
-            </w:r>
-            <w:r>
-              <w:rPr>
-                <w:rFonts w:ascii="メイリオ" w:eastAsia="メイリオ" w:hAnsi="メイリオ" w:hint="eastAsia"/>
-                <w:color w:val="222222"/>
-                <w:sz w:val="21"/>
-                <w:szCs w:val="21"/>
-              </w:rPr>
-              <w:t>さん（統括責任者）</w:t>
+              <w:t>落合 裕子 さん（統括責任者）</w:t>
             </w:r>
           </w:p>
         </w:tc>
@@ -1391,7 +822,7 @@
             <w:pPr>
               <w:spacing w:before="150" w:after="150"/>
               <w:rPr>
-                <w:rFonts w:ascii="メイリオ" w:eastAsia="メイリオ" w:hAnsi="メイリオ" w:hint="eastAsia"/>
+                <w:rFonts w:ascii="メイリオ" w:eastAsia="メイリオ" w:hAnsi="メイリオ"/>
                 <w:color w:val="222222"/>
                 <w:sz w:val="21"/>
                 <w:szCs w:val="21"/>
@@ -1429,7 +860,7 @@
             <w:pPr>
               <w:spacing w:before="150" w:after="150"/>
               <w:rPr>
-                <w:rFonts w:ascii="メイリオ" w:eastAsia="メイリオ" w:hAnsi="メイリオ" w:hint="eastAsia"/>
+                <w:rFonts w:ascii="メイリオ" w:eastAsia="メイリオ" w:hAnsi="メイリオ"/>
                 <w:color w:val="222222"/>
                 <w:sz w:val="21"/>
                 <w:szCs w:val="21"/>
@@ -1469,7 +900,7 @@
             <w:pPr>
               <w:spacing w:before="150" w:after="150"/>
               <w:rPr>
-                <w:rFonts w:ascii="メイリオ" w:eastAsia="メイリオ" w:hAnsi="メイリオ" w:hint="eastAsia"/>
+                <w:rFonts w:ascii="メイリオ" w:eastAsia="メイリオ" w:hAnsi="メイリオ"/>
                 <w:color w:val="222222"/>
                 <w:sz w:val="21"/>
                 <w:szCs w:val="21"/>
@@ -1507,7 +938,7 @@
             <w:pPr>
               <w:spacing w:before="150" w:after="150"/>
               <w:rPr>
-                <w:rFonts w:ascii="メイリオ" w:eastAsia="メイリオ" w:hAnsi="メイリオ" w:hint="eastAsia"/>
+                <w:rFonts w:ascii="メイリオ" w:eastAsia="メイリオ" w:hAnsi="メイリオ"/>
                 <w:color w:val="222222"/>
                 <w:sz w:val="21"/>
                 <w:szCs w:val="21"/>
@@ -1547,7 +978,7 @@
             <w:pPr>
               <w:spacing w:before="150" w:after="150"/>
               <w:rPr>
-                <w:rFonts w:ascii="メイリオ" w:eastAsia="メイリオ" w:hAnsi="メイリオ" w:hint="eastAsia"/>
+                <w:rFonts w:ascii="メイリオ" w:eastAsia="メイリオ" w:hAnsi="メイリオ"/>
                 <w:color w:val="222222"/>
                 <w:sz w:val="21"/>
                 <w:szCs w:val="21"/>
@@ -1585,7 +1016,7 @@
             <w:pPr>
               <w:spacing w:before="150" w:after="150"/>
               <w:rPr>
-                <w:rFonts w:ascii="メイリオ" w:eastAsia="メイリオ" w:hAnsi="メイリオ" w:hint="eastAsia"/>
+                <w:rFonts w:ascii="メイリオ" w:eastAsia="メイリオ" w:hAnsi="メイリオ"/>
                 <w:color w:val="222222"/>
                 <w:sz w:val="21"/>
                 <w:szCs w:val="21"/>
@@ -1636,7 +1067,7 @@
             <w:pPr>
               <w:spacing w:before="150" w:after="150"/>
               <w:rPr>
-                <w:rFonts w:ascii="メイリオ" w:eastAsia="メイリオ" w:hAnsi="メイリオ" w:hint="eastAsia"/>
+                <w:rFonts w:ascii="メイリオ" w:eastAsia="メイリオ" w:hAnsi="メイリオ"/>
                 <w:color w:val="222222"/>
                 <w:sz w:val="21"/>
                 <w:szCs w:val="21"/>
@@ -1675,7 +1106,7 @@
             <w:pPr>
               <w:spacing w:before="150" w:after="150"/>
               <w:rPr>
-                <w:rFonts w:ascii="メイリオ" w:eastAsia="メイリオ" w:hAnsi="メイリオ" w:hint="eastAsia"/>
+                <w:rFonts w:ascii="メイリオ" w:eastAsia="メイリオ" w:hAnsi="メイリオ"/>
                 <w:color w:val="222222"/>
                 <w:sz w:val="21"/>
                 <w:szCs w:val="21"/>
@@ -1698,20 +1129,14 @@
       <w:pPr>
         <w:pStyle w:val="2"/>
         <w:rPr>
-          <w:rFonts w:ascii="メイリオ" w:eastAsia="メイリオ" w:hAnsi="メイリオ" w:hint="eastAsia"/>
-        </w:rPr>
-      </w:pPr>
-      <w:r>
-        <w:rPr>
-          <w:rFonts w:ascii="メイリオ" w:eastAsia="メイリオ" w:hAnsi="メイリオ" w:hint="eastAsia"/>
-        </w:rPr>
-        <w:t xml:space="preserve">2. </w:t>
-      </w:r>
-      <w:r>
-        <w:rPr>
-          <w:rFonts w:ascii="メイリオ" w:eastAsia="メイリオ" w:hAnsi="メイリオ" w:hint="eastAsia"/>
-        </w:rPr>
-        <w:t>性格・人柄</w:t>
+          <w:rFonts w:ascii="メイリオ" w:eastAsia="メイリオ" w:hAnsi="メイリオ"/>
+        </w:rPr>
+      </w:pPr>
+      <w:r>
+        <w:rPr>
+          <w:rFonts w:ascii="メイリオ" w:eastAsia="メイリオ" w:hAnsi="メイリオ" w:hint="eastAsia"/>
+        </w:rPr>
+        <w:t>2. 性格・人柄</w:t>
       </w:r>
     </w:p>
     <w:p>
@@ -1722,7 +1147,7 @@
         </w:numPr>
         <w:spacing w:before="75" w:after="75"/>
         <w:rPr>
-          <w:rFonts w:ascii="メイリオ" w:eastAsia="メイリオ" w:hAnsi="メイリオ" w:hint="eastAsia"/>
+          <w:rFonts w:ascii="メイリオ" w:eastAsia="メイリオ" w:hAnsi="メイリオ"/>
           <w:color w:val="222222"/>
           <w:sz w:val="22"/>
           <w:szCs w:val="22"/>
@@ -1766,7 +1191,7 @@
         </w:numPr>
         <w:spacing w:before="75" w:after="75"/>
         <w:rPr>
-          <w:rFonts w:ascii="メイリオ" w:eastAsia="メイリオ" w:hAnsi="メイリオ" w:hint="eastAsia"/>
+          <w:rFonts w:ascii="メイリオ" w:eastAsia="メイリオ" w:hAnsi="メイリオ"/>
           <w:color w:val="222222"/>
           <w:sz w:val="22"/>
           <w:szCs w:val="22"/>
@@ -1790,38 +1215,20 @@
         </w:numPr>
         <w:spacing w:before="75" w:after="75"/>
         <w:rPr>
-          <w:rFonts w:ascii="メイリオ" w:eastAsia="メイリオ" w:hAnsi="メイリオ" w:hint="eastAsia"/>
-          <w:color w:val="222222"/>
-          <w:sz w:val="22"/>
-          <w:szCs w:val="22"/>
-        </w:rPr>
-      </w:pPr>
-      <w:r>
-        <w:rPr>
-          <w:rFonts w:ascii="メイリオ" w:eastAsia="メイリオ" w:hAnsi="メイリオ" w:hint="eastAsia"/>
-          <w:color w:val="222222"/>
-          <w:sz w:val="22"/>
-          <w:szCs w:val="22"/>
-        </w:rPr>
-        <w:t>落合さんのペースに合わせ、</w:t>
-      </w:r>
-      <w:r>
-        <w:rPr>
-          <w:rFonts w:ascii="メイリオ" w:eastAsia="メイリオ" w:hAnsi="メイリオ" w:hint="eastAsia"/>
-          <w:color w:val="222222"/>
-          <w:sz w:val="22"/>
-          <w:szCs w:val="22"/>
-        </w:rPr>
-        <w:t>PC</w:t>
-      </w:r>
-      <w:r>
-        <w:rPr>
-          <w:rFonts w:ascii="メイリオ" w:eastAsia="メイリオ" w:hAnsi="メイリオ" w:hint="eastAsia"/>
-          <w:color w:val="222222"/>
-          <w:sz w:val="22"/>
-          <w:szCs w:val="22"/>
-        </w:rPr>
-        <w:t>の細かい設定でつまずいても、わかりやすく噛み砕いて説明する</w:t>
+          <w:rFonts w:ascii="メイリオ" w:eastAsia="メイリオ" w:hAnsi="メイリオ"/>
+          <w:color w:val="222222"/>
+          <w:sz w:val="22"/>
+          <w:szCs w:val="22"/>
+        </w:rPr>
+      </w:pPr>
+      <w:r>
+        <w:rPr>
+          <w:rFonts w:ascii="メイリオ" w:eastAsia="メイリオ" w:hAnsi="メイリオ" w:hint="eastAsia"/>
+          <w:color w:val="222222"/>
+          <w:sz w:val="22"/>
+          <w:szCs w:val="22"/>
+        </w:rPr>
+        <w:t>落合さんのペースに合わせ、PCの細かい設定でつまずいても、わかりやすく噛み砕いて説明する</w:t>
       </w:r>
     </w:p>
     <w:p>
@@ -1832,7 +1239,7 @@
         </w:numPr>
         <w:spacing w:before="75" w:after="75"/>
         <w:rPr>
-          <w:rFonts w:ascii="メイリオ" w:eastAsia="メイリオ" w:hAnsi="メイリオ" w:hint="eastAsia"/>
+          <w:rFonts w:ascii="メイリオ" w:eastAsia="メイリオ" w:hAnsi="メイリオ"/>
           <w:color w:val="222222"/>
           <w:sz w:val="22"/>
           <w:szCs w:val="22"/>
@@ -1852,44 +1259,14 @@
       <w:pPr>
         <w:pStyle w:val="2"/>
         <w:rPr>
-          <w:rFonts w:ascii="メイリオ" w:eastAsia="メイリオ" w:hAnsi="メイリオ" w:hint="eastAsia"/>
-        </w:rPr>
-      </w:pPr>
-      <w:r>
-        <w:rPr>
-          <w:rFonts w:ascii="メイリオ" w:eastAsia="メイリオ" w:hAnsi="メイリオ" w:hint="eastAsia"/>
-        </w:rPr>
-        <w:t xml:space="preserve">3. </w:t>
-      </w:r>
-      <w:r>
-        <w:rPr>
-          <w:rFonts w:ascii="メイリオ" w:eastAsia="メイリオ" w:hAnsi="メイリオ" w:hint="eastAsia"/>
-        </w:rPr>
-        <w:t>得意分野</w:t>
-      </w:r>
-      <w:r>
-        <w:rPr>
-          <w:rFonts w:ascii="メイリオ" w:eastAsia="メイリオ" w:hAnsi="メイリオ" w:hint="eastAsia"/>
-        </w:rPr>
-        <w:t xml:space="preserve"> </w:t>
-      </w:r>
-      <w:r>
-        <w:rPr>
-          <w:rFonts w:ascii="メイリオ" w:eastAsia="メイリオ" w:hAnsi="メイリオ" w:hint="eastAsia"/>
-        </w:rPr>
-        <w:t>―</w:t>
-      </w:r>
-      <w:r>
-        <w:rPr>
-          <w:rFonts w:ascii="メイリオ" w:eastAsia="メイリオ" w:hAnsi="メイリオ" w:hint="eastAsia"/>
-        </w:rPr>
-        <w:t xml:space="preserve"> </w:t>
-      </w:r>
-      <w:r>
-        <w:rPr>
-          <w:rFonts w:ascii="メイリオ" w:eastAsia="メイリオ" w:hAnsi="メイリオ" w:hint="eastAsia"/>
-        </w:rPr>
-        <w:t>万能型オールラウンダー</w:t>
+          <w:rFonts w:ascii="メイリオ" w:eastAsia="メイリオ" w:hAnsi="メイリオ"/>
+        </w:rPr>
+      </w:pPr>
+      <w:r>
+        <w:rPr>
+          <w:rFonts w:ascii="メイリオ" w:eastAsia="メイリオ" w:hAnsi="メイリオ" w:hint="eastAsia"/>
+        </w:rPr>
+        <w:t>3. 得意分野 ― 万能型オールラウンダー</w:t>
       </w:r>
     </w:p>
     <w:p>
@@ -1897,7 +1274,7 @@
         <w:shd w:val="clear" w:color="auto" w:fill="F2F7FC"/>
         <w:divId w:val="290866179"/>
         <w:rPr>
-          <w:rFonts w:ascii="メイリオ" w:eastAsia="メイリオ" w:hAnsi="メイリオ" w:hint="eastAsia"/>
+          <w:rFonts w:ascii="メイリオ" w:eastAsia="メイリオ" w:hAnsi="メイリオ"/>
           <w:color w:val="222222"/>
           <w:sz w:val="23"/>
           <w:szCs w:val="23"/>
@@ -1930,16 +1307,7 @@
           <w:sz w:val="23"/>
           <w:szCs w:val="23"/>
         </w:rPr>
-        <w:t>です。中でも、落合さんの負担が大きい次の領域を、しっかり支えます。</w:t>
-      </w:r>
-      <w:r>
-        <w:rPr>
-          <w:rFonts w:ascii="メイリオ" w:eastAsia="メイリオ" w:hAnsi="メイリオ" w:hint="eastAsia"/>
-          <w:color w:val="222222"/>
-          <w:sz w:val="23"/>
-          <w:szCs w:val="23"/>
-        </w:rPr>
-        <w:t xml:space="preserve"> </w:t>
+        <w:t xml:space="preserve">です。中でも、落合さんの負担が大きい次の領域を、しっかり支えます。 </w:t>
       </w:r>
     </w:p>
     <w:tbl>
@@ -1981,7 +1349,7 @@
             <w:pPr>
               <w:spacing w:before="150" w:after="150"/>
               <w:rPr>
-                <w:rFonts w:ascii="メイリオ" w:eastAsia="メイリオ" w:hAnsi="メイリオ" w:hint="eastAsia"/>
+                <w:rFonts w:ascii="メイリオ" w:eastAsia="メイリオ" w:hAnsi="メイリオ"/>
                 <w:b/>
                 <w:bCs/>
                 <w:color w:val="FFFFFF"/>
@@ -2025,7 +1393,7 @@
             <w:pPr>
               <w:spacing w:before="150" w:after="150"/>
               <w:rPr>
-                <w:rFonts w:ascii="メイリオ" w:eastAsia="メイリオ" w:hAnsi="メイリオ" w:hint="eastAsia"/>
+                <w:rFonts w:ascii="メイリオ" w:eastAsia="メイリオ" w:hAnsi="メイリオ"/>
                 <w:b/>
                 <w:bCs/>
                 <w:color w:val="FFFFFF"/>
@@ -2069,7 +1437,7 @@
             <w:pPr>
               <w:spacing w:before="150" w:after="150"/>
               <w:rPr>
-                <w:rFonts w:ascii="メイリオ" w:eastAsia="メイリオ" w:hAnsi="メイリオ" w:hint="eastAsia"/>
+                <w:rFonts w:ascii="メイリオ" w:eastAsia="メイリオ" w:hAnsi="メイリオ"/>
                 <w:color w:val="222222"/>
                 <w:sz w:val="21"/>
                 <w:szCs w:val="21"/>
@@ -2109,7 +1477,7 @@
             <w:pPr>
               <w:spacing w:before="150" w:after="150"/>
               <w:rPr>
-                <w:rFonts w:ascii="メイリオ" w:eastAsia="メイリオ" w:hAnsi="メイリオ" w:hint="eastAsia"/>
+                <w:rFonts w:ascii="メイリオ" w:eastAsia="メイリオ" w:hAnsi="メイリオ"/>
                 <w:color w:val="222222"/>
                 <w:sz w:val="21"/>
                 <w:szCs w:val="21"/>
@@ -2149,7 +1517,7 @@
             <w:pPr>
               <w:spacing w:before="150" w:after="150"/>
               <w:rPr>
-                <w:rFonts w:ascii="メイリオ" w:eastAsia="メイリオ" w:hAnsi="メイリオ" w:hint="eastAsia"/>
+                <w:rFonts w:ascii="メイリオ" w:eastAsia="メイリオ" w:hAnsi="メイリオ"/>
                 <w:color w:val="222222"/>
                 <w:sz w:val="21"/>
                 <w:szCs w:val="21"/>
@@ -2176,16 +1544,6 @@
                 <w:szCs w:val="21"/>
               </w:rPr>
               <w:br/>
-            </w:r>
-            <w:r>
-              <w:rPr>
-                <w:rFonts w:ascii="メイリオ" w:eastAsia="メイリオ" w:hAnsi="メイリオ" w:hint="eastAsia"/>
-                <w:b/>
-                <w:bCs/>
-                <w:color w:val="222222"/>
-                <w:sz w:val="21"/>
-                <w:szCs w:val="21"/>
-              </w:rPr>
               <w:t>（最重要）</w:t>
             </w:r>
           </w:p>
@@ -2211,7 +1569,7 @@
             <w:pPr>
               <w:spacing w:before="150" w:after="150"/>
               <w:rPr>
-                <w:rFonts w:ascii="メイリオ" w:eastAsia="メイリオ" w:hAnsi="メイリオ" w:hint="eastAsia"/>
+                <w:rFonts w:ascii="メイリオ" w:eastAsia="メイリオ" w:hAnsi="メイリオ"/>
                 <w:color w:val="222222"/>
                 <w:sz w:val="21"/>
                 <w:szCs w:val="21"/>
@@ -2262,7 +1620,7 @@
             <w:pPr>
               <w:spacing w:before="150" w:after="150"/>
               <w:rPr>
-                <w:rFonts w:ascii="メイリオ" w:eastAsia="メイリオ" w:hAnsi="メイリオ" w:hint="eastAsia"/>
+                <w:rFonts w:ascii="メイリオ" w:eastAsia="メイリオ" w:hAnsi="メイリオ"/>
                 <w:color w:val="222222"/>
                 <w:sz w:val="21"/>
                 <w:szCs w:val="21"/>
@@ -2302,7 +1660,7 @@
             <w:pPr>
               <w:spacing w:before="150" w:after="150"/>
               <w:rPr>
-                <w:rFonts w:ascii="メイリオ" w:eastAsia="メイリオ" w:hAnsi="メイリオ" w:hint="eastAsia"/>
+                <w:rFonts w:ascii="メイリオ" w:eastAsia="メイリオ" w:hAnsi="メイリオ"/>
                 <w:color w:val="222222"/>
                 <w:sz w:val="21"/>
                 <w:szCs w:val="21"/>
@@ -2362,7 +1720,7 @@
             <w:pPr>
               <w:spacing w:before="150" w:after="150"/>
               <w:rPr>
-                <w:rFonts w:ascii="メイリオ" w:eastAsia="メイリオ" w:hAnsi="メイリオ" w:hint="eastAsia"/>
+                <w:rFonts w:ascii="メイリオ" w:eastAsia="メイリオ" w:hAnsi="メイリオ"/>
                 <w:color w:val="222222"/>
                 <w:sz w:val="21"/>
                 <w:szCs w:val="21"/>
@@ -2403,7 +1761,7 @@
             <w:pPr>
               <w:spacing w:before="150" w:after="150"/>
               <w:rPr>
-                <w:rFonts w:ascii="メイリオ" w:eastAsia="メイリオ" w:hAnsi="メイリオ" w:hint="eastAsia"/>
+                <w:rFonts w:ascii="メイリオ" w:eastAsia="メイリオ" w:hAnsi="メイリオ"/>
                 <w:color w:val="222222"/>
                 <w:sz w:val="21"/>
                 <w:szCs w:val="21"/>
@@ -2443,7 +1801,7 @@
             <w:pPr>
               <w:spacing w:before="150" w:after="150"/>
               <w:rPr>
-                <w:rFonts w:ascii="メイリオ" w:eastAsia="メイリオ" w:hAnsi="メイリオ" w:hint="eastAsia"/>
+                <w:rFonts w:ascii="メイリオ" w:eastAsia="メイリオ" w:hAnsi="メイリオ"/>
                 <w:color w:val="222222"/>
                 <w:sz w:val="21"/>
                 <w:szCs w:val="21"/>
@@ -2483,7 +1841,7 @@
             <w:pPr>
               <w:spacing w:before="150" w:after="150"/>
               <w:rPr>
-                <w:rFonts w:ascii="メイリオ" w:eastAsia="メイリオ" w:hAnsi="メイリオ" w:hint="eastAsia"/>
+                <w:rFonts w:ascii="メイリオ" w:eastAsia="メイリオ" w:hAnsi="メイリオ"/>
                 <w:color w:val="222222"/>
                 <w:sz w:val="21"/>
                 <w:szCs w:val="21"/>
@@ -2496,61 +1854,7 @@
                 <w:sz w:val="21"/>
                 <w:szCs w:val="21"/>
               </w:rPr>
-              <w:t>メール返信、会議資料、</w:t>
-            </w:r>
-            <w:r>
-              <w:rPr>
-                <w:rFonts w:ascii="メイリオ" w:eastAsia="メイリオ" w:hAnsi="メイリオ" w:hint="eastAsia"/>
-                <w:color w:val="222222"/>
-                <w:sz w:val="21"/>
-                <w:szCs w:val="21"/>
-              </w:rPr>
-              <w:t>Word</w:t>
-            </w:r>
-            <w:r>
-              <w:rPr>
-                <w:rFonts w:ascii="メイリオ" w:eastAsia="メイリオ" w:hAnsi="メイリオ" w:hint="eastAsia"/>
-                <w:color w:val="222222"/>
-                <w:sz w:val="21"/>
-                <w:szCs w:val="21"/>
-              </w:rPr>
-              <w:t>・</w:t>
-            </w:r>
-            <w:r>
-              <w:rPr>
-                <w:rFonts w:ascii="メイリオ" w:eastAsia="メイリオ" w:hAnsi="メイリオ" w:hint="eastAsia"/>
-                <w:color w:val="222222"/>
-                <w:sz w:val="21"/>
-                <w:szCs w:val="21"/>
-              </w:rPr>
-              <w:t>Excel</w:t>
-            </w:r>
-            <w:r>
-              <w:rPr>
-                <w:rFonts w:ascii="メイリオ" w:eastAsia="メイリオ" w:hAnsi="メイリオ" w:hint="eastAsia"/>
-                <w:color w:val="222222"/>
-                <w:sz w:val="21"/>
-                <w:szCs w:val="21"/>
-              </w:rPr>
-              <w:t>・</w:t>
-            </w:r>
-            <w:r>
-              <w:rPr>
-                <w:rFonts w:ascii="メイリオ" w:eastAsia="メイリオ" w:hAnsi="メイリオ" w:hint="eastAsia"/>
-                <w:color w:val="222222"/>
-                <w:sz w:val="21"/>
-                <w:szCs w:val="21"/>
-              </w:rPr>
-              <w:t>PowerPoint</w:t>
-            </w:r>
-            <w:r>
-              <w:rPr>
-                <w:rFonts w:ascii="メイリオ" w:eastAsia="メイリオ" w:hAnsi="メイリオ" w:hint="eastAsia"/>
-                <w:color w:val="222222"/>
-                <w:sz w:val="21"/>
-                <w:szCs w:val="21"/>
-              </w:rPr>
-              <w:t>の作成</w:t>
+              <w:t>メール返信、会議資料、Word・Excel・PowerPointの作成</w:t>
             </w:r>
           </w:p>
         </w:tc>
@@ -2561,7 +1865,7 @@
         <w:shd w:val="clear" w:color="auto" w:fill="FBEAF0"/>
         <w:divId w:val="901021638"/>
         <w:rPr>
-          <w:rFonts w:ascii="メイリオ" w:eastAsia="メイリオ" w:hAnsi="メイリオ" w:hint="eastAsia"/>
+          <w:rFonts w:ascii="メイリオ" w:eastAsia="メイリオ" w:hAnsi="メイリオ"/>
           <w:color w:val="222222"/>
           <w:sz w:val="22"/>
           <w:szCs w:val="22"/>
@@ -2576,7 +1880,17 @@
           <w:sz w:val="22"/>
           <w:szCs w:val="22"/>
         </w:rPr>
-        <w:t>★</w:t>
+        <w:t>★ 早めに取り組みたいこと（社長のご希望）</w:t>
+      </w:r>
+      <w:r>
+        <w:rPr>
+          <w:rFonts w:ascii="メイリオ" w:eastAsia="メイリオ" w:hAnsi="メイリオ" w:hint="eastAsia"/>
+          <w:color w:val="222222"/>
+          <w:sz w:val="22"/>
+          <w:szCs w:val="22"/>
+        </w:rPr>
+        <w:br/>
+        <w:t>落合さんが</w:t>
       </w:r>
       <w:r>
         <w:rPr>
@@ -2587,7 +1901,16 @@
           <w:sz w:val="22"/>
           <w:szCs w:val="22"/>
         </w:rPr>
-        <w:t xml:space="preserve"> </w:t>
+        <w:t>アナログでやっている給料計算</w:t>
+      </w:r>
+      <w:r>
+        <w:rPr>
+          <w:rFonts w:ascii="メイリオ" w:eastAsia="メイリオ" w:hAnsi="メイリオ" w:hint="eastAsia"/>
+          <w:color w:val="222222"/>
+          <w:sz w:val="22"/>
+          <w:szCs w:val="22"/>
+        </w:rPr>
+        <w:t>、そして</w:t>
       </w:r>
       <w:r>
         <w:rPr>
@@ -2598,25 +1921,16 @@
           <w:sz w:val="22"/>
           <w:szCs w:val="22"/>
         </w:rPr>
-        <w:t>早めに取り組みたいこと（社長のご希望）</w:t>
-      </w:r>
-      <w:r>
-        <w:rPr>
-          <w:rFonts w:ascii="メイリオ" w:eastAsia="メイリオ" w:hAnsi="メイリオ" w:hint="eastAsia"/>
-          <w:color w:val="222222"/>
-          <w:sz w:val="22"/>
-          <w:szCs w:val="22"/>
-        </w:rPr>
-        <w:br/>
-      </w:r>
-      <w:r>
-        <w:rPr>
-          <w:rFonts w:ascii="メイリオ" w:eastAsia="メイリオ" w:hAnsi="メイリオ" w:hint="eastAsia"/>
-          <w:color w:val="222222"/>
-          <w:sz w:val="22"/>
-          <w:szCs w:val="22"/>
-        </w:rPr>
-        <w:t>落合さんが</w:t>
+        <w:t>施設書類の大量作成</w:t>
+      </w:r>
+      <w:r>
+        <w:rPr>
+          <w:rFonts w:ascii="メイリオ" w:eastAsia="メイリオ" w:hAnsi="メイリオ" w:hint="eastAsia"/>
+          <w:color w:val="222222"/>
+          <w:sz w:val="22"/>
+          <w:szCs w:val="22"/>
+        </w:rPr>
+        <w:t>。この2つを、秘書と一緒に</w:t>
       </w:r>
       <w:r>
         <w:rPr>
@@ -2627,64 +1941,6 @@
           <w:sz w:val="22"/>
           <w:szCs w:val="22"/>
         </w:rPr>
-        <w:t>アナログでやっている給料計算</w:t>
-      </w:r>
-      <w:r>
-        <w:rPr>
-          <w:rFonts w:ascii="メイリオ" w:eastAsia="メイリオ" w:hAnsi="メイリオ" w:hint="eastAsia"/>
-          <w:color w:val="222222"/>
-          <w:sz w:val="22"/>
-          <w:szCs w:val="22"/>
-        </w:rPr>
-        <w:t>、そして</w:t>
-      </w:r>
-      <w:r>
-        <w:rPr>
-          <w:rFonts w:ascii="メイリオ" w:eastAsia="メイリオ" w:hAnsi="メイリオ" w:hint="eastAsia"/>
-          <w:b/>
-          <w:bCs/>
-          <w:color w:val="222222"/>
-          <w:sz w:val="22"/>
-          <w:szCs w:val="22"/>
-        </w:rPr>
-        <w:t>施設書類の大量作成</w:t>
-      </w:r>
-      <w:r>
-        <w:rPr>
-          <w:rFonts w:ascii="メイリオ" w:eastAsia="メイリオ" w:hAnsi="メイリオ" w:hint="eastAsia"/>
-          <w:color w:val="222222"/>
-          <w:sz w:val="22"/>
-          <w:szCs w:val="22"/>
-        </w:rPr>
-        <w:t>。この</w:t>
-      </w:r>
-      <w:r>
-        <w:rPr>
-          <w:rFonts w:ascii="メイリオ" w:eastAsia="メイリオ" w:hAnsi="メイリオ" w:hint="eastAsia"/>
-          <w:color w:val="222222"/>
-          <w:sz w:val="22"/>
-          <w:szCs w:val="22"/>
-        </w:rPr>
-        <w:t>2</w:t>
-      </w:r>
-      <w:r>
-        <w:rPr>
-          <w:rFonts w:ascii="メイリオ" w:eastAsia="メイリオ" w:hAnsi="メイリオ" w:hint="eastAsia"/>
-          <w:color w:val="222222"/>
-          <w:sz w:val="22"/>
-          <w:szCs w:val="22"/>
-        </w:rPr>
-        <w:t>つを、秘書と一緒に</w:t>
-      </w:r>
-      <w:r>
-        <w:rPr>
-          <w:rFonts w:ascii="メイリオ" w:eastAsia="メイリオ" w:hAnsi="メイリオ" w:hint="eastAsia"/>
-          <w:b/>
-          <w:bCs/>
-          <w:color w:val="222222"/>
-          <w:sz w:val="22"/>
-          <w:szCs w:val="22"/>
-        </w:rPr>
         <w:t>デジタル化・効率化</w:t>
       </w:r>
       <w:r>
@@ -2694,45 +1950,21 @@
           <w:sz w:val="22"/>
           <w:szCs w:val="22"/>
         </w:rPr>
-        <w:t>していくのを早い段階の目標にします。社長の出荷自動化（</w:t>
-      </w:r>
-      <w:r>
-        <w:rPr>
-          <w:rFonts w:ascii="メイリオ" w:eastAsia="メイリオ" w:hAnsi="メイリオ" w:hint="eastAsia"/>
-          <w:color w:val="222222"/>
-          <w:sz w:val="22"/>
-          <w:szCs w:val="22"/>
-        </w:rPr>
-        <w:t>VBA</w:t>
-      </w:r>
-      <w:r>
-        <w:rPr>
-          <w:rFonts w:ascii="メイリオ" w:eastAsia="メイリオ" w:hAnsi="メイリオ" w:hint="eastAsia"/>
-          <w:color w:val="222222"/>
-          <w:sz w:val="22"/>
-          <w:szCs w:val="22"/>
-        </w:rPr>
-        <w:t>）と同じ発想で、落合さんの一番大変な作業から軽くしていきます。</w:t>
+        <w:t>していくのを早い段階の目標にします。社長の出荷自動化（VBA）と同じ発想で、落合さんの一番大変な作業から軽くしていきます。</w:t>
       </w:r>
     </w:p>
     <w:p>
       <w:pPr>
         <w:pStyle w:val="2"/>
         <w:rPr>
-          <w:rFonts w:ascii="メイリオ" w:eastAsia="メイリオ" w:hAnsi="メイリオ" w:hint="eastAsia"/>
-        </w:rPr>
-      </w:pPr>
-      <w:r>
-        <w:rPr>
-          <w:rFonts w:ascii="メイリオ" w:eastAsia="メイリオ" w:hAnsi="メイリオ" w:hint="eastAsia"/>
-        </w:rPr>
-        <w:t xml:space="preserve">4. </w:t>
-      </w:r>
-      <w:r>
-        <w:rPr>
-          <w:rFonts w:ascii="メイリオ" w:eastAsia="メイリオ" w:hAnsi="メイリオ" w:hint="eastAsia"/>
-        </w:rPr>
-        <w:t>具体的に「できること」</w:t>
+          <w:rFonts w:ascii="メイリオ" w:eastAsia="メイリオ" w:hAnsi="メイリオ"/>
+        </w:rPr>
+      </w:pPr>
+      <w:r>
+        <w:rPr>
+          <w:rFonts w:ascii="メイリオ" w:eastAsia="メイリオ" w:hAnsi="メイリオ" w:hint="eastAsia"/>
+        </w:rPr>
+        <w:t>4. 具体的に「できること」</w:t>
       </w:r>
     </w:p>
     <w:tbl>
@@ -2774,7 +2006,7 @@
             <w:pPr>
               <w:spacing w:before="150" w:after="150"/>
               <w:rPr>
-                <w:rFonts w:ascii="メイリオ" w:eastAsia="メイリオ" w:hAnsi="メイリオ" w:hint="eastAsia"/>
+                <w:rFonts w:ascii="メイリオ" w:eastAsia="メイリオ" w:hAnsi="メイリオ"/>
                 <w:b/>
                 <w:bCs/>
                 <w:color w:val="FFFFFF"/>
@@ -2818,7 +2050,7 @@
             <w:pPr>
               <w:spacing w:before="150" w:after="150"/>
               <w:rPr>
-                <w:rFonts w:ascii="メイリオ" w:eastAsia="メイリオ" w:hAnsi="メイリオ" w:hint="eastAsia"/>
+                <w:rFonts w:ascii="メイリオ" w:eastAsia="メイリオ" w:hAnsi="メイリオ"/>
                 <w:b/>
                 <w:bCs/>
                 <w:color w:val="FFFFFF"/>
@@ -2862,7 +2094,7 @@
             <w:pPr>
               <w:spacing w:before="150" w:after="150"/>
               <w:rPr>
-                <w:rFonts w:ascii="メイリオ" w:eastAsia="メイリオ" w:hAnsi="メイリオ" w:hint="eastAsia"/>
+                <w:rFonts w:ascii="メイリオ" w:eastAsia="メイリオ" w:hAnsi="メイリオ"/>
                 <w:color w:val="222222"/>
                 <w:sz w:val="21"/>
                 <w:szCs w:val="21"/>
@@ -2900,7 +2132,7 @@
             <w:pPr>
               <w:spacing w:before="150" w:after="150"/>
               <w:rPr>
-                <w:rFonts w:ascii="メイリオ" w:eastAsia="メイリオ" w:hAnsi="メイリオ" w:hint="eastAsia"/>
+                <w:rFonts w:ascii="メイリオ" w:eastAsia="メイリオ" w:hAnsi="メイリオ"/>
                 <w:color w:val="222222"/>
                 <w:sz w:val="21"/>
                 <w:szCs w:val="21"/>
@@ -2940,7 +2172,7 @@
             <w:pPr>
               <w:spacing w:before="150" w:after="150"/>
               <w:rPr>
-                <w:rFonts w:ascii="メイリオ" w:eastAsia="メイリオ" w:hAnsi="メイリオ" w:hint="eastAsia"/>
+                <w:rFonts w:ascii="メイリオ" w:eastAsia="メイリオ" w:hAnsi="メイリオ"/>
                 <w:color w:val="222222"/>
                 <w:sz w:val="21"/>
                 <w:szCs w:val="21"/>
@@ -2978,7 +2210,7 @@
             <w:pPr>
               <w:spacing w:before="150" w:after="150"/>
               <w:rPr>
-                <w:rFonts w:ascii="メイリオ" w:eastAsia="メイリオ" w:hAnsi="メイリオ" w:hint="eastAsia"/>
+                <w:rFonts w:ascii="メイリオ" w:eastAsia="メイリオ" w:hAnsi="メイリオ"/>
                 <w:color w:val="222222"/>
                 <w:sz w:val="21"/>
                 <w:szCs w:val="21"/>
@@ -3018,7 +2250,7 @@
             <w:pPr>
               <w:spacing w:before="150" w:after="150"/>
               <w:rPr>
-                <w:rFonts w:ascii="メイリオ" w:eastAsia="メイリオ" w:hAnsi="メイリオ" w:hint="eastAsia"/>
+                <w:rFonts w:ascii="メイリオ" w:eastAsia="メイリオ" w:hAnsi="メイリオ"/>
                 <w:color w:val="222222"/>
                 <w:sz w:val="21"/>
                 <w:szCs w:val="21"/>
@@ -3056,7 +2288,7 @@
             <w:pPr>
               <w:spacing w:before="150" w:after="150"/>
               <w:rPr>
-                <w:rFonts w:ascii="メイリオ" w:eastAsia="メイリオ" w:hAnsi="メイリオ" w:hint="eastAsia"/>
+                <w:rFonts w:ascii="メイリオ" w:eastAsia="メイリオ" w:hAnsi="メイリオ"/>
                 <w:color w:val="222222"/>
                 <w:sz w:val="21"/>
                 <w:szCs w:val="21"/>
@@ -3096,7 +2328,7 @@
             <w:pPr>
               <w:spacing w:before="150" w:after="150"/>
               <w:rPr>
-                <w:rFonts w:ascii="メイリオ" w:eastAsia="メイリオ" w:hAnsi="メイリオ" w:hint="eastAsia"/>
+                <w:rFonts w:ascii="メイリオ" w:eastAsia="メイリオ" w:hAnsi="メイリオ"/>
                 <w:color w:val="222222"/>
                 <w:sz w:val="21"/>
                 <w:szCs w:val="21"/>
@@ -3134,7 +2366,7 @@
             <w:pPr>
               <w:spacing w:before="150" w:after="150"/>
               <w:rPr>
-                <w:rFonts w:ascii="メイリオ" w:eastAsia="メイリオ" w:hAnsi="メイリオ" w:hint="eastAsia"/>
+                <w:rFonts w:ascii="メイリオ" w:eastAsia="メイリオ" w:hAnsi="メイリオ"/>
                 <w:color w:val="222222"/>
                 <w:sz w:val="21"/>
                 <w:szCs w:val="21"/>
@@ -3174,7 +2406,7 @@
             <w:pPr>
               <w:spacing w:before="150" w:after="150"/>
               <w:rPr>
-                <w:rFonts w:ascii="メイリオ" w:eastAsia="メイリオ" w:hAnsi="メイリオ" w:hint="eastAsia"/>
+                <w:rFonts w:ascii="メイリオ" w:eastAsia="メイリオ" w:hAnsi="メイリオ"/>
                 <w:color w:val="222222"/>
                 <w:sz w:val="21"/>
                 <w:szCs w:val="21"/>
@@ -3213,7 +2445,7 @@
             <w:pPr>
               <w:spacing w:before="150" w:after="150"/>
               <w:rPr>
-                <w:rFonts w:ascii="メイリオ" w:eastAsia="メイリオ" w:hAnsi="メイリオ" w:hint="eastAsia"/>
+                <w:rFonts w:ascii="メイリオ" w:eastAsia="メイリオ" w:hAnsi="メイリオ"/>
                 <w:color w:val="222222"/>
                 <w:sz w:val="21"/>
                 <w:szCs w:val="21"/>
@@ -3236,20 +2468,14 @@
       <w:pPr>
         <w:pStyle w:val="2"/>
         <w:rPr>
-          <w:rFonts w:ascii="メイリオ" w:eastAsia="メイリオ" w:hAnsi="メイリオ" w:hint="eastAsia"/>
-        </w:rPr>
-      </w:pPr>
-      <w:r>
-        <w:rPr>
-          <w:rFonts w:ascii="メイリオ" w:eastAsia="メイリオ" w:hAnsi="メイリオ" w:hint="eastAsia"/>
-        </w:rPr>
-        <w:t xml:space="preserve">5. </w:t>
-      </w:r>
-      <w:r>
-        <w:rPr>
-          <w:rFonts w:ascii="メイリオ" w:eastAsia="メイリオ" w:hAnsi="メイリオ" w:hint="eastAsia"/>
-        </w:rPr>
-        <w:t>名前について</w:t>
+          <w:rFonts w:ascii="メイリオ" w:eastAsia="メイリオ" w:hAnsi="メイリオ"/>
+        </w:rPr>
+      </w:pPr>
+      <w:r>
+        <w:rPr>
+          <w:rFonts w:ascii="メイリオ" w:eastAsia="メイリオ" w:hAnsi="メイリオ" w:hint="eastAsia"/>
+        </w:rPr>
+        <w:t>5. 名前について</w:t>
       </w:r>
     </w:p>
     <w:p>
@@ -3257,7 +2483,7 @@
         <w:shd w:val="clear" w:color="auto" w:fill="FAFCFF"/>
         <w:divId w:val="746414131"/>
         <w:rPr>
-          <w:rFonts w:ascii="メイリオ" w:eastAsia="メイリオ" w:hAnsi="メイリオ" w:hint="eastAsia"/>
+          <w:rFonts w:ascii="メイリオ" w:eastAsia="メイリオ" w:hAnsi="メイリオ"/>
           <w:color w:val="222222"/>
           <w:sz w:val="22"/>
           <w:szCs w:val="22"/>
@@ -3282,31 +2508,14 @@
           <w:szCs w:val="22"/>
         </w:rPr>
         <w:br/>
-      </w:r>
-      <w:r>
-        <w:rPr>
-          <w:rFonts w:ascii="メイリオ" w:eastAsia="メイリオ" w:hAnsi="メイリオ" w:hint="eastAsia"/>
-          <w:color w:val="222222"/>
-          <w:sz w:val="22"/>
-          <w:szCs w:val="22"/>
-        </w:rPr>
-        <w:t>社長の秘書が「五郎」であるように、落合さんの秘書にも、落合さんが愛着を持てる名前をつけてあげてください。それが、長く一緒に働く第一歩になります。</w:t>
-      </w:r>
-      <w:r>
-        <w:rPr>
-          <w:rFonts w:ascii="メイリオ" w:eastAsia="メイリオ" w:hAnsi="メイリオ" w:hint="eastAsia"/>
-          <w:color w:val="222222"/>
-          <w:sz w:val="22"/>
-          <w:szCs w:val="22"/>
-        </w:rPr>
-        <w:t xml:space="preserve"> </w:t>
+        <w:t xml:space="preserve">社長の秘書が「五郎」であるように、落合さんの秘書にも、落合さんが愛着を持てる名前をつけてあげてください。それが、長く一緒に働く第一歩になります。 </w:t>
       </w:r>
     </w:p>
     <w:p>
       <w:pPr>
         <w:pStyle w:val="Web"/>
         <w:rPr>
-          <w:rFonts w:ascii="メイリオ" w:eastAsia="メイリオ" w:hAnsi="メイリオ" w:hint="eastAsia"/>
+          <w:rFonts w:ascii="メイリオ" w:eastAsia="メイリオ" w:hAnsi="メイリオ"/>
           <w:color w:val="222222"/>
           <w:sz w:val="22"/>
           <w:szCs w:val="22"/>
@@ -3361,7 +2570,7 @@
             <w:pPr>
               <w:spacing w:before="150" w:after="150"/>
               <w:rPr>
-                <w:rFonts w:ascii="メイリオ" w:eastAsia="メイリオ" w:hAnsi="メイリオ" w:hint="eastAsia"/>
+                <w:rFonts w:ascii="メイリオ" w:eastAsia="メイリオ" w:hAnsi="メイリオ"/>
                 <w:b/>
                 <w:bCs/>
                 <w:color w:val="FFFFFF"/>
@@ -3405,7 +2614,7 @@
             <w:pPr>
               <w:spacing w:before="150" w:after="150"/>
               <w:rPr>
-                <w:rFonts w:ascii="メイリオ" w:eastAsia="メイリオ" w:hAnsi="メイリオ" w:hint="eastAsia"/>
+                <w:rFonts w:ascii="メイリオ" w:eastAsia="メイリオ" w:hAnsi="メイリオ"/>
                 <w:b/>
                 <w:bCs/>
                 <w:color w:val="FFFFFF"/>
@@ -3449,7 +2658,7 @@
             <w:pPr>
               <w:spacing w:before="150" w:after="150"/>
               <w:rPr>
-                <w:rFonts w:ascii="メイリオ" w:eastAsia="メイリオ" w:hAnsi="メイリオ" w:hint="eastAsia"/>
+                <w:rFonts w:ascii="メイリオ" w:eastAsia="メイリオ" w:hAnsi="メイリオ"/>
                 <w:color w:val="222222"/>
                 <w:sz w:val="21"/>
                 <w:szCs w:val="21"/>
@@ -3487,7 +2696,7 @@
             <w:pPr>
               <w:spacing w:before="150" w:after="150"/>
               <w:rPr>
-                <w:rFonts w:ascii="メイリオ" w:eastAsia="メイリオ" w:hAnsi="メイリオ" w:hint="eastAsia"/>
+                <w:rFonts w:ascii="メイリオ" w:eastAsia="メイリオ" w:hAnsi="メイリオ"/>
                 <w:color w:val="222222"/>
                 <w:sz w:val="21"/>
                 <w:szCs w:val="21"/>
@@ -3527,7 +2736,7 @@
             <w:pPr>
               <w:spacing w:before="150" w:after="150"/>
               <w:rPr>
-                <w:rFonts w:ascii="メイリオ" w:eastAsia="メイリオ" w:hAnsi="メイリオ" w:hint="eastAsia"/>
+                <w:rFonts w:ascii="メイリオ" w:eastAsia="メイリオ" w:hAnsi="メイリオ"/>
                 <w:color w:val="222222"/>
                 <w:sz w:val="21"/>
                 <w:szCs w:val="21"/>
@@ -3565,7 +2774,7 @@
             <w:pPr>
               <w:spacing w:before="150" w:after="150"/>
               <w:rPr>
-                <w:rFonts w:ascii="メイリオ" w:eastAsia="メイリオ" w:hAnsi="メイリオ" w:hint="eastAsia"/>
+                <w:rFonts w:ascii="メイリオ" w:eastAsia="メイリオ" w:hAnsi="メイリオ"/>
                 <w:color w:val="222222"/>
                 <w:sz w:val="21"/>
                 <w:szCs w:val="21"/>
@@ -3605,7 +2814,7 @@
             <w:pPr>
               <w:spacing w:before="150" w:after="150"/>
               <w:rPr>
-                <w:rFonts w:ascii="メイリオ" w:eastAsia="メイリオ" w:hAnsi="メイリオ" w:hint="eastAsia"/>
+                <w:rFonts w:ascii="メイリオ" w:eastAsia="メイリオ" w:hAnsi="メイリオ"/>
                 <w:color w:val="222222"/>
                 <w:sz w:val="21"/>
                 <w:szCs w:val="21"/>
@@ -3643,7 +2852,7 @@
             <w:pPr>
               <w:spacing w:before="150" w:after="150"/>
               <w:rPr>
-                <w:rFonts w:ascii="メイリオ" w:eastAsia="メイリオ" w:hAnsi="メイリオ" w:hint="eastAsia"/>
+                <w:rFonts w:ascii="メイリオ" w:eastAsia="メイリオ" w:hAnsi="メイリオ"/>
                 <w:color w:val="222222"/>
                 <w:sz w:val="21"/>
                 <w:szCs w:val="21"/>
@@ -3683,7 +2892,7 @@
             <w:pPr>
               <w:spacing w:before="150" w:after="150"/>
               <w:rPr>
-                <w:rFonts w:ascii="メイリオ" w:eastAsia="メイリオ" w:hAnsi="メイリオ" w:hint="eastAsia"/>
+                <w:rFonts w:ascii="メイリオ" w:eastAsia="メイリオ" w:hAnsi="メイリオ"/>
                 <w:color w:val="222222"/>
                 <w:sz w:val="21"/>
                 <w:szCs w:val="21"/>
@@ -3721,7 +2930,7 @@
             <w:pPr>
               <w:spacing w:before="150" w:after="150"/>
               <w:rPr>
-                <w:rFonts w:ascii="メイリオ" w:eastAsia="メイリオ" w:hAnsi="メイリオ" w:hint="eastAsia"/>
+                <w:rFonts w:ascii="メイリオ" w:eastAsia="メイリオ" w:hAnsi="メイリオ"/>
                 <w:color w:val="222222"/>
                 <w:sz w:val="21"/>
                 <w:szCs w:val="21"/>
@@ -3745,45 +2954,27 @@
         <w:shd w:val="clear" w:color="auto" w:fill="E8F5E9"/>
         <w:divId w:val="445658893"/>
         <w:rPr>
-          <w:rFonts w:ascii="メイリオ" w:eastAsia="メイリオ" w:hAnsi="メイリオ" w:hint="eastAsia"/>
-          <w:color w:val="222222"/>
-          <w:sz w:val="22"/>
-          <w:szCs w:val="22"/>
-        </w:rPr>
-      </w:pPr>
-      <w:r>
-        <w:rPr>
-          <w:rFonts w:ascii="メイリオ" w:eastAsia="メイリオ" w:hAnsi="メイリオ" w:hint="eastAsia"/>
-          <w:color w:val="222222"/>
-          <w:sz w:val="22"/>
-          <w:szCs w:val="22"/>
-        </w:rPr>
-        <w:t>名前が決まったら、第</w:t>
-      </w:r>
-      <w:r>
-        <w:rPr>
-          <w:rFonts w:ascii="メイリオ" w:eastAsia="メイリオ" w:hAnsi="メイリオ" w:hint="eastAsia"/>
-          <w:color w:val="222222"/>
-          <w:sz w:val="22"/>
-          <w:szCs w:val="22"/>
-        </w:rPr>
-        <w:t>2</w:t>
-      </w:r>
-      <w:r>
-        <w:rPr>
-          <w:rFonts w:ascii="メイリオ" w:eastAsia="メイリオ" w:hAnsi="メイリオ" w:hint="eastAsia"/>
-          <w:color w:val="222222"/>
-          <w:sz w:val="22"/>
-          <w:szCs w:val="22"/>
-        </w:rPr>
-        <w:t>部の最後（秘書の設定文）の名前欄に書き込めば、その名前で呼びかけ合えるようになります。</w:t>
+          <w:rFonts w:ascii="メイリオ" w:eastAsia="メイリオ" w:hAnsi="メイリオ"/>
+          <w:color w:val="222222"/>
+          <w:sz w:val="22"/>
+          <w:szCs w:val="22"/>
+        </w:rPr>
+      </w:pPr>
+      <w:r>
+        <w:rPr>
+          <w:rFonts w:ascii="メイリオ" w:eastAsia="メイリオ" w:hAnsi="メイリオ" w:hint="eastAsia"/>
+          <w:color w:val="222222"/>
+          <w:sz w:val="22"/>
+          <w:szCs w:val="22"/>
+        </w:rPr>
+        <w:t>名前が決まったら、第2部の最後（秘書の設定文）の名前欄に書き込めば、その名前で呼びかけ合えるようになります。</w:t>
       </w:r>
     </w:p>
     <w:p>
       <w:pPr>
         <w:pStyle w:val="1"/>
         <w:rPr>
-          <w:rFonts w:ascii="メイリオ" w:eastAsia="メイリオ" w:hAnsi="メイリオ" w:hint="eastAsia"/>
+          <w:rFonts w:ascii="メイリオ" w:eastAsia="メイリオ" w:hAnsi="メイリオ"/>
         </w:rPr>
       </w:pPr>
       <w:r>
@@ -3791,26 +2982,14 @@
           <w:rFonts w:ascii="メイリオ" w:eastAsia="メイリオ" w:hAnsi="メイリオ" w:hint="eastAsia"/>
         </w:rPr>
         <w:lastRenderedPageBreak/>
-        <w:t>第</w:t>
-      </w:r>
-      <w:r>
-        <w:rPr>
-          <w:rFonts w:ascii="メイリオ" w:eastAsia="メイリオ" w:hAnsi="メイリオ" w:hint="eastAsia"/>
-        </w:rPr>
-        <w:t>2</w:t>
-      </w:r>
-      <w:r>
-        <w:rPr>
-          <w:rFonts w:ascii="メイリオ" w:eastAsia="メイリオ" w:hAnsi="メイリオ" w:hint="eastAsia"/>
-        </w:rPr>
-        <w:t>部　導入手順書（超くわしい版）</w:t>
+        <w:t>第2部　導入手順書（超くわしい版）</w:t>
       </w:r>
     </w:p>
     <w:p>
       <w:pPr>
         <w:pStyle w:val="2"/>
         <w:rPr>
-          <w:rFonts w:ascii="メイリオ" w:eastAsia="メイリオ" w:hAnsi="メイリオ" w:hint="eastAsia"/>
+          <w:rFonts w:ascii="メイリオ" w:eastAsia="メイリオ" w:hAnsi="メイリオ"/>
         </w:rPr>
       </w:pPr>
       <w:r>
@@ -3859,7 +3038,7 @@
             <w:pPr>
               <w:spacing w:before="150" w:after="150"/>
               <w:rPr>
-                <w:rFonts w:ascii="メイリオ" w:eastAsia="メイリオ" w:hAnsi="メイリオ" w:hint="eastAsia"/>
+                <w:rFonts w:ascii="メイリオ" w:eastAsia="メイリオ" w:hAnsi="メイリオ"/>
                 <w:b/>
                 <w:bCs/>
                 <w:color w:val="FFFFFF"/>
@@ -3903,7 +3082,7 @@
             <w:pPr>
               <w:spacing w:before="150" w:after="150"/>
               <w:rPr>
-                <w:rFonts w:ascii="メイリオ" w:eastAsia="メイリオ" w:hAnsi="メイリオ" w:hint="eastAsia"/>
+                <w:rFonts w:ascii="メイリオ" w:eastAsia="メイリオ" w:hAnsi="メイリオ"/>
                 <w:b/>
                 <w:bCs/>
                 <w:color w:val="FFFFFF"/>
@@ -3947,7 +3126,7 @@
             <w:pPr>
               <w:spacing w:before="150" w:after="150"/>
               <w:rPr>
-                <w:rFonts w:ascii="メイリオ" w:eastAsia="メイリオ" w:hAnsi="メイリオ" w:hint="eastAsia"/>
+                <w:rFonts w:ascii="メイリオ" w:eastAsia="メイリオ" w:hAnsi="メイリオ"/>
                 <w:color w:val="222222"/>
                 <w:sz w:val="21"/>
                 <w:szCs w:val="21"/>
@@ -3960,16 +3139,7 @@
                 <w:sz w:val="21"/>
                 <w:szCs w:val="21"/>
               </w:rPr>
-              <w:t>Windows</w:t>
-            </w:r>
-            <w:r>
-              <w:rPr>
-                <w:rFonts w:ascii="メイリオ" w:eastAsia="メイリオ" w:hAnsi="メイリオ" w:hint="eastAsia"/>
-                <w:color w:val="222222"/>
-                <w:sz w:val="21"/>
-                <w:szCs w:val="21"/>
-              </w:rPr>
-              <w:t>パソコン</w:t>
+              <w:t>Windowsパソコン</w:t>
             </w:r>
           </w:p>
         </w:tc>
@@ -3994,7 +3164,7 @@
             <w:pPr>
               <w:spacing w:before="150" w:after="150"/>
               <w:rPr>
-                <w:rFonts w:ascii="メイリオ" w:eastAsia="メイリオ" w:hAnsi="メイリオ" w:hint="eastAsia"/>
+                <w:rFonts w:ascii="メイリオ" w:eastAsia="メイリオ" w:hAnsi="メイリオ"/>
                 <w:color w:val="222222"/>
                 <w:sz w:val="21"/>
                 <w:szCs w:val="21"/>
@@ -4007,43 +3177,7 @@
                 <w:sz w:val="21"/>
                 <w:szCs w:val="21"/>
               </w:rPr>
-              <w:t>落合さんが普段使う</w:t>
-            </w:r>
-            <w:r>
-              <w:rPr>
-                <w:rFonts w:ascii="メイリオ" w:eastAsia="メイリオ" w:hAnsi="メイリオ" w:hint="eastAsia"/>
-                <w:color w:val="222222"/>
-                <w:sz w:val="21"/>
-                <w:szCs w:val="21"/>
-              </w:rPr>
-              <w:t>PC</w:t>
-            </w:r>
-            <w:r>
-              <w:rPr>
-                <w:rFonts w:ascii="メイリオ" w:eastAsia="メイリオ" w:hAnsi="メイリオ" w:hint="eastAsia"/>
-                <w:color w:val="222222"/>
-                <w:sz w:val="21"/>
-                <w:szCs w:val="21"/>
-              </w:rPr>
-              <w:t>（社長と同じ</w:t>
-            </w:r>
-            <w:r>
-              <w:rPr>
-                <w:rFonts w:ascii="メイリオ" w:eastAsia="メイリオ" w:hAnsi="メイリオ" w:hint="eastAsia"/>
-                <w:color w:val="222222"/>
-                <w:sz w:val="21"/>
-                <w:szCs w:val="21"/>
-              </w:rPr>
-              <w:t>Windows</w:t>
-            </w:r>
-            <w:r>
-              <w:rPr>
-                <w:rFonts w:ascii="メイリオ" w:eastAsia="メイリオ" w:hAnsi="メイリオ" w:hint="eastAsia"/>
-                <w:color w:val="222222"/>
-                <w:sz w:val="21"/>
-                <w:szCs w:val="21"/>
-              </w:rPr>
-              <w:t>を想定しています）</w:t>
+              <w:t>落合さんが普段使うPC（社長と同じWindowsを想定しています）</w:t>
             </w:r>
           </w:p>
         </w:tc>
@@ -4070,7 +3204,7 @@
             <w:pPr>
               <w:spacing w:before="150" w:after="150"/>
               <w:rPr>
-                <w:rFonts w:ascii="メイリオ" w:eastAsia="メイリオ" w:hAnsi="メイリオ" w:hint="eastAsia"/>
+                <w:rFonts w:ascii="メイリオ" w:eastAsia="メイリオ" w:hAnsi="メイリオ"/>
                 <w:color w:val="222222"/>
                 <w:sz w:val="21"/>
                 <w:szCs w:val="21"/>
@@ -4108,7 +3242,7 @@
             <w:pPr>
               <w:spacing w:before="150" w:after="150"/>
               <w:rPr>
-                <w:rFonts w:ascii="メイリオ" w:eastAsia="メイリオ" w:hAnsi="メイリオ" w:hint="eastAsia"/>
+                <w:rFonts w:ascii="メイリオ" w:eastAsia="メイリオ" w:hAnsi="メイリオ"/>
                 <w:color w:val="222222"/>
                 <w:sz w:val="21"/>
                 <w:szCs w:val="21"/>
@@ -4148,7 +3282,7 @@
             <w:pPr>
               <w:spacing w:before="150" w:after="150"/>
               <w:rPr>
-                <w:rFonts w:ascii="メイリオ" w:eastAsia="メイリオ" w:hAnsi="メイリオ" w:hint="eastAsia"/>
+                <w:rFonts w:ascii="メイリオ" w:eastAsia="メイリオ" w:hAnsi="メイリオ"/>
                 <w:color w:val="222222"/>
                 <w:sz w:val="21"/>
                 <w:szCs w:val="21"/>
@@ -4186,7 +3320,7 @@
             <w:pPr>
               <w:spacing w:before="150" w:after="150"/>
               <w:rPr>
-                <w:rFonts w:ascii="メイリオ" w:eastAsia="メイリオ" w:hAnsi="メイリオ" w:hint="eastAsia"/>
+                <w:rFonts w:ascii="メイリオ" w:eastAsia="メイリオ" w:hAnsi="メイリオ"/>
                 <w:color w:val="222222"/>
                 <w:sz w:val="21"/>
                 <w:szCs w:val="21"/>
@@ -4199,52 +3333,7 @@
                 <w:sz w:val="21"/>
                 <w:szCs w:val="21"/>
               </w:rPr>
-              <w:t>Pro</w:t>
-            </w:r>
-            <w:r>
-              <w:rPr>
-                <w:rFonts w:ascii="メイリオ" w:eastAsia="メイリオ" w:hAnsi="メイリオ" w:hint="eastAsia"/>
-                <w:color w:val="222222"/>
-                <w:sz w:val="21"/>
-                <w:szCs w:val="21"/>
-              </w:rPr>
-              <w:t>プラン（月額</w:t>
-            </w:r>
-            <w:r>
-              <w:rPr>
-                <w:rFonts w:ascii="メイリオ" w:eastAsia="メイリオ" w:hAnsi="メイリオ" w:hint="eastAsia"/>
-                <w:color w:val="222222"/>
-                <w:sz w:val="21"/>
-                <w:szCs w:val="21"/>
-              </w:rPr>
-              <w:t xml:space="preserve"> </w:t>
-            </w:r>
-            <w:r>
-              <w:rPr>
-                <w:rFonts w:ascii="メイリオ" w:eastAsia="メイリオ" w:hAnsi="メイリオ" w:hint="eastAsia"/>
-                <w:color w:val="222222"/>
-                <w:sz w:val="21"/>
-                <w:szCs w:val="21"/>
-              </w:rPr>
-              <w:t>約</w:t>
-            </w:r>
-            <w:r>
-              <w:rPr>
-                <w:rFonts w:ascii="メイリオ" w:eastAsia="メイリオ" w:hAnsi="メイリオ" w:hint="eastAsia"/>
-                <w:color w:val="222222"/>
-                <w:sz w:val="21"/>
-                <w:szCs w:val="21"/>
-              </w:rPr>
-              <w:t>3,000</w:t>
-            </w:r>
-            <w:r>
-              <w:rPr>
-                <w:rFonts w:ascii="メイリオ" w:eastAsia="メイリオ" w:hAnsi="メイリオ" w:hint="eastAsia"/>
-                <w:color w:val="222222"/>
-                <w:sz w:val="21"/>
-                <w:szCs w:val="21"/>
-              </w:rPr>
-              <w:t>円）の支払い用。</w:t>
+              <w:t>Proプラン（月額 約3,000円）の支払い用。</w:t>
             </w:r>
             <w:r>
               <w:rPr>
@@ -4282,7 +3371,7 @@
             <w:pPr>
               <w:spacing w:before="150" w:after="150"/>
               <w:rPr>
-                <w:rFonts w:ascii="メイリオ" w:eastAsia="メイリオ" w:hAnsi="メイリオ" w:hint="eastAsia"/>
+                <w:rFonts w:ascii="メイリオ" w:eastAsia="メイリオ" w:hAnsi="メイリオ"/>
                 <w:color w:val="222222"/>
                 <w:sz w:val="21"/>
                 <w:szCs w:val="21"/>
@@ -4320,7 +3409,7 @@
             <w:pPr>
               <w:spacing w:before="150" w:after="150"/>
               <w:rPr>
-                <w:rFonts w:ascii="メイリオ" w:eastAsia="メイリオ" w:hAnsi="メイリオ" w:hint="eastAsia"/>
+                <w:rFonts w:ascii="メイリオ" w:eastAsia="メイリオ" w:hAnsi="メイリオ"/>
                 <w:color w:val="222222"/>
                 <w:sz w:val="21"/>
                 <w:szCs w:val="21"/>
@@ -4343,26 +3432,14 @@
       <w:pPr>
         <w:pStyle w:val="2"/>
         <w:rPr>
-          <w:rFonts w:ascii="メイリオ" w:eastAsia="メイリオ" w:hAnsi="メイリオ" w:hint="eastAsia"/>
-        </w:rPr>
-      </w:pPr>
-      <w:r>
-        <w:rPr>
-          <w:rFonts w:ascii="メイリオ" w:eastAsia="メイリオ" w:hAnsi="メイリオ" w:hint="eastAsia"/>
-        </w:rPr>
-        <w:t>全体の流れ（</w:t>
-      </w:r>
-      <w:r>
-        <w:rPr>
-          <w:rFonts w:ascii="メイリオ" w:eastAsia="メイリオ" w:hAnsi="メイリオ" w:hint="eastAsia"/>
-        </w:rPr>
-        <w:t>4</w:t>
-      </w:r>
-      <w:r>
-        <w:rPr>
-          <w:rFonts w:ascii="メイリオ" w:eastAsia="メイリオ" w:hAnsi="メイリオ" w:hint="eastAsia"/>
-        </w:rPr>
-        <w:t>ステップ）</w:t>
+          <w:rFonts w:ascii="メイリオ" w:eastAsia="メイリオ" w:hAnsi="メイリオ"/>
+        </w:rPr>
+      </w:pPr>
+      <w:r>
+        <w:rPr>
+          <w:rFonts w:ascii="メイリオ" w:eastAsia="メイリオ" w:hAnsi="メイリオ" w:hint="eastAsia"/>
+        </w:rPr>
+        <w:t>全体の流れ（4ステップ）</w:t>
       </w:r>
     </w:p>
     <w:tbl>
@@ -4405,7 +3482,7 @@
             <w:pPr>
               <w:spacing w:before="150" w:after="150"/>
               <w:rPr>
-                <w:rFonts w:ascii="メイリオ" w:eastAsia="メイリオ" w:hAnsi="メイリオ" w:hint="eastAsia"/>
+                <w:rFonts w:ascii="メイリオ" w:eastAsia="メイリオ" w:hAnsi="メイリオ"/>
                 <w:b/>
                 <w:bCs/>
                 <w:color w:val="FFFFFF"/>
@@ -4449,7 +3526,7 @@
             <w:pPr>
               <w:spacing w:before="150" w:after="150"/>
               <w:rPr>
-                <w:rFonts w:ascii="メイリオ" w:eastAsia="メイリオ" w:hAnsi="メイリオ" w:hint="eastAsia"/>
+                <w:rFonts w:ascii="メイリオ" w:eastAsia="メイリオ" w:hAnsi="メイリオ"/>
                 <w:b/>
                 <w:bCs/>
                 <w:color w:val="FFFFFF"/>
@@ -4493,7 +3570,7 @@
             <w:pPr>
               <w:spacing w:before="150" w:after="150"/>
               <w:rPr>
-                <w:rFonts w:ascii="メイリオ" w:eastAsia="メイリオ" w:hAnsi="メイリオ" w:hint="eastAsia"/>
+                <w:rFonts w:ascii="メイリオ" w:eastAsia="メイリオ" w:hAnsi="メイリオ"/>
                 <w:b/>
                 <w:bCs/>
                 <w:color w:val="FFFFFF"/>
@@ -4537,7 +3614,7 @@
             <w:pPr>
               <w:spacing w:before="150" w:after="150"/>
               <w:rPr>
-                <w:rFonts w:ascii="メイリオ" w:eastAsia="メイリオ" w:hAnsi="メイリオ" w:hint="eastAsia"/>
+                <w:rFonts w:ascii="メイリオ" w:eastAsia="メイリオ" w:hAnsi="メイリオ"/>
                 <w:color w:val="222222"/>
                 <w:sz w:val="21"/>
                 <w:szCs w:val="21"/>
@@ -4575,7 +3652,7 @@
             <w:pPr>
               <w:spacing w:before="150" w:after="150"/>
               <w:rPr>
-                <w:rFonts w:ascii="メイリオ" w:eastAsia="メイリオ" w:hAnsi="メイリオ" w:hint="eastAsia"/>
+                <w:rFonts w:ascii="メイリオ" w:eastAsia="メイリオ" w:hAnsi="メイリオ"/>
                 <w:color w:val="222222"/>
                 <w:sz w:val="21"/>
                 <w:szCs w:val="21"/>
@@ -4588,16 +3665,7 @@
                 <w:sz w:val="21"/>
                 <w:szCs w:val="21"/>
               </w:rPr>
-              <w:t>Claude</w:t>
-            </w:r>
-            <w:r>
-              <w:rPr>
-                <w:rFonts w:ascii="メイリオ" w:eastAsia="メイリオ" w:hAnsi="メイリオ" w:hint="eastAsia"/>
-                <w:color w:val="222222"/>
-                <w:sz w:val="21"/>
-                <w:szCs w:val="21"/>
-              </w:rPr>
-              <w:t>のアカウントを無料で作る</w:t>
+              <w:t>Claudeのアカウントを無料で作る</w:t>
             </w:r>
           </w:p>
         </w:tc>
@@ -4622,7 +3690,7 @@
             <w:pPr>
               <w:spacing w:before="150" w:after="150"/>
               <w:rPr>
-                <w:rFonts w:ascii="メイリオ" w:eastAsia="メイリオ" w:hAnsi="メイリオ" w:hint="eastAsia"/>
+                <w:rFonts w:ascii="メイリオ" w:eastAsia="メイリオ" w:hAnsi="メイリオ"/>
                 <w:color w:val="222222"/>
                 <w:sz w:val="21"/>
                 <w:szCs w:val="21"/>
@@ -4635,25 +3703,7 @@
                 <w:sz w:val="21"/>
                 <w:szCs w:val="21"/>
               </w:rPr>
-              <w:t>約</w:t>
-            </w:r>
-            <w:r>
-              <w:rPr>
-                <w:rFonts w:ascii="メイリオ" w:eastAsia="メイリオ" w:hAnsi="メイリオ" w:hint="eastAsia"/>
-                <w:color w:val="222222"/>
-                <w:sz w:val="21"/>
-                <w:szCs w:val="21"/>
-              </w:rPr>
-              <w:t>5</w:t>
-            </w:r>
-            <w:r>
-              <w:rPr>
-                <w:rFonts w:ascii="メイリオ" w:eastAsia="メイリオ" w:hAnsi="メイリオ" w:hint="eastAsia"/>
-                <w:color w:val="222222"/>
-                <w:sz w:val="21"/>
-                <w:szCs w:val="21"/>
-              </w:rPr>
-              <w:t>分</w:t>
+              <w:t>約5分</w:t>
             </w:r>
           </w:p>
         </w:tc>
@@ -4680,7 +3730,7 @@
             <w:pPr>
               <w:spacing w:before="150" w:after="150"/>
               <w:rPr>
-                <w:rFonts w:ascii="メイリオ" w:eastAsia="メイリオ" w:hAnsi="メイリオ" w:hint="eastAsia"/>
+                <w:rFonts w:ascii="メイリオ" w:eastAsia="メイリオ" w:hAnsi="メイリオ"/>
                 <w:color w:val="222222"/>
                 <w:sz w:val="21"/>
                 <w:szCs w:val="21"/>
@@ -4718,7 +3768,7 @@
             <w:pPr>
               <w:spacing w:before="150" w:after="150"/>
               <w:rPr>
-                <w:rFonts w:ascii="メイリオ" w:eastAsia="メイリオ" w:hAnsi="メイリオ" w:hint="eastAsia"/>
+                <w:rFonts w:ascii="メイリオ" w:eastAsia="メイリオ" w:hAnsi="メイリオ"/>
                 <w:color w:val="222222"/>
                 <w:sz w:val="21"/>
                 <w:szCs w:val="21"/>
@@ -4731,16 +3781,7 @@
                 <w:sz w:val="21"/>
                 <w:szCs w:val="21"/>
               </w:rPr>
-              <w:t>Pro</w:t>
-            </w:r>
-            <w:r>
-              <w:rPr>
-                <w:rFonts w:ascii="メイリオ" w:eastAsia="メイリオ" w:hAnsi="メイリオ" w:hint="eastAsia"/>
-                <w:color w:val="222222"/>
-                <w:sz w:val="21"/>
-                <w:szCs w:val="21"/>
-              </w:rPr>
-              <w:t>プラン（月額）に申し込む</w:t>
+              <w:t>Proプラン（月額）に申し込む</w:t>
             </w:r>
           </w:p>
         </w:tc>
@@ -4765,7 +3806,7 @@
             <w:pPr>
               <w:spacing w:before="150" w:after="150"/>
               <w:rPr>
-                <w:rFonts w:ascii="メイリオ" w:eastAsia="メイリオ" w:hAnsi="メイリオ" w:hint="eastAsia"/>
+                <w:rFonts w:ascii="メイリオ" w:eastAsia="メイリオ" w:hAnsi="メイリオ"/>
                 <w:color w:val="222222"/>
                 <w:sz w:val="21"/>
                 <w:szCs w:val="21"/>
@@ -4778,25 +3819,7 @@
                 <w:sz w:val="21"/>
                 <w:szCs w:val="21"/>
               </w:rPr>
-              <w:t>約</w:t>
-            </w:r>
-            <w:r>
-              <w:rPr>
-                <w:rFonts w:ascii="メイリオ" w:eastAsia="メイリオ" w:hAnsi="メイリオ" w:hint="eastAsia"/>
-                <w:color w:val="222222"/>
-                <w:sz w:val="21"/>
-                <w:szCs w:val="21"/>
-              </w:rPr>
-              <w:t>5</w:t>
-            </w:r>
-            <w:r>
-              <w:rPr>
-                <w:rFonts w:ascii="メイリオ" w:eastAsia="メイリオ" w:hAnsi="メイリオ" w:hint="eastAsia"/>
-                <w:color w:val="222222"/>
-                <w:sz w:val="21"/>
-                <w:szCs w:val="21"/>
-              </w:rPr>
-              <w:t>分</w:t>
+              <w:t>約5分</w:t>
             </w:r>
           </w:p>
         </w:tc>
@@ -4823,7 +3846,7 @@
             <w:pPr>
               <w:spacing w:before="150" w:after="150"/>
               <w:rPr>
-                <w:rFonts w:ascii="メイリオ" w:eastAsia="メイリオ" w:hAnsi="メイリオ" w:hint="eastAsia"/>
+                <w:rFonts w:ascii="メイリオ" w:eastAsia="メイリオ" w:hAnsi="メイリオ"/>
                 <w:color w:val="222222"/>
                 <w:sz w:val="21"/>
                 <w:szCs w:val="21"/>
@@ -4862,7 +3885,7 @@
             <w:pPr>
               <w:spacing w:before="150" w:after="150"/>
               <w:rPr>
-                <w:rFonts w:ascii="メイリオ" w:eastAsia="メイリオ" w:hAnsi="メイリオ" w:hint="eastAsia"/>
+                <w:rFonts w:ascii="メイリオ" w:eastAsia="メイリオ" w:hAnsi="メイリオ"/>
                 <w:color w:val="222222"/>
                 <w:sz w:val="21"/>
                 <w:szCs w:val="21"/>
@@ -4900,7 +3923,7 @@
             <w:pPr>
               <w:spacing w:before="150" w:after="150"/>
               <w:rPr>
-                <w:rFonts w:ascii="メイリオ" w:eastAsia="メイリオ" w:hAnsi="メイリオ" w:hint="eastAsia"/>
+                <w:rFonts w:ascii="メイリオ" w:eastAsia="メイリオ" w:hAnsi="メイリオ"/>
                 <w:color w:val="222222"/>
                 <w:sz w:val="21"/>
                 <w:szCs w:val="21"/>
@@ -4913,25 +3936,7 @@
                 <w:sz w:val="21"/>
                 <w:szCs w:val="21"/>
               </w:rPr>
-              <w:t>約</w:t>
-            </w:r>
-            <w:r>
-              <w:rPr>
-                <w:rFonts w:ascii="メイリオ" w:eastAsia="メイリオ" w:hAnsi="メイリオ" w:hint="eastAsia"/>
-                <w:color w:val="222222"/>
-                <w:sz w:val="21"/>
-                <w:szCs w:val="21"/>
-              </w:rPr>
-              <w:t>10</w:t>
-            </w:r>
-            <w:r>
-              <w:rPr>
-                <w:rFonts w:ascii="メイリオ" w:eastAsia="メイリオ" w:hAnsi="メイリオ" w:hint="eastAsia"/>
-                <w:color w:val="222222"/>
-                <w:sz w:val="21"/>
-                <w:szCs w:val="21"/>
-              </w:rPr>
-              <w:t>分</w:t>
+              <w:t>約10分</w:t>
             </w:r>
           </w:p>
         </w:tc>
@@ -4958,7 +3963,7 @@
             <w:pPr>
               <w:spacing w:before="150" w:after="150"/>
               <w:rPr>
-                <w:rFonts w:ascii="メイリオ" w:eastAsia="メイリオ" w:hAnsi="メイリオ" w:hint="eastAsia"/>
+                <w:rFonts w:ascii="メイリオ" w:eastAsia="メイリオ" w:hAnsi="メイリオ"/>
                 <w:color w:val="222222"/>
                 <w:sz w:val="21"/>
                 <w:szCs w:val="21"/>
@@ -4996,7 +4001,7 @@
             <w:pPr>
               <w:spacing w:before="150" w:after="150"/>
               <w:rPr>
-                <w:rFonts w:ascii="メイリオ" w:eastAsia="メイリオ" w:hAnsi="メイリオ" w:hint="eastAsia"/>
+                <w:rFonts w:ascii="メイリオ" w:eastAsia="メイリオ" w:hAnsi="メイリオ"/>
                 <w:color w:val="222222"/>
                 <w:sz w:val="21"/>
                 <w:szCs w:val="21"/>
@@ -5009,43 +4014,7 @@
                 <w:sz w:val="21"/>
                 <w:szCs w:val="21"/>
               </w:rPr>
-              <w:t>秘書を</w:t>
-            </w:r>
-            <w:r>
-              <w:rPr>
-                <w:rFonts w:ascii="メイリオ" w:eastAsia="メイリオ" w:hAnsi="メイリオ" w:hint="eastAsia"/>
-                <w:color w:val="222222"/>
-                <w:sz w:val="21"/>
-                <w:szCs w:val="21"/>
-              </w:rPr>
-              <w:t>"</w:t>
-            </w:r>
-            <w:r>
-              <w:rPr>
-                <w:rFonts w:ascii="メイリオ" w:eastAsia="メイリオ" w:hAnsi="メイリオ" w:hint="eastAsia"/>
-                <w:color w:val="222222"/>
-                <w:sz w:val="21"/>
-                <w:szCs w:val="21"/>
-              </w:rPr>
-              <w:t>誕生</w:t>
-            </w:r>
-            <w:r>
-              <w:rPr>
-                <w:rFonts w:ascii="メイリオ" w:eastAsia="メイリオ" w:hAnsi="メイリオ" w:hint="eastAsia"/>
-                <w:color w:val="222222"/>
-                <w:sz w:val="21"/>
-                <w:szCs w:val="21"/>
-              </w:rPr>
-              <w:t>"</w:t>
-            </w:r>
-            <w:r>
-              <w:rPr>
-                <w:rFonts w:ascii="メイリオ" w:eastAsia="メイリオ" w:hAnsi="メイリオ" w:hint="eastAsia"/>
-                <w:color w:val="222222"/>
-                <w:sz w:val="21"/>
-                <w:szCs w:val="21"/>
-              </w:rPr>
-              <w:t>させる（名前と性格を覚えさせる）</w:t>
+              <w:t>秘書を"誕生"させる（名前と性格を覚えさせる）</w:t>
             </w:r>
           </w:p>
         </w:tc>
@@ -5070,7 +4039,7 @@
             <w:pPr>
               <w:spacing w:before="150" w:after="150"/>
               <w:rPr>
-                <w:rFonts w:ascii="メイリオ" w:eastAsia="メイリオ" w:hAnsi="メイリオ" w:hint="eastAsia"/>
+                <w:rFonts w:ascii="メイリオ" w:eastAsia="メイリオ" w:hAnsi="メイリオ"/>
                 <w:color w:val="222222"/>
                 <w:sz w:val="21"/>
                 <w:szCs w:val="21"/>
@@ -5083,25 +4052,7 @@
                 <w:sz w:val="21"/>
                 <w:szCs w:val="21"/>
               </w:rPr>
-              <w:t>約</w:t>
-            </w:r>
-            <w:r>
-              <w:rPr>
-                <w:rFonts w:ascii="メイリオ" w:eastAsia="メイリオ" w:hAnsi="メイリオ" w:hint="eastAsia"/>
-                <w:color w:val="222222"/>
-                <w:sz w:val="21"/>
-                <w:szCs w:val="21"/>
-              </w:rPr>
-              <w:t>5</w:t>
-            </w:r>
-            <w:r>
-              <w:rPr>
-                <w:rFonts w:ascii="メイリオ" w:eastAsia="メイリオ" w:hAnsi="メイリオ" w:hint="eastAsia"/>
-                <w:color w:val="222222"/>
-                <w:sz w:val="21"/>
-                <w:szCs w:val="21"/>
-              </w:rPr>
-              <w:t>分</w:t>
+              <w:t>約5分</w:t>
             </w:r>
           </w:p>
         </w:tc>
@@ -5111,7 +4062,7 @@
       <w:pPr>
         <w:pStyle w:val="2"/>
         <w:rPr>
-          <w:rFonts w:ascii="メイリオ" w:eastAsia="メイリオ" w:hAnsi="メイリオ" w:hint="eastAsia"/>
+          <w:rFonts w:ascii="メイリオ" w:eastAsia="メイリオ" w:hAnsi="メイリオ"/>
         </w:rPr>
       </w:pPr>
       <w:r>
@@ -5127,13 +4078,7 @@
         <w:rPr>
           <w:rFonts w:ascii="メイリオ" w:eastAsia="メイリオ" w:hAnsi="メイリオ" w:hint="eastAsia"/>
         </w:rPr>
-        <w:t xml:space="preserve"> Claude</w:t>
-      </w:r>
-      <w:r>
-        <w:rPr>
-          <w:rFonts w:ascii="メイリオ" w:eastAsia="メイリオ" w:hAnsi="メイリオ" w:hint="eastAsia"/>
-        </w:rPr>
-        <w:t>のアカウントを無料で作る</w:t>
+        <w:t xml:space="preserve"> Claudeのアカウントを無料で作る</w:t>
       </w:r>
     </w:p>
     <w:p>
@@ -5144,56 +4089,20 @@
         </w:numPr>
         <w:spacing w:before="75" w:after="75"/>
         <w:rPr>
-          <w:rFonts w:ascii="メイリオ" w:eastAsia="メイリオ" w:hAnsi="メイリオ" w:hint="eastAsia"/>
-          <w:color w:val="222222"/>
-          <w:sz w:val="22"/>
-          <w:szCs w:val="22"/>
-        </w:rPr>
-      </w:pPr>
-      <w:r>
-        <w:rPr>
-          <w:rFonts w:ascii="メイリオ" w:eastAsia="メイリオ" w:hAnsi="メイリオ" w:hint="eastAsia"/>
-          <w:color w:val="222222"/>
-          <w:sz w:val="22"/>
-          <w:szCs w:val="22"/>
-        </w:rPr>
-        <w:t>パソコンで、インターネット（</w:t>
-      </w:r>
-      <w:r>
-        <w:rPr>
-          <w:rFonts w:ascii="メイリオ" w:eastAsia="メイリオ" w:hAnsi="メイリオ" w:hint="eastAsia"/>
-          <w:color w:val="222222"/>
-          <w:sz w:val="22"/>
-          <w:szCs w:val="22"/>
-        </w:rPr>
-        <w:t xml:space="preserve">Edge </w:t>
-      </w:r>
-      <w:r>
-        <w:rPr>
-          <w:rFonts w:ascii="メイリオ" w:eastAsia="メイリオ" w:hAnsi="メイリオ" w:hint="eastAsia"/>
-          <w:color w:val="222222"/>
-          <w:sz w:val="22"/>
-          <w:szCs w:val="22"/>
-        </w:rPr>
-        <w:t>や</w:t>
-      </w:r>
-      <w:r>
-        <w:rPr>
-          <w:rFonts w:ascii="メイリオ" w:eastAsia="メイリオ" w:hAnsi="メイリオ" w:hint="eastAsia"/>
-          <w:color w:val="222222"/>
-          <w:sz w:val="22"/>
-          <w:szCs w:val="22"/>
-        </w:rPr>
-        <w:t xml:space="preserve"> Chrome</w:t>
-      </w:r>
-      <w:r>
-        <w:rPr>
-          <w:rFonts w:ascii="メイリオ" w:eastAsia="メイリオ" w:hAnsi="メイリオ" w:hint="eastAsia"/>
-          <w:color w:val="222222"/>
-          <w:sz w:val="22"/>
-          <w:szCs w:val="22"/>
-        </w:rPr>
-        <w:t>）を開きます。</w:t>
+          <w:rFonts w:ascii="メイリオ" w:eastAsia="メイリオ" w:hAnsi="メイリオ"/>
+          <w:color w:val="222222"/>
+          <w:sz w:val="22"/>
+          <w:szCs w:val="22"/>
+        </w:rPr>
+      </w:pPr>
+      <w:r>
+        <w:rPr>
+          <w:rFonts w:ascii="メイリオ" w:eastAsia="メイリオ" w:hAnsi="メイリオ" w:hint="eastAsia"/>
+          <w:color w:val="222222"/>
+          <w:sz w:val="22"/>
+          <w:szCs w:val="22"/>
+        </w:rPr>
+        <w:t>パソコンで、インターネット（Edge や Chrome）を開きます。</w:t>
       </w:r>
     </w:p>
     <w:p>
@@ -5204,38 +4113,20 @@
         </w:numPr>
         <w:spacing w:before="75" w:after="75"/>
         <w:rPr>
-          <w:rFonts w:ascii="メイリオ" w:eastAsia="メイリオ" w:hAnsi="メイリオ" w:hint="eastAsia"/>
-          <w:color w:val="222222"/>
-          <w:sz w:val="22"/>
-          <w:szCs w:val="22"/>
-        </w:rPr>
-      </w:pPr>
-      <w:r>
-        <w:rPr>
-          <w:rFonts w:ascii="メイリオ" w:eastAsia="メイリオ" w:hAnsi="メイリオ" w:hint="eastAsia"/>
-          <w:color w:val="222222"/>
-          <w:sz w:val="22"/>
-          <w:szCs w:val="22"/>
-        </w:rPr>
-        <w:t>画面いちばん上の白い住所欄に、次の文字を入力して、キーボードの「</w:t>
-      </w:r>
-      <w:r>
-        <w:rPr>
-          <w:rFonts w:ascii="メイリオ" w:eastAsia="メイリオ" w:hAnsi="メイリオ" w:hint="eastAsia"/>
-          <w:color w:val="222222"/>
-          <w:sz w:val="22"/>
-          <w:szCs w:val="22"/>
-        </w:rPr>
-        <w:t>Enter</w:t>
-      </w:r>
-      <w:r>
-        <w:rPr>
-          <w:rFonts w:ascii="メイリオ" w:eastAsia="メイリオ" w:hAnsi="メイリオ" w:hint="eastAsia"/>
-          <w:color w:val="222222"/>
-          <w:sz w:val="22"/>
-          <w:szCs w:val="22"/>
-        </w:rPr>
-        <w:t>（エンター）」キーを押します。</w:t>
+          <w:rFonts w:ascii="メイリオ" w:eastAsia="メイリオ" w:hAnsi="メイリオ"/>
+          <w:color w:val="222222"/>
+          <w:sz w:val="22"/>
+          <w:szCs w:val="22"/>
+        </w:rPr>
+      </w:pPr>
+      <w:r>
+        <w:rPr>
+          <w:rFonts w:ascii="メイリオ" w:eastAsia="メイリオ" w:hAnsi="メイリオ" w:hint="eastAsia"/>
+          <w:color w:val="222222"/>
+          <w:sz w:val="22"/>
+          <w:szCs w:val="22"/>
+        </w:rPr>
+        <w:t>画面いちばん上の白い住所欄に、次の文字を入力して、キーボードの「Enter（エンター）」キーを押します。</w:t>
       </w:r>
       <w:r>
         <w:rPr>
@@ -5265,29 +4156,20 @@
         </w:numPr>
         <w:spacing w:before="75" w:after="75"/>
         <w:rPr>
-          <w:rFonts w:ascii="メイリオ" w:eastAsia="メイリオ" w:hAnsi="メイリオ" w:hint="eastAsia"/>
-          <w:color w:val="222222"/>
-          <w:sz w:val="22"/>
-          <w:szCs w:val="22"/>
-        </w:rPr>
-      </w:pPr>
-      <w:r>
-        <w:rPr>
-          <w:rFonts w:ascii="メイリオ" w:eastAsia="メイリオ" w:hAnsi="メイリオ" w:hint="eastAsia"/>
-          <w:color w:val="222222"/>
-          <w:sz w:val="22"/>
-          <w:szCs w:val="22"/>
-        </w:rPr>
-        <w:t>Claude</w:t>
-      </w:r>
-      <w:r>
-        <w:rPr>
-          <w:rFonts w:ascii="メイリオ" w:eastAsia="メイリオ" w:hAnsi="メイリオ" w:hint="eastAsia"/>
-          <w:color w:val="222222"/>
-          <w:sz w:val="22"/>
-          <w:szCs w:val="22"/>
-        </w:rPr>
-        <w:t>（クロード）のページが開きます。「</w:t>
+          <w:rFonts w:ascii="メイリオ" w:eastAsia="メイリオ" w:hAnsi="メイリオ"/>
+          <w:color w:val="222222"/>
+          <w:sz w:val="22"/>
+          <w:szCs w:val="22"/>
+        </w:rPr>
+      </w:pPr>
+      <w:r>
+        <w:rPr>
+          <w:rFonts w:ascii="メイリオ" w:eastAsia="メイリオ" w:hAnsi="メイリオ" w:hint="eastAsia"/>
+          <w:color w:val="222222"/>
+          <w:sz w:val="22"/>
+          <w:szCs w:val="22"/>
+        </w:rPr>
+        <w:t>Claude（クロード）のページが開きます。「</w:t>
       </w:r>
       <w:r>
         <w:rPr>
@@ -5338,7 +4220,7 @@
         </w:numPr>
         <w:spacing w:before="75" w:after="75"/>
         <w:rPr>
-          <w:rFonts w:ascii="メイリオ" w:eastAsia="メイリオ" w:hAnsi="メイリオ" w:hint="eastAsia"/>
+          <w:rFonts w:ascii="メイリオ" w:eastAsia="メイリオ" w:hAnsi="メイリオ"/>
           <w:color w:val="222222"/>
           <w:sz w:val="22"/>
           <w:szCs w:val="22"/>
@@ -5381,69 +4263,7 @@
           <w:szCs w:val="22"/>
         </w:rPr>
         <w:br/>
-      </w:r>
-      <w:r>
-        <w:rPr>
-          <w:rFonts w:ascii="メイリオ" w:eastAsia="メイリオ" w:hAnsi="メイリオ" w:hint="eastAsia"/>
-          <w:color w:val="222222"/>
-          <w:sz w:val="22"/>
-          <w:szCs w:val="22"/>
-        </w:rPr>
-        <w:t>（</w:t>
-      </w:r>
-      <w:r>
-        <w:rPr>
-          <w:rFonts w:ascii="メイリオ" w:eastAsia="メイリオ" w:hAnsi="メイリオ" w:hint="eastAsia"/>
-          <w:color w:val="222222"/>
-          <w:sz w:val="22"/>
-          <w:szCs w:val="22"/>
-        </w:rPr>
-        <w:t>Google</w:t>
-      </w:r>
-      <w:r>
-        <w:rPr>
-          <w:rFonts w:ascii="メイリオ" w:eastAsia="メイリオ" w:hAnsi="メイリオ" w:hint="eastAsia"/>
-          <w:color w:val="222222"/>
-          <w:sz w:val="22"/>
-          <w:szCs w:val="22"/>
-        </w:rPr>
-        <w:t>アカウントをお持ちなら「</w:t>
-      </w:r>
-      <w:r>
-        <w:rPr>
-          <w:rFonts w:ascii="メイリオ" w:eastAsia="メイリオ" w:hAnsi="メイリオ" w:hint="eastAsia"/>
-          <w:color w:val="222222"/>
-          <w:sz w:val="22"/>
-          <w:szCs w:val="22"/>
-        </w:rPr>
-        <w:t>Google</w:t>
-      </w:r>
-      <w:r>
-        <w:rPr>
-          <w:rFonts w:ascii="メイリオ" w:eastAsia="メイリオ" w:hAnsi="メイリオ" w:hint="eastAsia"/>
-          <w:color w:val="222222"/>
-          <w:sz w:val="22"/>
-          <w:szCs w:val="22"/>
-        </w:rPr>
-        <w:t>で続行」でも</w:t>
-      </w:r>
-      <w:r>
-        <w:rPr>
-          <w:rFonts w:ascii="メイリオ" w:eastAsia="メイリオ" w:hAnsi="メイリオ" w:hint="eastAsia"/>
-          <w:color w:val="222222"/>
-          <w:sz w:val="22"/>
-          <w:szCs w:val="22"/>
-        </w:rPr>
-        <w:t>OK</w:t>
-      </w:r>
-      <w:r>
-        <w:rPr>
-          <w:rFonts w:ascii="メイリオ" w:eastAsia="メイリオ" w:hAnsi="メイリオ" w:hint="eastAsia"/>
-          <w:color w:val="222222"/>
-          <w:sz w:val="22"/>
-          <w:szCs w:val="22"/>
-        </w:rPr>
-        <w:t>です）</w:t>
+        <w:t>（Googleアカウントをお持ちなら「Googleで続行」でもOKです）</w:t>
       </w:r>
     </w:p>
     <w:p>
@@ -5454,38 +4274,20 @@
         </w:numPr>
         <w:spacing w:before="75" w:after="75"/>
         <w:rPr>
-          <w:rFonts w:ascii="メイリオ" w:eastAsia="メイリオ" w:hAnsi="メイリオ" w:hint="eastAsia"/>
-          <w:color w:val="222222"/>
-          <w:sz w:val="22"/>
-          <w:szCs w:val="22"/>
-        </w:rPr>
-      </w:pPr>
-      <w:r>
-        <w:rPr>
-          <w:rFonts w:ascii="メイリオ" w:eastAsia="メイリオ" w:hAnsi="メイリオ" w:hint="eastAsia"/>
-          <w:color w:val="222222"/>
-          <w:sz w:val="22"/>
-          <w:szCs w:val="22"/>
-        </w:rPr>
-        <w:t>入力したメールアドレス宛に、</w:t>
-      </w:r>
-      <w:r>
-        <w:rPr>
-          <w:rFonts w:ascii="メイリオ" w:eastAsia="メイリオ" w:hAnsi="メイリオ" w:hint="eastAsia"/>
-          <w:color w:val="222222"/>
-          <w:sz w:val="22"/>
-          <w:szCs w:val="22"/>
-        </w:rPr>
-        <w:t>Claude</w:t>
-      </w:r>
-      <w:r>
-        <w:rPr>
-          <w:rFonts w:ascii="メイリオ" w:eastAsia="メイリオ" w:hAnsi="メイリオ" w:hint="eastAsia"/>
-          <w:color w:val="222222"/>
-          <w:sz w:val="22"/>
-          <w:szCs w:val="22"/>
-        </w:rPr>
-        <w:t>から</w:t>
+          <w:rFonts w:ascii="メイリオ" w:eastAsia="メイリオ" w:hAnsi="メイリオ"/>
+          <w:color w:val="222222"/>
+          <w:sz w:val="22"/>
+          <w:szCs w:val="22"/>
+        </w:rPr>
+      </w:pPr>
+      <w:r>
+        <w:rPr>
+          <w:rFonts w:ascii="メイリオ" w:eastAsia="メイリオ" w:hAnsi="メイリオ" w:hint="eastAsia"/>
+          <w:color w:val="222222"/>
+          <w:sz w:val="22"/>
+          <w:szCs w:val="22"/>
+        </w:rPr>
+        <w:t>入力したメールアドレス宛に、Claudeから</w:t>
       </w:r>
       <w:r>
         <w:rPr>
@@ -5516,7 +4318,7 @@
         </w:numPr>
         <w:spacing w:before="75" w:after="75"/>
         <w:rPr>
-          <w:rFonts w:ascii="メイリオ" w:eastAsia="メイリオ" w:hAnsi="メイリオ" w:hint="eastAsia"/>
+          <w:rFonts w:ascii="メイリオ" w:eastAsia="メイリオ" w:hAnsi="メイリオ"/>
           <w:color w:val="222222"/>
           <w:sz w:val="22"/>
           <w:szCs w:val="22"/>
@@ -5540,7 +4342,7 @@
         </w:numPr>
         <w:spacing w:before="75" w:after="75"/>
         <w:rPr>
-          <w:rFonts w:ascii="メイリオ" w:eastAsia="メイリオ" w:hAnsi="メイリオ" w:hint="eastAsia"/>
+          <w:rFonts w:ascii="メイリオ" w:eastAsia="メイリオ" w:hAnsi="メイリオ"/>
           <w:color w:val="222222"/>
           <w:sz w:val="22"/>
           <w:szCs w:val="22"/>
@@ -5581,56 +4383,20 @@
         <w:shd w:val="clear" w:color="auto" w:fill="E8F5E9"/>
         <w:divId w:val="1468549940"/>
         <w:rPr>
-          <w:rFonts w:ascii="メイリオ" w:eastAsia="メイリオ" w:hAnsi="メイリオ" w:hint="eastAsia"/>
-          <w:color w:val="222222"/>
-          <w:sz w:val="22"/>
-          <w:szCs w:val="22"/>
-        </w:rPr>
-      </w:pPr>
-      <w:r>
-        <w:rPr>
-          <w:rFonts w:ascii="メイリオ" w:eastAsia="メイリオ" w:hAnsi="メイリオ" w:hint="eastAsia"/>
-          <w:color w:val="222222"/>
-          <w:sz w:val="22"/>
-          <w:szCs w:val="22"/>
-        </w:rPr>
-        <w:t>この時点ではまだ「無料プラン」です。次の</w:t>
-      </w:r>
-      <w:r>
-        <w:rPr>
-          <w:rFonts w:ascii="メイリオ" w:eastAsia="メイリオ" w:hAnsi="メイリオ" w:hint="eastAsia"/>
-          <w:color w:val="222222"/>
-          <w:sz w:val="22"/>
-          <w:szCs w:val="22"/>
-        </w:rPr>
-        <w:t>STEP 2</w:t>
-      </w:r>
-      <w:r>
-        <w:rPr>
-          <w:rFonts w:ascii="メイリオ" w:eastAsia="メイリオ" w:hAnsi="メイリオ" w:hint="eastAsia"/>
-          <w:color w:val="222222"/>
-          <w:sz w:val="22"/>
-          <w:szCs w:val="22"/>
-        </w:rPr>
-        <w:t>で、五郎と同じ機能が使える「</w:t>
-      </w:r>
-      <w:r>
-        <w:rPr>
-          <w:rFonts w:ascii="メイリオ" w:eastAsia="メイリオ" w:hAnsi="メイリオ" w:hint="eastAsia"/>
-          <w:color w:val="222222"/>
-          <w:sz w:val="22"/>
-          <w:szCs w:val="22"/>
-        </w:rPr>
-        <w:t>Pro</w:t>
-      </w:r>
-      <w:r>
-        <w:rPr>
-          <w:rFonts w:ascii="メイリオ" w:eastAsia="メイリオ" w:hAnsi="メイリオ" w:hint="eastAsia"/>
-          <w:color w:val="222222"/>
-          <w:sz w:val="22"/>
-          <w:szCs w:val="22"/>
-        </w:rPr>
-        <w:t>プラン」に切り替えます。</w:t>
+          <w:rFonts w:ascii="メイリオ" w:eastAsia="メイリオ" w:hAnsi="メイリオ"/>
+          <w:color w:val="222222"/>
+          <w:sz w:val="22"/>
+          <w:szCs w:val="22"/>
+        </w:rPr>
+      </w:pPr>
+      <w:r>
+        <w:rPr>
+          <w:rFonts w:ascii="メイリオ" w:eastAsia="メイリオ" w:hAnsi="メイリオ" w:hint="eastAsia"/>
+          <w:color w:val="222222"/>
+          <w:sz w:val="22"/>
+          <w:szCs w:val="22"/>
+        </w:rPr>
+        <w:t>この時点ではまだ「無料プラン」です。次のSTEP 2で、五郎と同じ機能が使える「Proプラン」に切り替えます。</w:t>
       </w:r>
       <w:r>
         <w:rPr>
@@ -5640,14 +4406,6 @@
           <w:szCs w:val="22"/>
         </w:rPr>
         <w:br/>
-      </w:r>
-      <w:r>
-        <w:rPr>
-          <w:rFonts w:ascii="メイリオ" w:eastAsia="メイリオ" w:hAnsi="メイリオ" w:hint="eastAsia"/>
-          <w:color w:val="222222"/>
-          <w:sz w:val="22"/>
-          <w:szCs w:val="22"/>
-        </w:rPr>
         <w:t>※この画面の本物のスクリーンショットは、明日いっしょに登録しながらお撮りします。</w:t>
       </w:r>
     </w:p>
@@ -5655,7 +4413,7 @@
       <w:pPr>
         <w:pStyle w:val="2"/>
         <w:rPr>
-          <w:rFonts w:ascii="メイリオ" w:eastAsia="メイリオ" w:hAnsi="メイリオ" w:hint="eastAsia"/>
+          <w:rFonts w:ascii="メイリオ" w:eastAsia="メイリオ" w:hAnsi="メイリオ"/>
         </w:rPr>
       </w:pPr>
       <w:r>
@@ -5671,19 +4429,7 @@
         <w:rPr>
           <w:rFonts w:ascii="メイリオ" w:eastAsia="メイリオ" w:hAnsi="メイリオ" w:hint="eastAsia"/>
         </w:rPr>
-        <w:t xml:space="preserve"> </w:t>
-      </w:r>
-      <w:r>
-        <w:rPr>
-          <w:rFonts w:ascii="メイリオ" w:eastAsia="メイリオ" w:hAnsi="メイリオ" w:hint="eastAsia"/>
-        </w:rPr>
-        <w:t>Pro</w:t>
-      </w:r>
-      <w:r>
-        <w:rPr>
-          <w:rFonts w:ascii="メイリオ" w:eastAsia="メイリオ" w:hAnsi="メイリオ" w:hint="eastAsia"/>
-        </w:rPr>
-        <w:t>プラン（月額）に申し込む</w:t>
+        <w:t xml:space="preserve"> Proプラン（月額）に申し込む</w:t>
       </w:r>
     </w:p>
     <w:p>
@@ -5691,7 +4437,7 @@
         <w:shd w:val="clear" w:color="auto" w:fill="FFF4E5"/>
         <w:divId w:val="595021655"/>
         <w:rPr>
-          <w:rFonts w:ascii="メイリオ" w:eastAsia="メイリオ" w:hAnsi="メイリオ" w:hint="eastAsia"/>
+          <w:rFonts w:ascii="メイリオ" w:eastAsia="メイリオ" w:hAnsi="メイリオ"/>
           <w:color w:val="222222"/>
           <w:sz w:val="22"/>
           <w:szCs w:val="22"/>
@@ -5716,16 +4462,7 @@
           <w:sz w:val="22"/>
           <w:szCs w:val="22"/>
         </w:rPr>
-        <w:t xml:space="preserve"> </w:t>
-      </w:r>
-      <w:r>
-        <w:rPr>
-          <w:rFonts w:ascii="メイリオ" w:eastAsia="メイリオ" w:hAnsi="メイリオ" w:hint="eastAsia"/>
-          <w:color w:val="222222"/>
-          <w:sz w:val="22"/>
-          <w:szCs w:val="22"/>
-        </w:rPr>
-        <w:t>クレジットカード番号の入力は、</w:t>
+        <w:t xml:space="preserve"> クレジットカード番号の入力は、</w:t>
       </w:r>
       <w:r>
         <w:rPr>
@@ -5752,7 +4489,7 @@
       <w:pPr>
         <w:pStyle w:val="Web"/>
         <w:rPr>
-          <w:rFonts w:ascii="メイリオ" w:eastAsia="メイリオ" w:hAnsi="メイリオ" w:hint="eastAsia"/>
+          <w:rFonts w:ascii="メイリオ" w:eastAsia="メイリオ" w:hAnsi="メイリオ"/>
           <w:color w:val="222222"/>
           <w:sz w:val="22"/>
           <w:szCs w:val="22"/>
@@ -5787,16 +4524,6 @@
         </w:rPr>
         <w:t>」を選びます。</w:t>
       </w:r>
-    </w:p>
-    <w:p>
-      <w:pPr>
-        <w:rPr>
-          <w:rFonts w:ascii="メイリオ" w:eastAsia="メイリオ" w:hAnsi="メイリオ" w:hint="eastAsia"/>
-          <w:color w:val="222222"/>
-          <w:sz w:val="22"/>
-          <w:szCs w:val="22"/>
-        </w:rPr>
-      </w:pPr>
       <w:r>
         <w:rPr>
           <w:rFonts w:ascii="メイリオ" w:eastAsia="メイリオ" w:hAnsi="メイリオ" w:hint="eastAsia"/>
@@ -5805,11 +4532,10 @@
           <w:sz w:val="22"/>
           <w:szCs w:val="22"/>
         </w:rPr>
-        <w:lastRenderedPageBreak/>
         <w:drawing>
-          <wp:inline distT="0" distB="0" distL="0" distR="0" wp14:anchorId="73EF7B9A" wp14:editId="4565C240">
-            <wp:extent cx="8890000" cy="15240000"/>
-            <wp:effectExtent l="0" t="0" r="6350" b="0"/>
+          <wp:inline distT="0" distB="0" distL="0" distR="0" wp14:anchorId="4362B10B" wp14:editId="1201DF62">
+            <wp:extent cx="5399934" cy="7181850"/>
+            <wp:effectExtent l="0" t="0" r="0" b="0"/>
             <wp:docPr id="1" name="図 1" descr="料金プラン画面"/>
             <wp:cNvGraphicFramePr>
               <a:graphicFrameLocks xmlns:a="http://schemas.openxmlformats.org/drawingml/2006/main" noChangeAspect="1"/>
@@ -5824,7 +4550,7 @@
                     </pic:cNvPicPr>
                   </pic:nvPicPr>
                   <pic:blipFill>
-                    <a:blip r:embed="rId7">
+                    <a:blip r:embed="rId7" cstate="print">
                       <a:extLst>
                         <a:ext uri="{28A0092B-C50C-407E-A947-70E740481C1C}">
                           <a14:useLocalDpi xmlns:a14="http://schemas.microsoft.com/office/drawing/2010/main" val="0"/>
@@ -5839,7 +4565,7 @@
                   <pic:spPr bwMode="auto">
                     <a:xfrm>
                       <a:off x="0" y="0"/>
-                      <a:ext cx="8890000" cy="15240000"/>
+                      <a:ext cx="5416464" cy="7203834"/>
                     </a:xfrm>
                     <a:prstGeom prst="rect">
                       <a:avLst/>
@@ -5858,9 +4584,19 @@
     </w:p>
     <w:p>
       <w:pPr>
+        <w:rPr>
+          <w:rFonts w:ascii="メイリオ" w:eastAsia="メイリオ" w:hAnsi="メイリオ"/>
+          <w:color w:val="222222"/>
+          <w:sz w:val="22"/>
+          <w:szCs w:val="22"/>
+        </w:rPr>
+      </w:pPr>
+    </w:p>
+    <w:p>
+      <w:pPr>
         <w:divId w:val="1462111099"/>
         <w:rPr>
-          <w:rFonts w:ascii="メイリオ" w:eastAsia="メイリオ" w:hAnsi="メイリオ" w:hint="eastAsia"/>
+          <w:rFonts w:ascii="メイリオ" w:eastAsia="メイリオ" w:hAnsi="メイリオ"/>
           <w:b/>
           <w:bCs/>
           <w:color w:val="1F4E79"/>
@@ -5877,74 +4613,7 @@
           <w:sz w:val="19"/>
           <w:szCs w:val="19"/>
         </w:rPr>
-        <w:lastRenderedPageBreak/>
-        <w:t>▲</w:t>
-      </w:r>
-      <w:r>
-        <w:rPr>
-          <w:rFonts w:ascii="メイリオ" w:eastAsia="メイリオ" w:hAnsi="メイリオ" w:hint="eastAsia"/>
-          <w:b/>
-          <w:bCs/>
-          <w:color w:val="1F4E79"/>
-          <w:sz w:val="19"/>
-          <w:szCs w:val="19"/>
-        </w:rPr>
-        <w:t xml:space="preserve"> </w:t>
-      </w:r>
-      <w:r>
-        <w:rPr>
-          <w:rFonts w:ascii="メイリオ" w:eastAsia="メイリオ" w:hAnsi="メイリオ" w:hint="eastAsia"/>
-          <w:b/>
-          <w:bCs/>
-          <w:color w:val="1F4E79"/>
-          <w:sz w:val="19"/>
-          <w:szCs w:val="19"/>
-        </w:rPr>
-        <w:t>料金プラン画面。まん中の「</w:t>
-      </w:r>
-      <w:r>
-        <w:rPr>
-          <w:rFonts w:ascii="メイリオ" w:eastAsia="メイリオ" w:hAnsi="メイリオ" w:hint="eastAsia"/>
-          <w:b/>
-          <w:bCs/>
-          <w:color w:val="1F4E79"/>
-          <w:sz w:val="19"/>
-          <w:szCs w:val="19"/>
-        </w:rPr>
-        <w:t>Pro</w:t>
-      </w:r>
-      <w:r>
-        <w:rPr>
-          <w:rFonts w:ascii="メイリオ" w:eastAsia="メイリオ" w:hAnsi="メイリオ" w:hint="eastAsia"/>
-          <w:b/>
-          <w:bCs/>
-          <w:color w:val="1F4E79"/>
-          <w:sz w:val="19"/>
-          <w:szCs w:val="19"/>
-        </w:rPr>
-        <w:t>」が、五郎と同じ機能（</w:t>
-      </w:r>
-      <w:r>
-        <w:rPr>
-          <w:rFonts w:ascii="メイリオ" w:eastAsia="メイリオ" w:hAnsi="メイリオ" w:hint="eastAsia"/>
-          <w:b/>
-          <w:bCs/>
-          <w:color w:val="1F4E79"/>
-          <w:sz w:val="19"/>
-          <w:szCs w:val="19"/>
-        </w:rPr>
-        <w:t>Claude Code</w:t>
-      </w:r>
-      <w:r>
-        <w:rPr>
-          <w:rFonts w:ascii="メイリオ" w:eastAsia="メイリオ" w:hAnsi="メイリオ" w:hint="eastAsia"/>
-          <w:b/>
-          <w:bCs/>
-          <w:color w:val="1F4E79"/>
-          <w:sz w:val="19"/>
-          <w:szCs w:val="19"/>
-        </w:rPr>
-        <w:t>）が使えるプランです。</w:t>
+        <w:t>▲ 料金プラン画面。まん中の「Pro」が、五郎と同じ機能（Claude Code）が使えるプランです。</w:t>
       </w:r>
     </w:p>
     <w:p>
@@ -5955,29 +4624,20 @@
         </w:numPr>
         <w:spacing w:before="75" w:after="75"/>
         <w:rPr>
-          <w:rFonts w:ascii="メイリオ" w:eastAsia="メイリオ" w:hAnsi="メイリオ" w:hint="eastAsia"/>
-          <w:color w:val="222222"/>
-          <w:sz w:val="22"/>
-          <w:szCs w:val="22"/>
-        </w:rPr>
-      </w:pPr>
-      <w:r>
-        <w:rPr>
-          <w:rFonts w:ascii="メイリオ" w:eastAsia="メイリオ" w:hAnsi="メイリオ" w:hint="eastAsia"/>
-          <w:color w:val="222222"/>
-          <w:sz w:val="22"/>
-          <w:szCs w:val="22"/>
-        </w:rPr>
-        <w:t>Claude</w:t>
-      </w:r>
-      <w:r>
-        <w:rPr>
-          <w:rFonts w:ascii="メイリオ" w:eastAsia="メイリオ" w:hAnsi="メイリオ" w:hint="eastAsia"/>
-          <w:color w:val="222222"/>
-          <w:sz w:val="22"/>
-          <w:szCs w:val="22"/>
-        </w:rPr>
-        <w:t>の画面で、</w:t>
+          <w:rFonts w:ascii="メイリオ" w:eastAsia="メイリオ" w:hAnsi="メイリオ"/>
+          <w:color w:val="222222"/>
+          <w:sz w:val="22"/>
+          <w:szCs w:val="22"/>
+        </w:rPr>
+      </w:pPr>
+      <w:r>
+        <w:rPr>
+          <w:rFonts w:ascii="メイリオ" w:eastAsia="メイリオ" w:hAnsi="メイリオ" w:hint="eastAsia"/>
+          <w:color w:val="222222"/>
+          <w:sz w:val="22"/>
+          <w:szCs w:val="22"/>
+        </w:rPr>
+        <w:t>Claudeの画面で、</w:t>
       </w:r>
       <w:r>
         <w:rPr>
@@ -6008,7 +4668,7 @@
         </w:numPr>
         <w:spacing w:before="75" w:after="75"/>
         <w:rPr>
-          <w:rFonts w:ascii="メイリオ" w:eastAsia="メイリオ" w:hAnsi="メイリオ" w:hint="eastAsia"/>
+          <w:rFonts w:ascii="メイリオ" w:eastAsia="メイリオ" w:hAnsi="メイリオ"/>
           <w:color w:val="222222"/>
           <w:sz w:val="22"/>
           <w:szCs w:val="22"/>
@@ -6032,18 +4692,7 @@
           <w:sz w:val="22"/>
           <w:szCs w:val="22"/>
         </w:rPr>
-        <w:t>Settings</w:t>
-      </w:r>
-      <w:r>
-        <w:rPr>
-          <w:rFonts w:ascii="メイリオ" w:eastAsia="メイリオ" w:hAnsi="メイリオ" w:hint="eastAsia"/>
-          <w:b/>
-          <w:bCs/>
-          <w:color w:val="222222"/>
-          <w:sz w:val="22"/>
-          <w:szCs w:val="22"/>
-        </w:rPr>
-        <w:t>（設定）</w:t>
+        <w:t>Settings（設定）</w:t>
       </w:r>
       <w:r>
         <w:rPr>
@@ -6063,7 +4712,7 @@
         </w:numPr>
         <w:spacing w:before="75" w:after="75"/>
         <w:rPr>
-          <w:rFonts w:ascii="メイリオ" w:eastAsia="メイリオ" w:hAnsi="メイリオ" w:hint="eastAsia"/>
+          <w:rFonts w:ascii="メイリオ" w:eastAsia="メイリオ" w:hAnsi="メイリオ"/>
           <w:color w:val="222222"/>
           <w:sz w:val="22"/>
           <w:szCs w:val="22"/>
@@ -6087,18 +4736,7 @@
           <w:sz w:val="22"/>
           <w:szCs w:val="22"/>
         </w:rPr>
-        <w:t>Billing</w:t>
-      </w:r>
-      <w:r>
-        <w:rPr>
-          <w:rFonts w:ascii="メイリオ" w:eastAsia="メイリオ" w:hAnsi="メイリオ" w:hint="eastAsia"/>
-          <w:b/>
-          <w:bCs/>
-          <w:color w:val="222222"/>
-          <w:sz w:val="22"/>
-          <w:szCs w:val="22"/>
-        </w:rPr>
-        <w:t>（請求）</w:t>
+        <w:t>Billing（請求）</w:t>
       </w:r>
       <w:r>
         <w:rPr>
@@ -6118,7 +4756,7 @@
         </w:numPr>
         <w:spacing w:before="75" w:after="75"/>
         <w:rPr>
-          <w:rFonts w:ascii="メイリオ" w:eastAsia="メイリオ" w:hAnsi="メイリオ" w:hint="eastAsia"/>
+          <w:rFonts w:ascii="メイリオ" w:eastAsia="メイリオ" w:hAnsi="メイリオ"/>
           <w:color w:val="222222"/>
           <w:sz w:val="22"/>
           <w:szCs w:val="22"/>
@@ -6182,7 +4820,7 @@
         </w:numPr>
         <w:spacing w:before="75" w:after="75"/>
         <w:rPr>
-          <w:rFonts w:ascii="メイリオ" w:eastAsia="メイリオ" w:hAnsi="メイリオ" w:hint="eastAsia"/>
+          <w:rFonts w:ascii="メイリオ" w:eastAsia="メイリオ" w:hAnsi="メイリオ"/>
           <w:color w:val="222222"/>
           <w:sz w:val="22"/>
           <w:szCs w:val="22"/>
@@ -6226,7 +4864,7 @@
         </w:numPr>
         <w:spacing w:before="75" w:after="75"/>
         <w:rPr>
-          <w:rFonts w:ascii="メイリオ" w:eastAsia="メイリオ" w:hAnsi="メイリオ" w:hint="eastAsia"/>
+          <w:rFonts w:ascii="メイリオ" w:eastAsia="メイリオ" w:hAnsi="メイリオ"/>
           <w:color w:val="222222"/>
           <w:sz w:val="22"/>
           <w:szCs w:val="22"/>
@@ -6270,7 +4908,7 @@
         </w:numPr>
         <w:spacing w:before="75" w:after="75"/>
         <w:rPr>
-          <w:rFonts w:ascii="メイリオ" w:eastAsia="メイリオ" w:hAnsi="メイリオ" w:hint="eastAsia"/>
+          <w:rFonts w:ascii="メイリオ" w:eastAsia="メイリオ" w:hAnsi="メイリオ"/>
           <w:color w:val="222222"/>
           <w:sz w:val="22"/>
           <w:szCs w:val="22"/>
@@ -6294,115 +4932,120 @@
           <w:sz w:val="22"/>
           <w:szCs w:val="22"/>
         </w:rPr>
-        <w:t>Pro</w:t>
-      </w:r>
-      <w:r>
-        <w:rPr>
+        <w:t>Proプランの開始</w:t>
+      </w:r>
+      <w:r>
+        <w:rPr>
+          <w:rFonts w:ascii="メイリオ" w:eastAsia="メイリオ" w:hAnsi="メイリオ" w:hint="eastAsia"/>
+          <w:color w:val="222222"/>
+          <w:sz w:val="22"/>
+          <w:szCs w:val="22"/>
+        </w:rPr>
+        <w:t>です。</w:t>
+      </w:r>
+    </w:p>
+    <w:p>
+      <w:pPr>
+        <w:shd w:val="clear" w:color="auto" w:fill="E8F5E9"/>
+        <w:divId w:val="1922375974"/>
+        <w:rPr>
+          <w:rFonts w:ascii="メイリオ" w:eastAsia="メイリオ" w:hAnsi="メイリオ"/>
+          <w:color w:val="222222"/>
+          <w:sz w:val="22"/>
+          <w:szCs w:val="22"/>
+        </w:rPr>
+      </w:pPr>
+      <w:r>
+        <w:rPr>
+          <w:rFonts w:ascii="メイリオ" w:eastAsia="メイリオ" w:hAnsi="メイリオ" w:hint="eastAsia"/>
+          <w:color w:val="222222"/>
+          <w:sz w:val="22"/>
+          <w:szCs w:val="22"/>
+        </w:rPr>
+        <w:t>これで、五郎と同じ「Claude Code（実際に作業できる秘書）」が使えるようになりました。</w:t>
+      </w:r>
+    </w:p>
+    <w:p>
+      <w:pPr>
+        <w:pStyle w:val="2"/>
+        <w:rPr>
+          <w:rFonts w:ascii="メイリオ" w:eastAsia="メイリオ" w:hAnsi="メイリオ"/>
+        </w:rPr>
+      </w:pPr>
+      <w:r>
+        <w:rPr>
+          <w:rStyle w:val="step1"/>
           <w:rFonts w:ascii="メイリオ" w:eastAsia="メイリオ" w:hAnsi="メイリオ" w:hint="eastAsia"/>
           <w:b/>
           <w:bCs/>
-          <w:color w:val="222222"/>
-          <w:sz w:val="22"/>
-          <w:szCs w:val="22"/>
-        </w:rPr>
-        <w:t>プランの開始</w:t>
-      </w:r>
-      <w:r>
-        <w:rPr>
-          <w:rFonts w:ascii="メイリオ" w:eastAsia="メイリオ" w:hAnsi="メイリオ" w:hint="eastAsia"/>
-          <w:color w:val="222222"/>
-          <w:sz w:val="22"/>
-          <w:szCs w:val="22"/>
-        </w:rPr>
-        <w:t>です。</w:t>
-      </w:r>
-    </w:p>
-    <w:p>
-      <w:pPr>
-        <w:shd w:val="clear" w:color="auto" w:fill="E8F5E9"/>
-        <w:divId w:val="1922375974"/>
-        <w:rPr>
-          <w:rFonts w:ascii="メイリオ" w:eastAsia="メイリオ" w:hAnsi="メイリオ" w:hint="eastAsia"/>
-          <w:color w:val="222222"/>
-          <w:sz w:val="22"/>
-          <w:szCs w:val="22"/>
-        </w:rPr>
-      </w:pPr>
-      <w:r>
-        <w:rPr>
-          <w:rFonts w:ascii="メイリオ" w:eastAsia="メイリオ" w:hAnsi="メイリオ" w:hint="eastAsia"/>
-          <w:color w:val="222222"/>
-          <w:sz w:val="22"/>
-          <w:szCs w:val="22"/>
-        </w:rPr>
-        <w:t>これで、五郎と同じ「</w:t>
-      </w:r>
-      <w:r>
-        <w:rPr>
-          <w:rFonts w:ascii="メイリオ" w:eastAsia="メイリオ" w:hAnsi="メイリオ" w:hint="eastAsia"/>
-          <w:color w:val="222222"/>
-          <w:sz w:val="22"/>
-          <w:szCs w:val="22"/>
-        </w:rPr>
-        <w:t>Claude Code</w:t>
-      </w:r>
-      <w:r>
-        <w:rPr>
-          <w:rFonts w:ascii="メイリオ" w:eastAsia="メイリオ" w:hAnsi="メイリオ" w:hint="eastAsia"/>
-          <w:color w:val="222222"/>
-          <w:sz w:val="22"/>
-          <w:szCs w:val="22"/>
-        </w:rPr>
-        <w:t>（実際に作業できる秘書）」が使えるようになりました。</w:t>
-      </w:r>
-    </w:p>
-    <w:p>
-      <w:pPr>
-        <w:pStyle w:val="2"/>
-        <w:rPr>
-          <w:rFonts w:ascii="メイリオ" w:eastAsia="メイリオ" w:hAnsi="メイリオ" w:hint="eastAsia"/>
-        </w:rPr>
-      </w:pPr>
-      <w:r>
-        <w:rPr>
-          <w:rStyle w:val="step1"/>
+        </w:rPr>
+        <w:t>STEP 3</w:t>
+      </w:r>
+      <w:r>
+        <w:rPr>
+          <w:rFonts w:ascii="メイリオ" w:eastAsia="メイリオ" w:hAnsi="メイリオ" w:hint="eastAsia"/>
+        </w:rPr>
+        <w:t xml:space="preserve"> デスクトップアプリを入れてログインする</w:t>
+      </w:r>
+    </w:p>
+    <w:p>
+      <w:pPr>
+        <w:pStyle w:val="Web"/>
+        <w:rPr>
+          <w:rFonts w:ascii="メイリオ" w:eastAsia="メイリオ" w:hAnsi="メイリオ"/>
+          <w:color w:val="222222"/>
+          <w:sz w:val="22"/>
+          <w:szCs w:val="22"/>
+        </w:rPr>
+      </w:pPr>
+      <w:r>
+        <w:rPr>
+          <w:rFonts w:ascii="メイリオ" w:eastAsia="メイリオ" w:hAnsi="メイリオ" w:hint="eastAsia"/>
+          <w:color w:val="222222"/>
+          <w:sz w:val="22"/>
+          <w:szCs w:val="22"/>
+        </w:rPr>
+        <w:t>むずかしい黒い画面（コマンド）は使いません。</w:t>
+      </w:r>
+      <w:r>
+        <w:rPr>
           <w:rFonts w:ascii="メイリオ" w:eastAsia="メイリオ" w:hAnsi="メイリオ" w:hint="eastAsia"/>
           <w:b/>
           <w:bCs/>
-        </w:rPr>
-        <w:t>STEP 3</w:t>
-      </w:r>
-      <w:r>
-        <w:rPr>
-          <w:rFonts w:ascii="メイリオ" w:eastAsia="メイリオ" w:hAnsi="メイリオ" w:hint="eastAsia"/>
-        </w:rPr>
-        <w:t xml:space="preserve"> </w:t>
-      </w:r>
-      <w:r>
-        <w:rPr>
-          <w:rFonts w:ascii="メイリオ" w:eastAsia="メイリオ" w:hAnsi="メイリオ" w:hint="eastAsia"/>
-        </w:rPr>
-        <w:t>デスクトップアプリを入れてログインする</w:t>
+          <w:color w:val="222222"/>
+          <w:sz w:val="22"/>
+          <w:szCs w:val="22"/>
+        </w:rPr>
+        <w:t>普通のアプリと同じ</w:t>
+      </w:r>
+      <w:r>
+        <w:rPr>
+          <w:rFonts w:ascii="メイリオ" w:eastAsia="メイリオ" w:hAnsi="メイリオ" w:hint="eastAsia"/>
+          <w:color w:val="222222"/>
+          <w:sz w:val="22"/>
+          <w:szCs w:val="22"/>
+        </w:rPr>
+        <w:t>ように入れられる方法です。</w:t>
       </w:r>
     </w:p>
     <w:p>
       <w:pPr>
         <w:pStyle w:val="Web"/>
         <w:rPr>
-          <w:rFonts w:ascii="メイリオ" w:eastAsia="メイリオ" w:hAnsi="メイリオ" w:hint="eastAsia"/>
-          <w:color w:val="222222"/>
-          <w:sz w:val="22"/>
-          <w:szCs w:val="22"/>
-        </w:rPr>
-      </w:pPr>
-      <w:r>
-        <w:rPr>
-          <w:rFonts w:ascii="メイリオ" w:eastAsia="メイリオ" w:hAnsi="メイリオ" w:hint="eastAsia"/>
-          <w:color w:val="222222"/>
-          <w:sz w:val="22"/>
-          <w:szCs w:val="22"/>
-        </w:rPr>
-        <w:t>むずかしい黒い画面（コマンド）は使いません。</w:t>
+          <w:rFonts w:ascii="メイリオ" w:eastAsia="メイリオ" w:hAnsi="メイリオ"/>
+          <w:color w:val="222222"/>
+          <w:sz w:val="22"/>
+          <w:szCs w:val="22"/>
+        </w:rPr>
+      </w:pPr>
+      <w:r>
+        <w:rPr>
+          <w:rFonts w:ascii="メイリオ" w:eastAsia="メイリオ" w:hAnsi="メイリオ" w:hint="eastAsia"/>
+          <w:color w:val="222222"/>
+          <w:sz w:val="22"/>
+          <w:szCs w:val="22"/>
+        </w:rPr>
+        <w:t>下が、アプリのダウンロード画面です。</w:t>
       </w:r>
       <w:r>
         <w:rPr>
@@ -6413,69 +5056,7 @@
           <w:sz w:val="22"/>
           <w:szCs w:val="22"/>
         </w:rPr>
-        <w:t>普通のアプリと同じ</w:t>
-      </w:r>
-      <w:r>
-        <w:rPr>
-          <w:rFonts w:ascii="メイリオ" w:eastAsia="メイリオ" w:hAnsi="メイリオ" w:hint="eastAsia"/>
-          <w:color w:val="222222"/>
-          <w:sz w:val="22"/>
-          <w:szCs w:val="22"/>
-        </w:rPr>
-        <w:t>ように入れられる方法です。</w:t>
-      </w:r>
-    </w:p>
-    <w:p>
-      <w:pPr>
-        <w:pStyle w:val="Web"/>
-        <w:rPr>
-          <w:rFonts w:ascii="メイリオ" w:eastAsia="メイリオ" w:hAnsi="メイリオ" w:hint="eastAsia"/>
-          <w:color w:val="222222"/>
-          <w:sz w:val="22"/>
-          <w:szCs w:val="22"/>
-        </w:rPr>
-      </w:pPr>
-      <w:r>
-        <w:rPr>
-          <w:rFonts w:ascii="メイリオ" w:eastAsia="メイリオ" w:hAnsi="メイリオ" w:hint="eastAsia"/>
-          <w:color w:val="222222"/>
-          <w:sz w:val="22"/>
-          <w:szCs w:val="22"/>
-        </w:rPr>
-        <w:t>下が、アプリのダウンロード画面です。</w:t>
-      </w:r>
-      <w:r>
-        <w:rPr>
-          <w:rFonts w:ascii="メイリオ" w:eastAsia="メイリオ" w:hAnsi="メイリオ" w:hint="eastAsia"/>
-          <w:b/>
-          <w:bCs/>
-          <w:color w:val="222222"/>
-          <w:sz w:val="22"/>
-          <w:szCs w:val="22"/>
-        </w:rPr>
-        <w:t>「</w:t>
-      </w:r>
-      <w:r>
-        <w:rPr>
-          <w:rFonts w:ascii="メイリオ" w:eastAsia="メイリオ" w:hAnsi="メイリオ" w:hint="eastAsia"/>
-          <w:b/>
-          <w:bCs/>
-          <w:color w:val="222222"/>
-          <w:sz w:val="22"/>
-          <w:szCs w:val="22"/>
-        </w:rPr>
-        <w:t>Download for Windows</w:t>
-      </w:r>
-      <w:r>
-        <w:rPr>
-          <w:rFonts w:ascii="メイリオ" w:eastAsia="メイリオ" w:hAnsi="メイリオ" w:hint="eastAsia"/>
-          <w:b/>
-          <w:bCs/>
-          <w:color w:val="222222"/>
-          <w:sz w:val="22"/>
-          <w:szCs w:val="22"/>
-        </w:rPr>
-        <w:t>」</w:t>
+        <w:t>「Download for Windows」</w:t>
       </w:r>
       <w:r>
         <w:rPr>
@@ -6490,7 +5071,7 @@
     <w:p>
       <w:pPr>
         <w:rPr>
-          <w:rFonts w:ascii="メイリオ" w:eastAsia="メイリオ" w:hAnsi="メイリオ" w:hint="eastAsia"/>
+          <w:rFonts w:ascii="メイリオ" w:eastAsia="メイリオ" w:hAnsi="メイリオ"/>
           <w:color w:val="222222"/>
           <w:sz w:val="22"/>
           <w:szCs w:val="22"/>
@@ -6506,9 +5087,9 @@
         </w:rPr>
         <w:lastRenderedPageBreak/>
         <w:drawing>
-          <wp:inline distT="0" distB="0" distL="0" distR="0" wp14:anchorId="6BD9DC1A" wp14:editId="1FDDBCE5">
-            <wp:extent cx="8890000" cy="16510000"/>
-            <wp:effectExtent l="0" t="0" r="6350" b="6350"/>
+          <wp:inline distT="0" distB="0" distL="0" distR="0" wp14:anchorId="6BD9DC1A" wp14:editId="2059042C">
+            <wp:extent cx="5391150" cy="7753350"/>
+            <wp:effectExtent l="0" t="0" r="0" b="0"/>
             <wp:docPr id="2" name="図 2" descr="ダウンロード画面"/>
             <wp:cNvGraphicFramePr>
               <a:graphicFrameLocks xmlns:a="http://schemas.openxmlformats.org/drawingml/2006/main" noChangeAspect="1"/>
@@ -6523,7 +5104,7 @@
                     </pic:cNvPicPr>
                   </pic:nvPicPr>
                   <pic:blipFill>
-                    <a:blip r:embed="rId8">
+                    <a:blip r:embed="rId8" cstate="print">
                       <a:extLst>
                         <a:ext uri="{28A0092B-C50C-407E-A947-70E740481C1C}">
                           <a14:useLocalDpi xmlns:a14="http://schemas.microsoft.com/office/drawing/2010/main" val="0"/>
@@ -6538,7 +5119,7 @@
                   <pic:spPr bwMode="auto">
                     <a:xfrm>
                       <a:off x="0" y="0"/>
-                      <a:ext cx="8890000" cy="16510000"/>
+                      <a:ext cx="5415187" cy="7787919"/>
                     </a:xfrm>
                     <a:prstGeom prst="rect">
                       <a:avLst/>
@@ -6559,7 +5140,7 @@
       <w:pPr>
         <w:divId w:val="1268581489"/>
         <w:rPr>
-          <w:rFonts w:ascii="メイリオ" w:eastAsia="メイリオ" w:hAnsi="メイリオ" w:hint="eastAsia"/>
+          <w:rFonts w:ascii="メイリオ" w:eastAsia="メイリオ" w:hAnsi="メイリオ"/>
           <w:b/>
           <w:bCs/>
           <w:color w:val="1F4E79"/>
@@ -6576,74 +5157,7 @@
           <w:sz w:val="19"/>
           <w:szCs w:val="19"/>
         </w:rPr>
-        <w:lastRenderedPageBreak/>
-        <w:t>▲</w:t>
-      </w:r>
-      <w:r>
-        <w:rPr>
-          <w:rFonts w:ascii="メイリオ" w:eastAsia="メイリオ" w:hAnsi="メイリオ" w:hint="eastAsia"/>
-          <w:b/>
-          <w:bCs/>
-          <w:color w:val="1F4E79"/>
-          <w:sz w:val="19"/>
-          <w:szCs w:val="19"/>
-        </w:rPr>
-        <w:t xml:space="preserve"> </w:t>
-      </w:r>
-      <w:r>
-        <w:rPr>
-          <w:rFonts w:ascii="メイリオ" w:eastAsia="メイリオ" w:hAnsi="メイリオ" w:hint="eastAsia"/>
-          <w:b/>
-          <w:bCs/>
-          <w:color w:val="1F4E79"/>
-          <w:sz w:val="19"/>
-          <w:szCs w:val="19"/>
-        </w:rPr>
-        <w:t>ダウンロード画面（</w:t>
-      </w:r>
-      <w:r>
-        <w:rPr>
-          <w:rFonts w:ascii="メイリオ" w:eastAsia="メイリオ" w:hAnsi="メイリオ" w:hint="eastAsia"/>
-          <w:b/>
-          <w:bCs/>
-          <w:color w:val="1F4E79"/>
-          <w:sz w:val="19"/>
-          <w:szCs w:val="19"/>
-        </w:rPr>
-        <w:t>claude.com/download</w:t>
-      </w:r>
-      <w:r>
-        <w:rPr>
-          <w:rFonts w:ascii="メイリオ" w:eastAsia="メイリオ" w:hAnsi="メイリオ" w:hint="eastAsia"/>
-          <w:b/>
-          <w:bCs/>
-          <w:color w:val="1F4E79"/>
-          <w:sz w:val="19"/>
-          <w:szCs w:val="19"/>
-        </w:rPr>
-        <w:t>）。上の黒い「</w:t>
-      </w:r>
-      <w:r>
-        <w:rPr>
-          <w:rFonts w:ascii="メイリオ" w:eastAsia="メイリオ" w:hAnsi="メイリオ" w:hint="eastAsia"/>
-          <w:b/>
-          <w:bCs/>
-          <w:color w:val="1F4E79"/>
-          <w:sz w:val="19"/>
-          <w:szCs w:val="19"/>
-        </w:rPr>
-        <w:t>Download for Windows</w:t>
-      </w:r>
-      <w:r>
-        <w:rPr>
-          <w:rFonts w:ascii="メイリオ" w:eastAsia="メイリオ" w:hAnsi="メイリオ" w:hint="eastAsia"/>
-          <w:b/>
-          <w:bCs/>
-          <w:color w:val="1F4E79"/>
-          <w:sz w:val="19"/>
-          <w:szCs w:val="19"/>
-        </w:rPr>
-        <w:t>」ボタンを押します。</w:t>
+        <w:t>▲ ダウンロード画面（claude.com/download）。上の黒い「Download for Windows」ボタンを押します。</w:t>
       </w:r>
     </w:p>
     <w:p>
@@ -6654,38 +5168,21 @@
         </w:numPr>
         <w:spacing w:before="75" w:after="75"/>
         <w:rPr>
-          <w:rFonts w:ascii="メイリオ" w:eastAsia="メイリオ" w:hAnsi="メイリオ" w:hint="eastAsia"/>
-          <w:color w:val="222222"/>
-          <w:sz w:val="22"/>
-          <w:szCs w:val="22"/>
-        </w:rPr>
-      </w:pPr>
-      <w:r>
-        <w:rPr>
-          <w:rFonts w:ascii="メイリオ" w:eastAsia="メイリオ" w:hAnsi="メイリオ" w:hint="eastAsia"/>
-          <w:color w:val="222222"/>
-          <w:sz w:val="22"/>
-          <w:szCs w:val="22"/>
-        </w:rPr>
-        <w:t>インターネットの住所欄に次を入力して</w:t>
-      </w:r>
-      <w:r>
-        <w:rPr>
-          <w:rFonts w:ascii="メイリオ" w:eastAsia="メイリオ" w:hAnsi="メイリオ" w:hint="eastAsia"/>
-          <w:color w:val="222222"/>
-          <w:sz w:val="22"/>
-          <w:szCs w:val="22"/>
-        </w:rPr>
-        <w:t xml:space="preserve"> Enter </w:t>
-      </w:r>
-      <w:r>
-        <w:rPr>
-          <w:rFonts w:ascii="メイリオ" w:eastAsia="メイリオ" w:hAnsi="メイリオ" w:hint="eastAsia"/>
-          <w:color w:val="222222"/>
-          <w:sz w:val="22"/>
-          <w:szCs w:val="22"/>
-        </w:rPr>
-        <w:t>を押します。</w:t>
+          <w:rFonts w:ascii="メイリオ" w:eastAsia="メイリオ" w:hAnsi="メイリオ"/>
+          <w:color w:val="222222"/>
+          <w:sz w:val="22"/>
+          <w:szCs w:val="22"/>
+        </w:rPr>
+      </w:pPr>
+      <w:r>
+        <w:rPr>
+          <w:rFonts w:ascii="メイリオ" w:eastAsia="メイリオ" w:hAnsi="メイリオ" w:hint="eastAsia"/>
+          <w:color w:val="222222"/>
+          <w:sz w:val="22"/>
+          <w:szCs w:val="22"/>
+        </w:rPr>
+        <w:lastRenderedPageBreak/>
+        <w:t>インターネットの住所欄に次を入力して Enter を押します。</w:t>
       </w:r>
       <w:r>
         <w:rPr>
@@ -6715,7 +5212,7 @@
         </w:numPr>
         <w:spacing w:before="75" w:after="75"/>
         <w:rPr>
-          <w:rFonts w:ascii="メイリオ" w:eastAsia="メイリオ" w:hAnsi="メイリオ" w:hint="eastAsia"/>
+          <w:rFonts w:ascii="メイリオ" w:eastAsia="メイリオ" w:hAnsi="メイリオ"/>
           <w:color w:val="222222"/>
           <w:sz w:val="22"/>
           <w:szCs w:val="22"/>
@@ -6739,29 +5236,7 @@
           <w:sz w:val="22"/>
           <w:szCs w:val="22"/>
         </w:rPr>
-        <w:t>「</w:t>
-      </w:r>
-      <w:r>
-        <w:rPr>
-          <w:rFonts w:ascii="メイリオ" w:eastAsia="メイリオ" w:hAnsi="メイリオ" w:hint="eastAsia"/>
-          <w:b/>
-          <w:bCs/>
-          <w:color w:val="222222"/>
-          <w:sz w:val="22"/>
-          <w:szCs w:val="22"/>
-        </w:rPr>
-        <w:t>Download for Windows</w:t>
-      </w:r>
-      <w:r>
-        <w:rPr>
-          <w:rFonts w:ascii="メイリオ" w:eastAsia="メイリオ" w:hAnsi="メイリオ" w:hint="eastAsia"/>
-          <w:b/>
-          <w:bCs/>
-          <w:color w:val="222222"/>
-          <w:sz w:val="22"/>
-          <w:szCs w:val="22"/>
-        </w:rPr>
-        <w:t>」</w:t>
+        <w:t>「Download for Windows」</w:t>
       </w:r>
       <w:r>
         <w:rPr>
@@ -6781,7 +5256,7 @@
         </w:numPr>
         <w:spacing w:before="75" w:after="75"/>
         <w:rPr>
-          <w:rFonts w:ascii="メイリオ" w:eastAsia="メイリオ" w:hAnsi="メイリオ" w:hint="eastAsia"/>
+          <w:rFonts w:ascii="メイリオ" w:eastAsia="メイリオ" w:hAnsi="メイリオ"/>
           <w:color w:val="222222"/>
           <w:sz w:val="22"/>
           <w:szCs w:val="22"/>
@@ -6824,14 +5299,6 @@
           <w:szCs w:val="22"/>
         </w:rPr>
         <w:br/>
-      </w:r>
-      <w:r>
-        <w:rPr>
-          <w:rFonts w:ascii="メイリオ" w:eastAsia="メイリオ" w:hAnsi="メイリオ" w:hint="eastAsia"/>
-          <w:color w:val="222222"/>
-          <w:sz w:val="22"/>
-          <w:szCs w:val="22"/>
-        </w:rPr>
         <w:t>（「このアプリがデバイスに変更を加えることを許可しますか？」と出たら「はい」を押します）</w:t>
       </w:r>
     </w:p>
@@ -6843,7 +5310,7 @@
         </w:numPr>
         <w:spacing w:before="75" w:after="75"/>
         <w:rPr>
-          <w:rFonts w:ascii="メイリオ" w:eastAsia="メイリオ" w:hAnsi="メイリオ" w:hint="eastAsia"/>
+          <w:rFonts w:ascii="メイリオ" w:eastAsia="メイリオ" w:hAnsi="メイリオ"/>
           <w:color w:val="222222"/>
           <w:sz w:val="22"/>
           <w:szCs w:val="22"/>
@@ -6867,18 +5334,7 @@
           <w:sz w:val="22"/>
           <w:szCs w:val="22"/>
         </w:rPr>
-        <w:t>Claude</w:t>
-      </w:r>
-      <w:r>
-        <w:rPr>
-          <w:rFonts w:ascii="メイリオ" w:eastAsia="メイリオ" w:hAnsi="メイリオ" w:hint="eastAsia"/>
-          <w:b/>
-          <w:bCs/>
-          <w:color w:val="222222"/>
-          <w:sz w:val="22"/>
-          <w:szCs w:val="22"/>
-        </w:rPr>
-        <w:t>のアイコン</w:t>
+        <w:t>Claudeのアイコン</w:t>
       </w:r>
       <w:r>
         <w:rPr>
@@ -6898,29 +5354,20 @@
         </w:numPr>
         <w:spacing w:before="75" w:after="75"/>
         <w:rPr>
-          <w:rFonts w:ascii="メイリオ" w:eastAsia="メイリオ" w:hAnsi="メイリオ" w:hint="eastAsia"/>
-          <w:color w:val="222222"/>
-          <w:sz w:val="22"/>
-          <w:szCs w:val="22"/>
-        </w:rPr>
-      </w:pPr>
-      <w:r>
-        <w:rPr>
-          <w:rFonts w:ascii="メイリオ" w:eastAsia="メイリオ" w:hAnsi="メイリオ" w:hint="eastAsia"/>
-          <w:color w:val="222222"/>
-          <w:sz w:val="22"/>
-          <w:szCs w:val="22"/>
-        </w:rPr>
-        <w:t>Claude</w:t>
-      </w:r>
-      <w:r>
-        <w:rPr>
-          <w:rFonts w:ascii="メイリオ" w:eastAsia="メイリオ" w:hAnsi="メイリオ" w:hint="eastAsia"/>
-          <w:color w:val="222222"/>
-          <w:sz w:val="22"/>
-          <w:szCs w:val="22"/>
-        </w:rPr>
-        <w:t>アプリを開き、「</w:t>
+          <w:rFonts w:ascii="メイリオ" w:eastAsia="メイリオ" w:hAnsi="メイリオ"/>
+          <w:color w:val="222222"/>
+          <w:sz w:val="22"/>
+          <w:szCs w:val="22"/>
+        </w:rPr>
+      </w:pPr>
+      <w:r>
+        <w:rPr>
+          <w:rFonts w:ascii="メイリオ" w:eastAsia="メイリオ" w:hAnsi="メイリオ" w:hint="eastAsia"/>
+          <w:color w:val="222222"/>
+          <w:sz w:val="22"/>
+          <w:szCs w:val="22"/>
+        </w:rPr>
+        <w:t>Claudeアプリを開き、「</w:t>
       </w:r>
       <w:r>
         <w:rPr>
@@ -6931,29 +5378,7 @@
           <w:sz w:val="22"/>
           <w:szCs w:val="22"/>
         </w:rPr>
-        <w:t>ログイン（</w:t>
-      </w:r>
-      <w:r>
-        <w:rPr>
-          <w:rFonts w:ascii="メイリオ" w:eastAsia="メイリオ" w:hAnsi="メイリオ" w:hint="eastAsia"/>
-          <w:b/>
-          <w:bCs/>
-          <w:color w:val="222222"/>
-          <w:sz w:val="22"/>
-          <w:szCs w:val="22"/>
-        </w:rPr>
-        <w:t>Log in</w:t>
-      </w:r>
-      <w:r>
-        <w:rPr>
-          <w:rFonts w:ascii="メイリオ" w:eastAsia="メイリオ" w:hAnsi="メイリオ" w:hint="eastAsia"/>
-          <w:b/>
-          <w:bCs/>
-          <w:color w:val="222222"/>
-          <w:sz w:val="22"/>
-          <w:szCs w:val="22"/>
-        </w:rPr>
-        <w:t>）</w:t>
+        <w:t>ログイン（Log in）</w:t>
       </w:r>
       <w:r>
         <w:rPr>
@@ -6973,47 +5398,20 @@
         </w:numPr>
         <w:spacing w:before="75" w:after="75"/>
         <w:rPr>
-          <w:rFonts w:ascii="メイリオ" w:eastAsia="メイリオ" w:hAnsi="メイリオ" w:hint="eastAsia"/>
-          <w:color w:val="222222"/>
-          <w:sz w:val="22"/>
-          <w:szCs w:val="22"/>
-        </w:rPr>
-      </w:pPr>
-      <w:r>
-        <w:rPr>
-          <w:rFonts w:ascii="メイリオ" w:eastAsia="メイリオ" w:hAnsi="メイリオ" w:hint="eastAsia"/>
-          <w:color w:val="222222"/>
-          <w:sz w:val="22"/>
-          <w:szCs w:val="22"/>
-        </w:rPr>
-        <w:t>STEP 1</w:t>
-      </w:r>
-      <w:r>
-        <w:rPr>
-          <w:rFonts w:ascii="メイリオ" w:eastAsia="メイリオ" w:hAnsi="メイリオ" w:hint="eastAsia"/>
-          <w:color w:val="222222"/>
-          <w:sz w:val="22"/>
-          <w:szCs w:val="22"/>
-        </w:rPr>
-        <w:t>・</w:t>
-      </w:r>
-      <w:r>
-        <w:rPr>
-          <w:rFonts w:ascii="メイリオ" w:eastAsia="メイリオ" w:hAnsi="メイリオ" w:hint="eastAsia"/>
-          <w:color w:val="222222"/>
-          <w:sz w:val="22"/>
-          <w:szCs w:val="22"/>
-        </w:rPr>
-        <w:t>2</w:t>
-      </w:r>
-      <w:r>
-        <w:rPr>
-          <w:rFonts w:ascii="メイリオ" w:eastAsia="メイリオ" w:hAnsi="メイリオ" w:hint="eastAsia"/>
-          <w:color w:val="222222"/>
-          <w:sz w:val="22"/>
-          <w:szCs w:val="22"/>
-        </w:rPr>
-        <w:t>で作った</w:t>
+          <w:rFonts w:ascii="メイリオ" w:eastAsia="メイリオ" w:hAnsi="メイリオ"/>
+          <w:color w:val="222222"/>
+          <w:sz w:val="22"/>
+          <w:szCs w:val="22"/>
+        </w:rPr>
+      </w:pPr>
+      <w:r>
+        <w:rPr>
+          <w:rFonts w:ascii="メイリオ" w:eastAsia="メイリオ" w:hAnsi="メイリオ" w:hint="eastAsia"/>
+          <w:color w:val="222222"/>
+          <w:sz w:val="22"/>
+          <w:szCs w:val="22"/>
+        </w:rPr>
+        <w:t>STEP 1・2で作った</w:t>
       </w:r>
       <w:r>
         <w:rPr>
@@ -7044,29 +5442,20 @@
         </w:numPr>
         <w:spacing w:before="75" w:after="75"/>
         <w:rPr>
-          <w:rFonts w:ascii="メイリオ" w:eastAsia="メイリオ" w:hAnsi="メイリオ" w:hint="eastAsia"/>
-          <w:color w:val="222222"/>
-          <w:sz w:val="22"/>
-          <w:szCs w:val="22"/>
-        </w:rPr>
-      </w:pPr>
-      <w:r>
-        <w:rPr>
-          <w:rFonts w:ascii="メイリオ" w:eastAsia="メイリオ" w:hAnsi="メイリオ" w:hint="eastAsia"/>
-          <w:color w:val="222222"/>
-          <w:sz w:val="22"/>
-          <w:szCs w:val="22"/>
-        </w:rPr>
-        <w:t>Claude</w:t>
-      </w:r>
-      <w:r>
-        <w:rPr>
-          <w:rFonts w:ascii="メイリオ" w:eastAsia="メイリオ" w:hAnsi="メイリオ" w:hint="eastAsia"/>
-          <w:color w:val="222222"/>
-          <w:sz w:val="22"/>
-          <w:szCs w:val="22"/>
-        </w:rPr>
-        <w:t>の作業画面が開けば成功です。</w:t>
+          <w:rFonts w:ascii="メイリオ" w:eastAsia="メイリオ" w:hAnsi="メイリオ"/>
+          <w:color w:val="222222"/>
+          <w:sz w:val="22"/>
+          <w:szCs w:val="22"/>
+        </w:rPr>
+      </w:pPr>
+      <w:r>
+        <w:rPr>
+          <w:rFonts w:ascii="メイリオ" w:eastAsia="メイリオ" w:hAnsi="メイリオ" w:hint="eastAsia"/>
+          <w:color w:val="222222"/>
+          <w:sz w:val="22"/>
+          <w:szCs w:val="22"/>
+        </w:rPr>
+        <w:t>Claudeの作業画面が開けば成功です。</w:t>
       </w:r>
     </w:p>
     <w:p>
@@ -7074,7 +5463,7 @@
         <w:shd w:val="clear" w:color="auto" w:fill="FFF4E5"/>
         <w:divId w:val="469245708"/>
         <w:rPr>
-          <w:rFonts w:ascii="メイリオ" w:eastAsia="メイリオ" w:hAnsi="メイリオ" w:hint="eastAsia"/>
+          <w:rFonts w:ascii="メイリオ" w:eastAsia="メイリオ" w:hAnsi="メイリオ"/>
           <w:color w:val="222222"/>
           <w:sz w:val="22"/>
           <w:szCs w:val="22"/>
@@ -7114,7 +5503,7 @@
       <w:pPr>
         <w:pStyle w:val="2"/>
         <w:rPr>
-          <w:rFonts w:ascii="メイリオ" w:eastAsia="メイリオ" w:hAnsi="メイリオ" w:hint="eastAsia"/>
+          <w:rFonts w:ascii="メイリオ" w:eastAsia="メイリオ" w:hAnsi="メイリオ"/>
         </w:rPr>
       </w:pPr>
       <w:r>
@@ -7130,44 +5519,14 @@
         <w:rPr>
           <w:rFonts w:ascii="メイリオ" w:eastAsia="メイリオ" w:hAnsi="メイリオ" w:hint="eastAsia"/>
         </w:rPr>
-        <w:t xml:space="preserve"> </w:t>
-      </w:r>
-      <w:r>
-        <w:rPr>
-          <w:rFonts w:ascii="メイリオ" w:eastAsia="メイリオ" w:hAnsi="メイリオ" w:hint="eastAsia"/>
-        </w:rPr>
-        <w:t>秘書を</w:t>
-      </w:r>
-      <w:r>
-        <w:rPr>
-          <w:rFonts w:ascii="メイリオ" w:eastAsia="メイリオ" w:hAnsi="メイリオ" w:hint="eastAsia"/>
-        </w:rPr>
-        <w:t>"</w:t>
-      </w:r>
-      <w:r>
-        <w:rPr>
-          <w:rFonts w:ascii="メイリオ" w:eastAsia="メイリオ" w:hAnsi="メイリオ" w:hint="eastAsia"/>
-        </w:rPr>
-        <w:t>誕生</w:t>
-      </w:r>
-      <w:r>
-        <w:rPr>
-          <w:rFonts w:ascii="メイリオ" w:eastAsia="メイリオ" w:hAnsi="メイリオ" w:hint="eastAsia"/>
-        </w:rPr>
-        <w:t>"</w:t>
-      </w:r>
-      <w:r>
-        <w:rPr>
-          <w:rFonts w:ascii="メイリオ" w:eastAsia="メイリオ" w:hAnsi="メイリオ" w:hint="eastAsia"/>
-        </w:rPr>
-        <w:t>させる</w:t>
+        <w:t xml:space="preserve"> 秘書を"誕生"させる</w:t>
       </w:r>
     </w:p>
     <w:p>
       <w:pPr>
         <w:pStyle w:val="Web"/>
         <w:rPr>
-          <w:rFonts w:ascii="メイリオ" w:eastAsia="メイリオ" w:hAnsi="メイリオ" w:hint="eastAsia"/>
+          <w:rFonts w:ascii="メイリオ" w:eastAsia="メイリオ" w:hAnsi="メイリオ"/>
           <w:color w:val="222222"/>
           <w:sz w:val="22"/>
           <w:szCs w:val="22"/>
@@ -7200,25 +5559,7 @@
           <w:sz w:val="22"/>
           <w:szCs w:val="22"/>
         </w:rPr>
-        <w:t>を覚えてもらいます。これで、ただの</w:t>
-      </w:r>
-      <w:r>
-        <w:rPr>
-          <w:rFonts w:ascii="メイリオ" w:eastAsia="メイリオ" w:hAnsi="メイリオ" w:hint="eastAsia"/>
-          <w:color w:val="222222"/>
-          <w:sz w:val="22"/>
-          <w:szCs w:val="22"/>
-        </w:rPr>
-        <w:t>AI</w:t>
-      </w:r>
-      <w:r>
-        <w:rPr>
-          <w:rFonts w:ascii="メイリオ" w:eastAsia="メイリオ" w:hAnsi="メイリオ" w:hint="eastAsia"/>
-          <w:color w:val="222222"/>
-          <w:sz w:val="22"/>
-          <w:szCs w:val="22"/>
-        </w:rPr>
-        <w:t>から「落合さんの専属秘書」に変わります。</w:t>
+        <w:t>を覚えてもらいます。これで、ただのAIから「落合さんの専属秘書」に変わります。</w:t>
       </w:r>
     </w:p>
     <w:p>
@@ -7229,29 +5570,20 @@
         </w:numPr>
         <w:spacing w:before="75" w:after="75"/>
         <w:rPr>
-          <w:rFonts w:ascii="メイリオ" w:eastAsia="メイリオ" w:hAnsi="メイリオ" w:hint="eastAsia"/>
-          <w:color w:val="222222"/>
-          <w:sz w:val="22"/>
-          <w:szCs w:val="22"/>
-        </w:rPr>
-      </w:pPr>
-      <w:r>
-        <w:rPr>
-          <w:rFonts w:ascii="メイリオ" w:eastAsia="メイリオ" w:hAnsi="メイリオ" w:hint="eastAsia"/>
-          <w:color w:val="222222"/>
-          <w:sz w:val="22"/>
-          <w:szCs w:val="22"/>
-        </w:rPr>
-        <w:t>Claude</w:t>
-      </w:r>
-      <w:r>
-        <w:rPr>
-          <w:rFonts w:ascii="メイリオ" w:eastAsia="メイリオ" w:hAnsi="メイリオ" w:hint="eastAsia"/>
-          <w:color w:val="222222"/>
-          <w:sz w:val="22"/>
-          <w:szCs w:val="22"/>
-        </w:rPr>
-        <w:t>アプリの入力欄（文章を打つところ）をクリックします。</w:t>
+          <w:rFonts w:ascii="メイリオ" w:eastAsia="メイリオ" w:hAnsi="メイリオ"/>
+          <w:color w:val="222222"/>
+          <w:sz w:val="22"/>
+          <w:szCs w:val="22"/>
+        </w:rPr>
+      </w:pPr>
+      <w:r>
+        <w:rPr>
+          <w:rFonts w:ascii="メイリオ" w:eastAsia="メイリオ" w:hAnsi="メイリオ" w:hint="eastAsia"/>
+          <w:color w:val="222222"/>
+          <w:sz w:val="22"/>
+          <w:szCs w:val="22"/>
+        </w:rPr>
+        <w:t>Claudeアプリの入力欄（文章を打つところ）をクリックします。</w:t>
       </w:r>
     </w:p>
     <w:p>
@@ -7262,7 +5594,7 @@
         </w:numPr>
         <w:spacing w:before="75" w:after="75"/>
         <w:rPr>
-          <w:rFonts w:ascii="メイリオ" w:eastAsia="メイリオ" w:hAnsi="メイリオ" w:hint="eastAsia"/>
+          <w:rFonts w:ascii="メイリオ" w:eastAsia="メイリオ" w:hAnsi="メイリオ"/>
           <w:color w:val="222222"/>
           <w:sz w:val="22"/>
           <w:szCs w:val="22"/>
@@ -7325,14 +5657,6 @@
           <w:szCs w:val="22"/>
         </w:rPr>
         <w:br/>
-      </w:r>
-      <w:r>
-        <w:rPr>
-          <w:rFonts w:ascii="メイリオ" w:eastAsia="メイリオ" w:hAnsi="メイリオ" w:hint="eastAsia"/>
-          <w:color w:val="222222"/>
-          <w:sz w:val="22"/>
-          <w:szCs w:val="22"/>
-        </w:rPr>
         <w:t>（文章をマウスでなぞって選び、右クリック→「コピー」）</w:t>
       </w:r>
     </w:p>
@@ -7344,29 +5668,20 @@
         </w:numPr>
         <w:spacing w:before="75" w:after="75"/>
         <w:rPr>
-          <w:rFonts w:ascii="メイリオ" w:eastAsia="メイリオ" w:hAnsi="メイリオ" w:hint="eastAsia"/>
-          <w:color w:val="222222"/>
-          <w:sz w:val="22"/>
-          <w:szCs w:val="22"/>
-        </w:rPr>
-      </w:pPr>
-      <w:r>
-        <w:rPr>
-          <w:rFonts w:ascii="メイリオ" w:eastAsia="メイリオ" w:hAnsi="メイリオ" w:hint="eastAsia"/>
-          <w:color w:val="222222"/>
-          <w:sz w:val="22"/>
-          <w:szCs w:val="22"/>
-        </w:rPr>
-        <w:t>Claude</w:t>
-      </w:r>
-      <w:r>
-        <w:rPr>
-          <w:rFonts w:ascii="メイリオ" w:eastAsia="メイリオ" w:hAnsi="メイリオ" w:hint="eastAsia"/>
-          <w:color w:val="222222"/>
-          <w:sz w:val="22"/>
-          <w:szCs w:val="22"/>
-        </w:rPr>
-        <w:t>の入力欄で</w:t>
+          <w:rFonts w:ascii="メイリオ" w:eastAsia="メイリオ" w:hAnsi="メイリオ"/>
+          <w:color w:val="222222"/>
+          <w:sz w:val="22"/>
+          <w:szCs w:val="22"/>
+        </w:rPr>
+      </w:pPr>
+      <w:r>
+        <w:rPr>
+          <w:rFonts w:ascii="メイリオ" w:eastAsia="メイリオ" w:hAnsi="メイリオ" w:hint="eastAsia"/>
+          <w:color w:val="222222"/>
+          <w:sz w:val="22"/>
+          <w:szCs w:val="22"/>
+        </w:rPr>
+        <w:t>Claudeの入力欄で</w:t>
       </w:r>
       <w:r>
         <w:rPr>
@@ -7397,30 +5712,20 @@
         </w:numPr>
         <w:spacing w:before="75" w:after="75"/>
         <w:rPr>
-          <w:rFonts w:ascii="メイリオ" w:eastAsia="メイリオ" w:hAnsi="メイリオ" w:hint="eastAsia"/>
-          <w:color w:val="222222"/>
-          <w:sz w:val="22"/>
-          <w:szCs w:val="22"/>
-        </w:rPr>
-      </w:pPr>
-      <w:r>
-        <w:rPr>
-          <w:rFonts w:ascii="メイリオ" w:eastAsia="メイリオ" w:hAnsi="メイリオ" w:hint="eastAsia"/>
-          <w:color w:val="222222"/>
-          <w:sz w:val="22"/>
-          <w:szCs w:val="22"/>
-        </w:rPr>
-        <w:lastRenderedPageBreak/>
-        <w:t>設定文の中の</w:t>
-      </w:r>
-      <w:r>
-        <w:rPr>
-          <w:rFonts w:ascii="メイリオ" w:eastAsia="メイリオ" w:hAnsi="メイリオ" w:hint="eastAsia"/>
-          <w:color w:val="222222"/>
-          <w:sz w:val="22"/>
-          <w:szCs w:val="22"/>
-        </w:rPr>
-        <w:t xml:space="preserve"> </w:t>
+          <w:rFonts w:ascii="メイリオ" w:eastAsia="メイリオ" w:hAnsi="メイリオ"/>
+          <w:color w:val="222222"/>
+          <w:sz w:val="22"/>
+          <w:szCs w:val="22"/>
+        </w:rPr>
+      </w:pPr>
+      <w:r>
+        <w:rPr>
+          <w:rFonts w:ascii="メイリオ" w:eastAsia="メイリオ" w:hAnsi="メイリオ" w:hint="eastAsia"/>
+          <w:color w:val="222222"/>
+          <w:sz w:val="22"/>
+          <w:szCs w:val="22"/>
+        </w:rPr>
+        <w:t xml:space="preserve">設定文の中の </w:t>
       </w:r>
       <w:r>
         <w:rPr>
@@ -7439,16 +5744,7 @@
           <w:sz w:val="22"/>
           <w:szCs w:val="22"/>
         </w:rPr>
-        <w:t xml:space="preserve"> </w:t>
-      </w:r>
-      <w:r>
-        <w:rPr>
-          <w:rFonts w:ascii="メイリオ" w:eastAsia="メイリオ" w:hAnsi="メイリオ" w:hint="eastAsia"/>
-          <w:color w:val="222222"/>
-          <w:sz w:val="22"/>
-          <w:szCs w:val="22"/>
-        </w:rPr>
-        <w:t>の部分を、落合さんが決めた名前に書き直します。</w:t>
+        <w:t xml:space="preserve"> の部分を、落合さんが決めた名前に書き直します。</w:t>
       </w:r>
     </w:p>
     <w:p>
@@ -7459,38 +5755,20 @@
         </w:numPr>
         <w:spacing w:before="75" w:after="75"/>
         <w:rPr>
-          <w:rFonts w:ascii="メイリオ" w:eastAsia="メイリオ" w:hAnsi="メイリオ" w:hint="eastAsia"/>
-          <w:color w:val="222222"/>
-          <w:sz w:val="22"/>
-          <w:szCs w:val="22"/>
-        </w:rPr>
-      </w:pPr>
-      <w:r>
-        <w:rPr>
-          <w:rFonts w:ascii="メイリオ" w:eastAsia="メイリオ" w:hAnsi="メイリオ" w:hint="eastAsia"/>
-          <w:color w:val="222222"/>
-          <w:sz w:val="22"/>
-          <w:szCs w:val="22"/>
-        </w:rPr>
-        <w:t>キーボードの</w:t>
-      </w:r>
-      <w:r>
-        <w:rPr>
-          <w:rFonts w:ascii="メイリオ" w:eastAsia="メイリオ" w:hAnsi="メイリオ" w:hint="eastAsia"/>
-          <w:color w:val="222222"/>
-          <w:sz w:val="22"/>
-          <w:szCs w:val="22"/>
-        </w:rPr>
-        <w:t xml:space="preserve"> Enter</w:t>
-      </w:r>
-      <w:r>
-        <w:rPr>
-          <w:rFonts w:ascii="メイリオ" w:eastAsia="メイリオ" w:hAnsi="メイリオ" w:hint="eastAsia"/>
-          <w:color w:val="222222"/>
-          <w:sz w:val="22"/>
-          <w:szCs w:val="22"/>
-        </w:rPr>
-        <w:t>（または送信ボタン）を押します。</w:t>
+          <w:rFonts w:ascii="メイリオ" w:eastAsia="メイリオ" w:hAnsi="メイリオ"/>
+          <w:color w:val="222222"/>
+          <w:sz w:val="22"/>
+          <w:szCs w:val="22"/>
+        </w:rPr>
+      </w:pPr>
+      <w:r>
+        <w:rPr>
+          <w:rFonts w:ascii="メイリオ" w:eastAsia="メイリオ" w:hAnsi="メイリオ" w:hint="eastAsia"/>
+          <w:color w:val="222222"/>
+          <w:sz w:val="22"/>
+          <w:szCs w:val="22"/>
+        </w:rPr>
+        <w:t>キーボードの Enter（または送信ボタン）を押します。</w:t>
       </w:r>
     </w:p>
     <w:p>
@@ -7501,19 +5779,20 @@
         </w:numPr>
         <w:spacing w:before="75" w:after="75"/>
         <w:rPr>
-          <w:rFonts w:ascii="メイリオ" w:eastAsia="メイリオ" w:hAnsi="メイリオ" w:hint="eastAsia"/>
-          <w:color w:val="222222"/>
-          <w:sz w:val="22"/>
-          <w:szCs w:val="22"/>
-        </w:rPr>
-      </w:pPr>
-      <w:r>
-        <w:rPr>
-          <w:rFonts w:ascii="メイリオ" w:eastAsia="メイリオ" w:hAnsi="メイリオ" w:hint="eastAsia"/>
-          <w:color w:val="222222"/>
-          <w:sz w:val="22"/>
-          <w:szCs w:val="22"/>
-        </w:rPr>
+          <w:rFonts w:ascii="メイリオ" w:eastAsia="メイリオ" w:hAnsi="メイリオ"/>
+          <w:color w:val="222222"/>
+          <w:sz w:val="22"/>
+          <w:szCs w:val="22"/>
+        </w:rPr>
+      </w:pPr>
+      <w:r>
+        <w:rPr>
+          <w:rFonts w:ascii="メイリオ" w:eastAsia="メイリオ" w:hAnsi="メイリオ" w:hint="eastAsia"/>
+          <w:color w:val="222222"/>
+          <w:sz w:val="22"/>
+          <w:szCs w:val="22"/>
+        </w:rPr>
+        <w:lastRenderedPageBreak/>
         <w:t>秘書が「はじめまして」と名乗って挨拶してくれたら、</w:t>
       </w:r>
       <w:r>
@@ -7541,7 +5820,7 @@
       <w:pPr>
         <w:pStyle w:val="2"/>
         <w:rPr>
-          <w:rFonts w:ascii="メイリオ" w:eastAsia="メイリオ" w:hAnsi="メイリオ" w:hint="eastAsia"/>
+          <w:rFonts w:ascii="メイリオ" w:eastAsia="メイリオ" w:hAnsi="メイリオ"/>
         </w:rPr>
       </w:pPr>
       <w:r>
@@ -7590,7 +5869,7 @@
             <w:pPr>
               <w:spacing w:before="150" w:after="150"/>
               <w:rPr>
-                <w:rFonts w:ascii="メイリオ" w:eastAsia="メイリオ" w:hAnsi="メイリオ" w:hint="eastAsia"/>
+                <w:rFonts w:ascii="メイリオ" w:eastAsia="メイリオ" w:hAnsi="メイリオ"/>
                 <w:b/>
                 <w:bCs/>
                 <w:color w:val="FFFFFF"/>
@@ -7634,7 +5913,7 @@
             <w:pPr>
               <w:spacing w:before="150" w:after="150"/>
               <w:rPr>
-                <w:rFonts w:ascii="メイリオ" w:eastAsia="メイリオ" w:hAnsi="メイリオ" w:hint="eastAsia"/>
+                <w:rFonts w:ascii="メイリオ" w:eastAsia="メイリオ" w:hAnsi="メイリオ"/>
                 <w:b/>
                 <w:bCs/>
                 <w:color w:val="FFFFFF"/>
@@ -7678,7 +5957,7 @@
             <w:pPr>
               <w:spacing w:before="150" w:after="150"/>
               <w:rPr>
-                <w:rFonts w:ascii="メイリオ" w:eastAsia="メイリオ" w:hAnsi="メイリオ" w:hint="eastAsia"/>
+                <w:rFonts w:ascii="メイリオ" w:eastAsia="メイリオ" w:hAnsi="メイリオ"/>
                 <w:color w:val="222222"/>
                 <w:sz w:val="21"/>
                 <w:szCs w:val="21"/>
@@ -7716,7 +5995,7 @@
             <w:pPr>
               <w:spacing w:before="150" w:after="150"/>
               <w:rPr>
-                <w:rFonts w:ascii="メイリオ" w:eastAsia="メイリオ" w:hAnsi="メイリオ" w:hint="eastAsia"/>
+                <w:rFonts w:ascii="メイリオ" w:eastAsia="メイリオ" w:hAnsi="メイリオ"/>
                 <w:color w:val="222222"/>
                 <w:sz w:val="21"/>
                 <w:szCs w:val="21"/>
@@ -7756,7 +6035,7 @@
             <w:pPr>
               <w:spacing w:before="150" w:after="150"/>
               <w:rPr>
-                <w:rFonts w:ascii="メイリオ" w:eastAsia="メイリオ" w:hAnsi="メイリオ" w:hint="eastAsia"/>
+                <w:rFonts w:ascii="メイリオ" w:eastAsia="メイリオ" w:hAnsi="メイリオ"/>
                 <w:color w:val="222222"/>
                 <w:sz w:val="21"/>
                 <w:szCs w:val="21"/>
@@ -7794,7 +6073,7 @@
             <w:pPr>
               <w:spacing w:before="150" w:after="150"/>
               <w:rPr>
-                <w:rFonts w:ascii="メイリオ" w:eastAsia="メイリオ" w:hAnsi="メイリオ" w:hint="eastAsia"/>
+                <w:rFonts w:ascii="メイリオ" w:eastAsia="メイリオ" w:hAnsi="メイリオ"/>
                 <w:color w:val="222222"/>
                 <w:sz w:val="21"/>
                 <w:szCs w:val="21"/>
@@ -7834,7 +6113,7 @@
             <w:pPr>
               <w:spacing w:before="150" w:after="150"/>
               <w:rPr>
-                <w:rFonts w:ascii="メイリオ" w:eastAsia="メイリオ" w:hAnsi="メイリオ" w:hint="eastAsia"/>
+                <w:rFonts w:ascii="メイリオ" w:eastAsia="メイリオ" w:hAnsi="メイリオ"/>
                 <w:color w:val="222222"/>
                 <w:sz w:val="21"/>
                 <w:szCs w:val="21"/>
@@ -7872,7 +6151,7 @@
             <w:pPr>
               <w:spacing w:before="150" w:after="150"/>
               <w:rPr>
-                <w:rFonts w:ascii="メイリオ" w:eastAsia="メイリオ" w:hAnsi="メイリオ" w:hint="eastAsia"/>
+                <w:rFonts w:ascii="メイリオ" w:eastAsia="メイリオ" w:hAnsi="メイリオ"/>
                 <w:color w:val="222222"/>
                 <w:sz w:val="21"/>
                 <w:szCs w:val="21"/>
@@ -7912,7 +6191,7 @@
             <w:pPr>
               <w:spacing w:before="150" w:after="150"/>
               <w:rPr>
-                <w:rFonts w:ascii="メイリオ" w:eastAsia="メイリオ" w:hAnsi="メイリオ" w:hint="eastAsia"/>
+                <w:rFonts w:ascii="メイリオ" w:eastAsia="メイリオ" w:hAnsi="メイリオ"/>
                 <w:color w:val="222222"/>
                 <w:sz w:val="21"/>
                 <w:szCs w:val="21"/>
@@ -7950,7 +6229,7 @@
             <w:pPr>
               <w:spacing w:before="150" w:after="150"/>
               <w:rPr>
-                <w:rFonts w:ascii="メイリオ" w:eastAsia="メイリオ" w:hAnsi="メイリオ" w:hint="eastAsia"/>
+                <w:rFonts w:ascii="メイリオ" w:eastAsia="メイリオ" w:hAnsi="メイリオ"/>
                 <w:color w:val="222222"/>
                 <w:sz w:val="21"/>
                 <w:szCs w:val="21"/>
@@ -7973,7 +6252,7 @@
       <w:pPr>
         <w:pStyle w:val="1"/>
         <w:rPr>
-          <w:rFonts w:ascii="メイリオ" w:eastAsia="メイリオ" w:hAnsi="メイリオ" w:hint="eastAsia"/>
+          <w:rFonts w:ascii="メイリオ" w:eastAsia="メイリオ" w:hAnsi="メイリオ"/>
         </w:rPr>
       </w:pPr>
       <w:r>
@@ -7986,7 +6265,7 @@
     <w:p>
       <w:pPr>
         <w:rPr>
-          <w:rFonts w:ascii="メイリオ" w:eastAsia="メイリオ" w:hAnsi="メイリオ" w:hint="eastAsia"/>
+          <w:rFonts w:ascii="メイリオ" w:eastAsia="メイリオ" w:hAnsi="メイリオ"/>
           <w:color w:val="222222"/>
           <w:sz w:val="22"/>
           <w:szCs w:val="22"/>
@@ -8006,7 +6285,7 @@
       <w:pPr>
         <w:pStyle w:val="2"/>
         <w:rPr>
-          <w:rFonts w:ascii="メイリオ" w:eastAsia="メイリオ" w:hAnsi="メイリオ" w:hint="eastAsia"/>
+          <w:rFonts w:ascii="メイリオ" w:eastAsia="メイリオ" w:hAnsi="メイリオ"/>
         </w:rPr>
       </w:pPr>
       <w:r>
@@ -8019,19 +6298,20 @@
     <w:p>
       <w:pPr>
         <w:rPr>
-          <w:rFonts w:ascii="メイリオ" w:eastAsia="メイリオ" w:hAnsi="メイリオ" w:hint="eastAsia"/>
-          <w:color w:val="222222"/>
-          <w:sz w:val="22"/>
-          <w:szCs w:val="22"/>
-        </w:rPr>
-      </w:pPr>
-      <w:r>
-        <w:rPr>
-          <w:rFonts w:ascii="メイリオ" w:eastAsia="メイリオ" w:hAnsi="メイリオ" w:hint="eastAsia"/>
-          <w:color w:val="222222"/>
-          <w:sz w:val="22"/>
-          <w:szCs w:val="22"/>
-        </w:rPr>
+          <w:rFonts w:ascii="メイリオ" w:eastAsia="メイリオ" w:hAnsi="メイリオ"/>
+          <w:color w:val="222222"/>
+          <w:sz w:val="22"/>
+          <w:szCs w:val="22"/>
+        </w:rPr>
+      </w:pPr>
+      <w:r>
+        <w:rPr>
+          <w:rFonts w:ascii="メイリオ" w:eastAsia="メイリオ" w:hAnsi="メイリオ" w:hint="eastAsia"/>
+          <w:color w:val="222222"/>
+          <w:sz w:val="22"/>
+          <w:szCs w:val="22"/>
+        </w:rPr>
+        <w:lastRenderedPageBreak/>
         <w:t>インターネット上に「GitHub（ギットハブ）」という、みんなで使える共有の棚を用意します。</w:t>
       </w:r>
       <w:r>
@@ -8042,14 +6322,6 @@
           <w:szCs w:val="22"/>
         </w:rPr>
         <w:br/>
-      </w:r>
-      <w:r>
-        <w:rPr>
-          <w:rFonts w:ascii="メイリオ" w:eastAsia="メイリオ" w:hAnsi="メイリオ" w:hint="eastAsia"/>
-          <w:color w:val="222222"/>
-          <w:sz w:val="22"/>
-          <w:szCs w:val="22"/>
-        </w:rPr>
         <w:t>・会社PCで作ったら、棚に入れる（これを「プッシュ」と言います）。</w:t>
       </w:r>
       <w:r>
@@ -8060,14 +6332,6 @@
           <w:szCs w:val="22"/>
         </w:rPr>
         <w:br/>
-      </w:r>
-      <w:r>
-        <w:rPr>
-          <w:rFonts w:ascii="メイリオ" w:eastAsia="メイリオ" w:hAnsi="メイリオ" w:hint="eastAsia"/>
-          <w:color w:val="222222"/>
-          <w:sz w:val="22"/>
-          <w:szCs w:val="22"/>
-        </w:rPr>
         <w:t>・自宅PCでは、棚から出す（これを「プル」と言います）。</w:t>
       </w:r>
       <w:r>
@@ -8078,14 +6342,6 @@
           <w:szCs w:val="22"/>
         </w:rPr>
         <w:br/>
-      </w:r>
-      <w:r>
-        <w:rPr>
-          <w:rFonts w:ascii="メイリオ" w:eastAsia="メイリオ" w:hAnsi="メイリオ" w:hint="eastAsia"/>
-          <w:color w:val="222222"/>
-          <w:sz w:val="22"/>
-          <w:szCs w:val="22"/>
-        </w:rPr>
         <w:t>これで、2台のパソコンがいつも同じ中身になります。</w:t>
       </w:r>
     </w:p>
@@ -8093,7 +6349,7 @@
       <w:pPr>
         <w:pStyle w:val="2"/>
         <w:rPr>
-          <w:rFonts w:ascii="メイリオ" w:eastAsia="メイリオ" w:hAnsi="メイリオ" w:hint="eastAsia"/>
+          <w:rFonts w:ascii="メイリオ" w:eastAsia="メイリオ" w:hAnsi="メイリオ"/>
         </w:rPr>
       </w:pPr>
       <w:r>
@@ -8106,7 +6362,7 @@
     <w:p>
       <w:pPr>
         <w:rPr>
-          <w:rFonts w:ascii="メイリオ" w:eastAsia="メイリオ" w:hAnsi="メイリオ" w:hint="eastAsia"/>
+          <w:rFonts w:ascii="メイリオ" w:eastAsia="メイリオ" w:hAnsi="メイリオ"/>
           <w:color w:val="222222"/>
           <w:sz w:val="22"/>
           <w:szCs w:val="22"/>
@@ -8129,14 +6385,6 @@
           <w:szCs w:val="22"/>
         </w:rPr>
         <w:br/>
-      </w:r>
-      <w:r>
-        <w:rPr>
-          <w:rFonts w:ascii="メイリオ" w:eastAsia="メイリオ" w:hAnsi="メイリオ" w:hint="eastAsia"/>
-          <w:color w:val="222222"/>
-          <w:sz w:val="22"/>
-          <w:szCs w:val="22"/>
-        </w:rPr>
         <w:t>① 落合さん専用の「共有の棚（リポジトリ）」をGitHubに1つ作る。</w:t>
       </w:r>
       <w:r>
@@ -8147,14 +6395,6 @@
           <w:szCs w:val="22"/>
         </w:rPr>
         <w:br/>
-      </w:r>
-      <w:r>
-        <w:rPr>
-          <w:rFonts w:ascii="メイリオ" w:eastAsia="メイリオ" w:hAnsi="メイリオ" w:hint="eastAsia"/>
-          <w:color w:val="222222"/>
-          <w:sz w:val="22"/>
-          <w:szCs w:val="22"/>
-        </w:rPr>
         <w:t>② 会社PCと自宅PCの両方に、その棚をつなぐ（これを「クローン」と言います）。</w:t>
       </w:r>
       <w:r>
@@ -8165,14 +6405,6 @@
           <w:szCs w:val="22"/>
         </w:rPr>
         <w:br/>
-      </w:r>
-      <w:r>
-        <w:rPr>
-          <w:rFonts w:ascii="メイリオ" w:eastAsia="メイリオ" w:hAnsi="メイリオ" w:hint="eastAsia"/>
-          <w:color w:val="222222"/>
-          <w:sz w:val="22"/>
-          <w:szCs w:val="22"/>
-        </w:rPr>
         <w:t>③ 秘書が記録や資料を保存するフォルダを、その棚の中に置く。</w:t>
       </w:r>
       <w:r>
@@ -8183,14 +6415,6 @@
           <w:szCs w:val="22"/>
         </w:rPr>
         <w:br/>
-      </w:r>
-      <w:r>
-        <w:rPr>
-          <w:rFonts w:ascii="メイリオ" w:eastAsia="メイリオ" w:hAnsi="メイリオ" w:hint="eastAsia"/>
-          <w:color w:val="222222"/>
-          <w:sz w:val="22"/>
-          <w:szCs w:val="22"/>
-        </w:rPr>
         <w:t>これで準備は完了です。あとは毎日かんたんに使えます。</w:t>
       </w:r>
     </w:p>
@@ -8198,7 +6422,7 @@
       <w:pPr>
         <w:pStyle w:val="2"/>
         <w:rPr>
-          <w:rFonts w:ascii="メイリオ" w:eastAsia="メイリオ" w:hAnsi="メイリオ" w:hint="eastAsia"/>
+          <w:rFonts w:ascii="メイリオ" w:eastAsia="メイリオ" w:hAnsi="メイリオ"/>
         </w:rPr>
       </w:pPr>
       <w:r>
@@ -8211,7 +6435,7 @@
     <w:p>
       <w:pPr>
         <w:rPr>
-          <w:rFonts w:ascii="メイリオ" w:eastAsia="メイリオ" w:hAnsi="メイリオ" w:hint="eastAsia"/>
+          <w:rFonts w:ascii="メイリオ" w:eastAsia="メイリオ" w:hAnsi="メイリオ"/>
           <w:color w:val="222222"/>
           <w:sz w:val="22"/>
           <w:szCs w:val="22"/>
@@ -8234,14 +6458,6 @@
           <w:szCs w:val="22"/>
         </w:rPr>
         <w:br/>
-      </w:r>
-      <w:r>
-        <w:rPr>
-          <w:rFonts w:ascii="メイリオ" w:eastAsia="メイリオ" w:hAnsi="メイリオ" w:hint="eastAsia"/>
-          <w:color w:val="222222"/>
-          <w:sz w:val="22"/>
-          <w:szCs w:val="22"/>
-        </w:rPr>
         <w:t>・何か作ったとき・仕事の区切りがついたとき：秘書に「同期して」と言う（棚に入れる＝プッシュ）。</w:t>
       </w:r>
       <w:r>
@@ -8252,14 +6468,6 @@
           <w:szCs w:val="22"/>
         </w:rPr>
         <w:br/>
-      </w:r>
-      <w:r>
-        <w:rPr>
-          <w:rFonts w:ascii="メイリオ" w:eastAsia="メイリオ" w:hAnsi="メイリオ" w:hint="eastAsia"/>
-          <w:color w:val="222222"/>
-          <w:sz w:val="22"/>
-          <w:szCs w:val="22"/>
-        </w:rPr>
         <w:t>迷ったら「同期して」と言えば大丈夫です。秘書が自動でやってくれます。</w:t>
       </w:r>
     </w:p>
@@ -8267,7 +6475,7 @@
       <w:pPr>
         <w:pStyle w:val="2"/>
         <w:rPr>
-          <w:rFonts w:ascii="メイリオ" w:eastAsia="メイリオ" w:hAnsi="メイリオ" w:hint="eastAsia"/>
+          <w:rFonts w:ascii="メイリオ" w:eastAsia="メイリオ" w:hAnsi="メイリオ"/>
         </w:rPr>
       </w:pPr>
       <w:r>
@@ -8280,7 +6488,7 @@
     <w:p>
       <w:pPr>
         <w:rPr>
-          <w:rFonts w:ascii="メイリオ" w:eastAsia="メイリオ" w:hAnsi="メイリオ" w:hint="eastAsia"/>
+          <w:rFonts w:ascii="メイリオ" w:eastAsia="メイリオ" w:hAnsi="メイリオ"/>
           <w:color w:val="222222"/>
           <w:sz w:val="22"/>
           <w:szCs w:val="22"/>
@@ -8303,14 +6511,6 @@
           <w:szCs w:val="22"/>
         </w:rPr>
         <w:br/>
-      </w:r>
-      <w:r>
-        <w:rPr>
-          <w:rFonts w:ascii="メイリオ" w:eastAsia="メイリオ" w:hAnsi="メイリオ" w:hint="eastAsia"/>
-          <w:color w:val="222222"/>
-          <w:sz w:val="22"/>
-          <w:szCs w:val="22"/>
-        </w:rPr>
         <w:t>・秘書が覚えたこと（記憶）も、ファイルに書いて同期する。記憶はパソコンごとに別々で、そのままでは共有されないためです。</w:t>
       </w:r>
       <w:r>
@@ -8329,6 +6529,7 @@
           <w:sz w:val="22"/>
           <w:szCs w:val="22"/>
         </w:rPr>
+        <w:lastRenderedPageBreak/>
         <w:t>・これを守ると、会社PCの秘書と自宅PCの秘書が、いつも同じ状態でいられます。同じ説明を二度しなくてすみます。</w:t>
       </w:r>
     </w:p>
@@ -8336,7 +6537,7 @@
       <w:pPr>
         <w:pStyle w:val="2"/>
         <w:rPr>
-          <w:rFonts w:ascii="メイリオ" w:eastAsia="メイリオ" w:hAnsi="メイリオ" w:hint="eastAsia"/>
+          <w:rFonts w:ascii="メイリオ" w:eastAsia="メイリオ" w:hAnsi="メイリオ"/>
         </w:rPr>
       </w:pPr>
       <w:r>
@@ -8349,7 +6550,7 @@
     <w:p>
       <w:pPr>
         <w:rPr>
-          <w:rFonts w:ascii="メイリオ" w:eastAsia="メイリオ" w:hAnsi="メイリオ" w:hint="eastAsia"/>
+          <w:rFonts w:ascii="メイリオ" w:eastAsia="メイリオ" w:hAnsi="メイリオ"/>
           <w:color w:val="222222"/>
           <w:sz w:val="22"/>
           <w:szCs w:val="22"/>
@@ -8369,7 +6570,7 @@
       <w:pPr>
         <w:pStyle w:val="1"/>
         <w:rPr>
-          <w:rFonts w:ascii="メイリオ" w:eastAsia="メイリオ" w:hAnsi="メイリオ" w:hint="eastAsia"/>
+          <w:rFonts w:ascii="メイリオ" w:eastAsia="メイリオ" w:hAnsi="メイリオ"/>
         </w:rPr>
       </w:pPr>
       <w:r>
@@ -8384,56 +6585,20 @@
         <w:shd w:val="clear" w:color="auto" w:fill="E8F5E9"/>
         <w:divId w:val="1659577589"/>
         <w:rPr>
-          <w:rFonts w:ascii="メイリオ" w:eastAsia="メイリオ" w:hAnsi="メイリオ" w:hint="eastAsia"/>
-          <w:color w:val="222222"/>
-          <w:sz w:val="22"/>
-          <w:szCs w:val="22"/>
-        </w:rPr>
-      </w:pPr>
-      <w:r>
-        <w:rPr>
-          <w:rFonts w:ascii="メイリオ" w:eastAsia="メイリオ" w:hAnsi="メイリオ" w:hint="eastAsia"/>
-          <w:color w:val="222222"/>
-          <w:sz w:val="22"/>
-          <w:szCs w:val="22"/>
-        </w:rPr>
-        <w:t>下の枠の中を、まるごとコピーして、</w:t>
-      </w:r>
-      <w:r>
-        <w:rPr>
-          <w:rFonts w:ascii="メイリオ" w:eastAsia="メイリオ" w:hAnsi="メイリオ" w:hint="eastAsia"/>
-          <w:color w:val="222222"/>
-          <w:sz w:val="22"/>
-          <w:szCs w:val="22"/>
-        </w:rPr>
-        <w:t>STEP 4</w:t>
-      </w:r>
-      <w:r>
-        <w:rPr>
-          <w:rFonts w:ascii="メイリオ" w:eastAsia="メイリオ" w:hAnsi="メイリオ" w:hint="eastAsia"/>
-          <w:color w:val="222222"/>
-          <w:sz w:val="22"/>
-          <w:szCs w:val="22"/>
-        </w:rPr>
-        <w:t>で</w:t>
-      </w:r>
-      <w:r>
-        <w:rPr>
-          <w:rFonts w:ascii="メイリオ" w:eastAsia="メイリオ" w:hAnsi="メイリオ" w:hint="eastAsia"/>
-          <w:color w:val="222222"/>
-          <w:sz w:val="22"/>
-          <w:szCs w:val="22"/>
-        </w:rPr>
-        <w:t>Claude</w:t>
-      </w:r>
-      <w:r>
-        <w:rPr>
-          <w:rFonts w:ascii="メイリオ" w:eastAsia="メイリオ" w:hAnsi="メイリオ" w:hint="eastAsia"/>
-          <w:color w:val="222222"/>
-          <w:sz w:val="22"/>
-          <w:szCs w:val="22"/>
-        </w:rPr>
-        <w:t>に貼り付けてください。</w:t>
+          <w:rFonts w:ascii="メイリオ" w:eastAsia="メイリオ" w:hAnsi="メイリオ"/>
+          <w:color w:val="222222"/>
+          <w:sz w:val="22"/>
+          <w:szCs w:val="22"/>
+        </w:rPr>
+      </w:pPr>
+      <w:r>
+        <w:rPr>
+          <w:rFonts w:ascii="メイリオ" w:eastAsia="メイリオ" w:hAnsi="メイリオ" w:hint="eastAsia"/>
+          <w:color w:val="222222"/>
+          <w:sz w:val="22"/>
+          <w:szCs w:val="22"/>
+        </w:rPr>
+        <w:t>下の枠の中を、まるごとコピーして、STEP 4でClaudeに貼り付けてください。</w:t>
       </w:r>
       <w:r>
         <w:rPr>
@@ -8452,16 +6617,7 @@
           <w:sz w:val="22"/>
           <w:szCs w:val="22"/>
         </w:rPr>
-        <w:t xml:space="preserve"> </w:t>
-      </w:r>
-      <w:r>
-        <w:rPr>
-          <w:rFonts w:ascii="メイリオ" w:eastAsia="メイリオ" w:hAnsi="メイリオ" w:hint="eastAsia"/>
-          <w:color w:val="222222"/>
-          <w:sz w:val="22"/>
-          <w:szCs w:val="22"/>
-        </w:rPr>
-        <w:t>は落合さんが決めた名前に書き換えます。</w:t>
+        <w:t xml:space="preserve"> は落合さんが決めた名前に書き換えます。</w:t>
       </w:r>
     </w:p>
     <w:p>
@@ -8470,38 +6626,20 @@
         <w:shd w:val="clear" w:color="auto" w:fill="FAFCFF"/>
         <w:divId w:val="1701323401"/>
         <w:rPr>
-          <w:rFonts w:ascii="メイリオ" w:eastAsia="メイリオ" w:hAnsi="メイリオ" w:hint="eastAsia"/>
-          <w:color w:val="222222"/>
-          <w:sz w:val="22"/>
-          <w:szCs w:val="22"/>
-        </w:rPr>
-      </w:pPr>
-      <w:r>
-        <w:rPr>
-          <w:rFonts w:ascii="メイリオ" w:eastAsia="メイリオ" w:hAnsi="メイリオ" w:hint="eastAsia"/>
-          <w:color w:val="222222"/>
-          <w:sz w:val="22"/>
-          <w:szCs w:val="22"/>
-        </w:rPr>
-        <w:t>あなたは、落合裕子さんの専属</w:t>
-      </w:r>
-      <w:r>
-        <w:rPr>
-          <w:rFonts w:ascii="メイリオ" w:eastAsia="メイリオ" w:hAnsi="メイリオ" w:hint="eastAsia"/>
-          <w:color w:val="222222"/>
-          <w:sz w:val="22"/>
-          <w:szCs w:val="22"/>
-        </w:rPr>
-        <w:t>AI</w:t>
-      </w:r>
-      <w:r>
-        <w:rPr>
-          <w:rFonts w:ascii="メイリオ" w:eastAsia="メイリオ" w:hAnsi="メイリオ" w:hint="eastAsia"/>
-          <w:color w:val="222222"/>
-          <w:sz w:val="22"/>
-          <w:szCs w:val="22"/>
-        </w:rPr>
-        <w:t>秘書「</w:t>
+          <w:rFonts w:ascii="メイリオ" w:eastAsia="メイリオ" w:hAnsi="メイリオ"/>
+          <w:color w:val="222222"/>
+          <w:sz w:val="22"/>
+          <w:szCs w:val="22"/>
+        </w:rPr>
+      </w:pPr>
+      <w:r>
+        <w:rPr>
+          <w:rFonts w:ascii="メイリオ" w:eastAsia="メイリオ" w:hAnsi="メイリオ" w:hint="eastAsia"/>
+          <w:color w:val="222222"/>
+          <w:sz w:val="22"/>
+          <w:szCs w:val="22"/>
+        </w:rPr>
+        <w:t>あなたは、落合裕子さんの専属AI秘書「</w:t>
       </w:r>
       <w:r>
         <w:rPr>
@@ -8530,7 +6668,7 @@
         <w:shd w:val="clear" w:color="auto" w:fill="FAFCFF"/>
         <w:divId w:val="1701323401"/>
         <w:rPr>
-          <w:rFonts w:ascii="メイリオ" w:eastAsia="メイリオ" w:hAnsi="メイリオ" w:hint="eastAsia"/>
+          <w:rFonts w:ascii="メイリオ" w:eastAsia="メイリオ" w:hAnsi="メイリオ"/>
           <w:color w:val="222222"/>
           <w:sz w:val="22"/>
           <w:szCs w:val="22"/>
@@ -8545,7 +6683,6 @@
           <w:sz w:val="22"/>
           <w:szCs w:val="22"/>
         </w:rPr>
-        <w:lastRenderedPageBreak/>
         <w:t>あなたの役割：</w:t>
       </w:r>
       <w:r>
@@ -8556,14 +6693,6 @@
           <w:szCs w:val="22"/>
         </w:rPr>
         <w:br/>
-      </w:r>
-      <w:r>
-        <w:rPr>
-          <w:rFonts w:ascii="メイリオ" w:eastAsia="メイリオ" w:hAnsi="メイリオ" w:hint="eastAsia"/>
-          <w:color w:val="222222"/>
-          <w:sz w:val="22"/>
-          <w:szCs w:val="22"/>
-        </w:rPr>
         <w:t>・落合さんは、山本社長の直属の統括責任者です。就労支援部門の運営、施設の必要書類の作成、経理総務・給料計算など、会社の幅広い実務を担っています。あなたはその全体を隣で支える右腕です。</w:t>
       </w:r>
       <w:r>
@@ -8574,14 +6703,6 @@
           <w:szCs w:val="22"/>
         </w:rPr>
         <w:br/>
-      </w:r>
-      <w:r>
-        <w:rPr>
-          <w:rFonts w:ascii="メイリオ" w:eastAsia="メイリオ" w:hAnsi="メイリオ" w:hint="eastAsia"/>
-          <w:color w:val="222222"/>
-          <w:sz w:val="22"/>
-          <w:szCs w:val="22"/>
-        </w:rPr>
         <w:t>・調べるだけでなく、書類づくり・文章づくり・数字のまとめ・資料作成など、実際に手を動かして仕事を仕上げます。</w:t>
       </w:r>
     </w:p>
@@ -8591,7 +6712,7 @@
         <w:shd w:val="clear" w:color="auto" w:fill="FAFCFF"/>
         <w:divId w:val="1701323401"/>
         <w:rPr>
-          <w:rFonts w:ascii="メイリオ" w:eastAsia="メイリオ" w:hAnsi="メイリオ" w:hint="eastAsia"/>
+          <w:rFonts w:ascii="メイリオ" w:eastAsia="メイリオ" w:hAnsi="メイリオ"/>
           <w:color w:val="222222"/>
           <w:sz w:val="22"/>
           <w:szCs w:val="22"/>
@@ -8616,14 +6737,6 @@
           <w:szCs w:val="22"/>
         </w:rPr>
         <w:br/>
-      </w:r>
-      <w:r>
-        <w:rPr>
-          <w:rFonts w:ascii="メイリオ" w:eastAsia="メイリオ" w:hAnsi="メイリオ" w:hint="eastAsia"/>
-          <w:color w:val="222222"/>
-          <w:sz w:val="22"/>
-          <w:szCs w:val="22"/>
-        </w:rPr>
         <w:t>・</w:t>
       </w:r>
       <w:r>
@@ -8654,14 +6767,6 @@
           <w:szCs w:val="22"/>
         </w:rPr>
         <w:br/>
-      </w:r>
-      <w:r>
-        <w:rPr>
-          <w:rFonts w:ascii="メイリオ" w:eastAsia="メイリオ" w:hAnsi="メイリオ" w:hint="eastAsia"/>
-          <w:color w:val="222222"/>
-          <w:sz w:val="22"/>
-          <w:szCs w:val="22"/>
-        </w:rPr>
         <w:t>・</w:t>
       </w:r>
       <w:r>
@@ -8692,14 +6797,6 @@
           <w:szCs w:val="22"/>
         </w:rPr>
         <w:br/>
-      </w:r>
-      <w:r>
-        <w:rPr>
-          <w:rFonts w:ascii="メイリオ" w:eastAsia="メイリオ" w:hAnsi="メイリオ" w:hint="eastAsia"/>
-          <w:color w:val="222222"/>
-          <w:sz w:val="22"/>
-          <w:szCs w:val="22"/>
-        </w:rPr>
         <w:t>・</w:t>
       </w:r>
       <w:r>
@@ -8729,7 +6826,7 @@
         <w:shd w:val="clear" w:color="auto" w:fill="FAFCFF"/>
         <w:divId w:val="1701323401"/>
         <w:rPr>
-          <w:rFonts w:ascii="メイリオ" w:eastAsia="メイリオ" w:hAnsi="メイリオ" w:hint="eastAsia"/>
+          <w:rFonts w:ascii="メイリオ" w:eastAsia="メイリオ" w:hAnsi="メイリオ"/>
           <w:color w:val="222222"/>
           <w:sz w:val="22"/>
           <w:szCs w:val="22"/>
@@ -8744,6 +6841,7 @@
           <w:sz w:val="22"/>
           <w:szCs w:val="22"/>
         </w:rPr>
+        <w:lastRenderedPageBreak/>
         <w:t>その他の得意分野：</w:t>
       </w:r>
       <w:r>
@@ -8754,14 +6852,6 @@
           <w:szCs w:val="22"/>
         </w:rPr>
         <w:br/>
-      </w:r>
-      <w:r>
-        <w:rPr>
-          <w:rFonts w:ascii="メイリオ" w:eastAsia="メイリオ" w:hAnsi="メイリオ" w:hint="eastAsia"/>
-          <w:color w:val="222222"/>
-          <w:sz w:val="22"/>
-          <w:szCs w:val="22"/>
-        </w:rPr>
         <w:t>・ペットと動物（特にインコなど鳥）の知識。落合さん考案のオリジナル配合のご飯など、商品づくり・改良・販促の文章。</w:t>
       </w:r>
       <w:r>
@@ -8772,69 +6862,7 @@
           <w:szCs w:val="22"/>
         </w:rPr>
         <w:br/>
-      </w:r>
-      <w:r>
-        <w:rPr>
-          <w:rFonts w:ascii="メイリオ" w:eastAsia="メイリオ" w:hAnsi="メイリオ" w:hint="eastAsia"/>
-          <w:color w:val="222222"/>
-          <w:sz w:val="22"/>
-          <w:szCs w:val="22"/>
-        </w:rPr>
-        <w:t>・メール返信、会議資料、</w:t>
-      </w:r>
-      <w:r>
-        <w:rPr>
-          <w:rFonts w:ascii="メイリオ" w:eastAsia="メイリオ" w:hAnsi="メイリオ" w:hint="eastAsia"/>
-          <w:color w:val="222222"/>
-          <w:sz w:val="22"/>
-          <w:szCs w:val="22"/>
-        </w:rPr>
-        <w:t>Word</w:t>
-      </w:r>
-      <w:r>
-        <w:rPr>
-          <w:rFonts w:ascii="メイリオ" w:eastAsia="メイリオ" w:hAnsi="メイリオ" w:hint="eastAsia"/>
-          <w:color w:val="222222"/>
-          <w:sz w:val="22"/>
-          <w:szCs w:val="22"/>
-        </w:rPr>
-        <w:t>・</w:t>
-      </w:r>
-      <w:r>
-        <w:rPr>
-          <w:rFonts w:ascii="メイリオ" w:eastAsia="メイリオ" w:hAnsi="メイリオ" w:hint="eastAsia"/>
-          <w:color w:val="222222"/>
-          <w:sz w:val="22"/>
-          <w:szCs w:val="22"/>
-        </w:rPr>
-        <w:t>Excel</w:t>
-      </w:r>
-      <w:r>
-        <w:rPr>
-          <w:rFonts w:ascii="メイリオ" w:eastAsia="メイリオ" w:hAnsi="メイリオ" w:hint="eastAsia"/>
-          <w:color w:val="222222"/>
-          <w:sz w:val="22"/>
-          <w:szCs w:val="22"/>
-        </w:rPr>
-        <w:t>・</w:t>
-      </w:r>
-      <w:r>
-        <w:rPr>
-          <w:rFonts w:ascii="メイリオ" w:eastAsia="メイリオ" w:hAnsi="メイリオ" w:hint="eastAsia"/>
-          <w:color w:val="222222"/>
-          <w:sz w:val="22"/>
-          <w:szCs w:val="22"/>
-        </w:rPr>
-        <w:t>PowerPoint</w:t>
-      </w:r>
-      <w:r>
-        <w:rPr>
-          <w:rFonts w:ascii="メイリオ" w:eastAsia="メイリオ" w:hAnsi="メイリオ" w:hint="eastAsia"/>
-          <w:color w:val="222222"/>
-          <w:sz w:val="22"/>
-          <w:szCs w:val="22"/>
-        </w:rPr>
-        <w:t>の作成全般。</w:t>
+        <w:t>・メール返信、会議資料、Word・Excel・PowerPointの作成全般。</w:t>
       </w:r>
     </w:p>
     <w:p>
@@ -8843,7 +6871,7 @@
         <w:shd w:val="clear" w:color="auto" w:fill="FAFCFF"/>
         <w:divId w:val="1701323401"/>
         <w:rPr>
-          <w:rFonts w:ascii="メイリオ" w:eastAsia="メイリオ" w:hAnsi="メイリオ" w:hint="eastAsia"/>
+          <w:rFonts w:ascii="メイリオ" w:eastAsia="メイリオ" w:hAnsi="メイリオ"/>
           <w:color w:val="222222"/>
           <w:sz w:val="22"/>
           <w:szCs w:val="22"/>
@@ -8868,14 +6896,6 @@
           <w:szCs w:val="22"/>
         </w:rPr>
         <w:br/>
-      </w:r>
-      <w:r>
-        <w:rPr>
-          <w:rFonts w:ascii="メイリオ" w:eastAsia="メイリオ" w:hAnsi="メイリオ" w:hint="eastAsia"/>
-          <w:color w:val="222222"/>
-          <w:sz w:val="22"/>
-          <w:szCs w:val="22"/>
-        </w:rPr>
         <w:t>・温かく、誠実で、芯がある。落合さんの長年の戦友のように寄り添う。</w:t>
       </w:r>
       <w:r>
@@ -8886,14 +6906,6 @@
           <w:szCs w:val="22"/>
         </w:rPr>
         <w:br/>
-      </w:r>
-      <w:r>
-        <w:rPr>
-          <w:rFonts w:ascii="メイリオ" w:eastAsia="メイリオ" w:hAnsi="メイリオ" w:hint="eastAsia"/>
-          <w:color w:val="222222"/>
-          <w:sz w:val="22"/>
-          <w:szCs w:val="22"/>
-        </w:rPr>
         <w:t>・わからないことは正直に「わかりません」と言い、勝手に話を進めない。</w:t>
       </w:r>
       <w:r>
@@ -8904,14 +6916,6 @@
           <w:szCs w:val="22"/>
         </w:rPr>
         <w:br/>
-      </w:r>
-      <w:r>
-        <w:rPr>
-          <w:rFonts w:ascii="メイリオ" w:eastAsia="メイリオ" w:hAnsi="メイリオ" w:hint="eastAsia"/>
-          <w:color w:val="222222"/>
-          <w:sz w:val="22"/>
-          <w:szCs w:val="22"/>
-        </w:rPr>
         <w:t>・落合さんがスムーズに進められるよう、専門用語はかみくだき、一歩ずつ説明する。</w:t>
       </w:r>
     </w:p>
@@ -8921,7 +6925,7 @@
         <w:shd w:val="clear" w:color="auto" w:fill="FAFCFF"/>
         <w:divId w:val="1701323401"/>
         <w:rPr>
-          <w:rFonts w:ascii="メイリオ" w:eastAsia="メイリオ" w:hAnsi="メイリオ" w:hint="eastAsia"/>
+          <w:rFonts w:ascii="メイリオ" w:eastAsia="メイリオ" w:hAnsi="メイリオ"/>
           <w:color w:val="222222"/>
           <w:sz w:val="22"/>
           <w:szCs w:val="22"/>
@@ -8946,14 +6950,6 @@
           <w:szCs w:val="22"/>
         </w:rPr>
         <w:br/>
-      </w:r>
-      <w:r>
-        <w:rPr>
-          <w:rFonts w:ascii="メイリオ" w:eastAsia="メイリオ" w:hAnsi="メイリオ" w:hint="eastAsia"/>
-          <w:color w:val="222222"/>
-          <w:sz w:val="22"/>
-          <w:szCs w:val="22"/>
-        </w:rPr>
         <w:t>・説明資料や手順書は「より詳しく・より細かく・より分かりやすく」作る。</w:t>
       </w:r>
       <w:r>
@@ -8964,14 +6960,6 @@
           <w:szCs w:val="22"/>
         </w:rPr>
         <w:br/>
-      </w:r>
-      <w:r>
-        <w:rPr>
-          <w:rFonts w:ascii="メイリオ" w:eastAsia="メイリオ" w:hAnsi="メイリオ" w:hint="eastAsia"/>
-          <w:color w:val="222222"/>
-          <w:sz w:val="22"/>
-          <w:szCs w:val="22"/>
-        </w:rPr>
         <w:t>・お金の支払い、カード入力、契約の最終確定などは、必ず落合さん本人にお願いし、あなたは代行しない。</w:t>
       </w:r>
       <w:r>
@@ -8982,14 +6970,6 @@
           <w:szCs w:val="22"/>
         </w:rPr>
         <w:br/>
-      </w:r>
-      <w:r>
-        <w:rPr>
-          <w:rFonts w:ascii="メイリオ" w:eastAsia="メイリオ" w:hAnsi="メイリオ" w:hint="eastAsia"/>
-          <w:color w:val="222222"/>
-          <w:sz w:val="22"/>
-          <w:szCs w:val="22"/>
-        </w:rPr>
         <w:t>・言葉遣いはていねいに。お客様や目上の方、社長・落合さんには「了解」を使わず、「承知しました」「かしこまりました」「わかりました」で返事をする。</w:t>
       </w:r>
       <w:r>
@@ -9000,14 +6980,6 @@
           <w:szCs w:val="22"/>
         </w:rPr>
         <w:br/>
-      </w:r>
-      <w:r>
-        <w:rPr>
-          <w:rFonts w:ascii="メイリオ" w:eastAsia="メイリオ" w:hAnsi="メイリオ" w:hint="eastAsia"/>
-          <w:color w:val="222222"/>
-          <w:sz w:val="22"/>
-          <w:szCs w:val="22"/>
-        </w:rPr>
         <w:t>・作った資料や決まったことは、その場ですぐ記録・共有する。社長や落合さんに同じ説明を二度させない。</w:t>
       </w:r>
     </w:p>
@@ -9017,7 +6989,7 @@
         <w:shd w:val="clear" w:color="auto" w:fill="FAFCFF"/>
         <w:divId w:val="1701323401"/>
         <w:rPr>
-          <w:rFonts w:ascii="メイリオ" w:eastAsia="メイリオ" w:hAnsi="メイリオ" w:hint="eastAsia"/>
+          <w:rFonts w:ascii="メイリオ" w:eastAsia="メイリオ" w:hAnsi="メイリオ"/>
           <w:color w:val="222222"/>
           <w:sz w:val="22"/>
           <w:szCs w:val="22"/>
@@ -9059,7 +7031,7 @@
         <w:spacing w:before="450" w:beforeAutospacing="0"/>
         <w:jc w:val="center"/>
         <w:rPr>
-          <w:rFonts w:ascii="メイリオ" w:eastAsia="メイリオ" w:hAnsi="メイリオ" w:hint="eastAsia"/>
+          <w:rFonts w:ascii="メイリオ" w:eastAsia="メイリオ" w:hAnsi="メイリオ"/>
           <w:color w:val="888888"/>
           <w:sz w:val="18"/>
           <w:szCs w:val="18"/>
@@ -9072,62 +7044,7 @@
           <w:sz w:val="18"/>
           <w:szCs w:val="18"/>
         </w:rPr>
-        <w:lastRenderedPageBreak/>
-        <w:t>この資料は、山本社長の専属</w:t>
-      </w:r>
-      <w:r>
-        <w:rPr>
-          <w:rFonts w:ascii="メイリオ" w:eastAsia="メイリオ" w:hAnsi="メイリオ" w:hint="eastAsia"/>
-          <w:color w:val="888888"/>
-          <w:sz w:val="18"/>
-          <w:szCs w:val="18"/>
-        </w:rPr>
-        <w:t>AI</w:t>
-      </w:r>
-      <w:r>
-        <w:rPr>
-          <w:rFonts w:ascii="メイリオ" w:eastAsia="メイリオ" w:hAnsi="メイリオ" w:hint="eastAsia"/>
-          <w:color w:val="888888"/>
-          <w:sz w:val="18"/>
-          <w:szCs w:val="18"/>
-        </w:rPr>
-        <w:t>秘書「五郎」が作成しました。／</w:t>
-      </w:r>
-      <w:r>
-        <w:rPr>
-          <w:rFonts w:ascii="メイリオ" w:eastAsia="メイリオ" w:hAnsi="メイリオ" w:hint="eastAsia"/>
-          <w:color w:val="888888"/>
-          <w:sz w:val="18"/>
-          <w:szCs w:val="18"/>
-        </w:rPr>
-        <w:t xml:space="preserve"> 2026</w:t>
-      </w:r>
-      <w:r>
-        <w:rPr>
-          <w:rFonts w:ascii="メイリオ" w:eastAsia="メイリオ" w:hAnsi="メイリオ" w:hint="eastAsia"/>
-          <w:color w:val="888888"/>
-          <w:sz w:val="18"/>
-          <w:szCs w:val="18"/>
-        </w:rPr>
-        <w:t>年</w:t>
-      </w:r>
-      <w:r>
-        <w:rPr>
-          <w:rFonts w:ascii="メイリオ" w:eastAsia="メイリオ" w:hAnsi="メイリオ" w:hint="eastAsia"/>
-          <w:color w:val="888888"/>
-          <w:sz w:val="18"/>
-          <w:szCs w:val="18"/>
-        </w:rPr>
-        <w:t>6</w:t>
-      </w:r>
-      <w:r>
-        <w:rPr>
-          <w:rFonts w:ascii="メイリオ" w:eastAsia="メイリオ" w:hAnsi="メイリオ" w:hint="eastAsia"/>
-          <w:color w:val="888888"/>
-          <w:sz w:val="18"/>
-          <w:szCs w:val="18"/>
-        </w:rPr>
-        <w:t>月</w:t>
+        <w:t>この資料は、山本社長の専属AI秘書「五郎」が作成しました。／ 2026年6月</w:t>
       </w:r>
     </w:p>
     <w:sectPr>
@@ -9140,7 +7057,7 @@
 </w:document>
 </file>
 
-<file path=word\endnotes.xml><?xml version="1.0" encoding="utf-8"?>
+<file path=word/endnotes.xml><?xml version="1.0" encoding="utf-8"?>
 <w:endnotes xmlns:wpc="http://schemas.microsoft.com/office/word/2010/wordprocessingCanvas" xmlns:cx="http://schemas.microsoft.com/office/drawing/2014/chartex" xmlns:cx1="http://schemas.microsoft.com/office/drawing/2015/9/8/chartex" xmlns:cx2="http://schemas.microsoft.com/office/drawing/2015/10/21/chartex" xmlns:cx3="http://schemas.microsoft.com/office/drawing/2016/5/9/chartex" xmlns:cx4="http://schemas.microsoft.com/office/drawing/2016/5/10/chartex" xmlns:cx5="http://schemas.microsoft.com/office/drawing/2016/5/11/chartex" xmlns:cx6="http://schemas.microsoft.com/office/drawing/2016/5/12/chartex" xmlns:cx7="http://schemas.microsoft.com/office/drawing/2016/5/13/chartex" xmlns:cx8="http://schemas.microsoft.com/office/drawing/2016/5/14/chartex" xmlns:mc="http://schemas.openxmlformats.org/markup-compatibility/2006" xmlns:aink="http://schemas.microsoft.com/office/drawing/2016/ink" xmlns:am3d="http://schemas.microsoft.com/office/drawing/2017/model3d" xmlns:o="urn:schemas-microsoft-com:office:office" xmlns:oel="http://schemas.microsoft.com/office/2019/extlst" xmlns:r="http://schemas.openxmlformats.org/officeDocument/2006/relationships" xmlns:m="http://schemas.openxmlformats.org/officeDocument/2006/math" xmlns:v="urn:schemas-microsoft-com:vml" xmlns:wp14="http://schemas.microsoft.com/office/word/2010/wordprocessingDrawing" xmlns:wp="http://schemas.openxmlformats.org/drawingml/2006/wordprocessingDrawing" xmlns:w10="urn:schemas-microsoft-com:office:word" xmlns:w="http://schemas.openxmlformats.org/wordprocessingml/2006/main" xmlns:w14="http://schemas.microsoft.com/office/word/2010/wordml" xmlns:w15="http://schemas.microsoft.com/office/word/2012/wordml" xmlns:w16cex="http://schemas.microsoft.com/office/word/2018/wordml/cex" xmlns:w16cid="http://schemas.microsoft.com/office/word/2016/wordml/cid" xmlns:w16="http://schemas.microsoft.com/office/word/2018/wordml" xmlns:w16du="http://schemas.microsoft.com/office/word/2023/wordml/word16du" xmlns:w16sdtdh="http://schemas.microsoft.com/office/word/2020/wordml/sdtdatahash" xmlns:w16sdtfl="http://schemas.microsoft.com/office/word/2024/wordml/sdtformatlock" xmlns:w16se="http://schemas.microsoft.com/office/word/2015/wordml/symex" xmlns:wpg="http://schemas.microsoft.com/office/word/2010/wordprocessingGroup" xmlns:wpi="http://schemas.microsoft.com/office/word/2010/wordprocessingInk" xmlns:wne="http://schemas.microsoft.com/office/word/2006/wordml" xmlns:wps="http://schemas.microsoft.com/office/word/2010/wordprocessingShape" mc:Ignorable="w14 w15 w16se w16cid w16 w16cex w16sdtdh w16sdtfl w16du wp14">
   <w:endnote w:type="separator" w:id="-1">
     <w:p>
@@ -9159,75 +7076,7 @@
 </w:endnotes>
 </file>
 
-<file path=word\fontTable.xml><?xml version="1.0" encoding="utf-8"?>
-<w:fonts xmlns:mc="http://schemas.openxmlformats.org/markup-compatibility/2006" xmlns:r="http://schemas.openxmlformats.org/officeDocument/2006/relationships" xmlns:w="http://schemas.openxmlformats.org/wordprocessingml/2006/main" xmlns:w14="http://schemas.microsoft.com/office/word/2010/wordml" xmlns:w15="http://schemas.microsoft.com/office/word/2012/wordml" xmlns:w16cex="http://schemas.microsoft.com/office/word/2018/wordml/cex" xmlns:w16cid="http://schemas.microsoft.com/office/word/2016/wordml/cid" xmlns:w16="http://schemas.microsoft.com/office/word/2018/wordml" xmlns:w16du="http://schemas.microsoft.com/office/word/2023/wordml/word16du" xmlns:w16sdtdh="http://schemas.microsoft.com/office/word/2020/wordml/sdtdatahash" xmlns:w16sdtfl="http://schemas.microsoft.com/office/word/2024/wordml/sdtformatlock" xmlns:w16se="http://schemas.microsoft.com/office/word/2015/wordml/symex" mc:Ignorable="w14 w15 w16se w16cid w16 w16cex w16sdtdh w16sdtfl w16du">
-  <w:font w:name="Symbol">
-    <w:panose1 w:val="05050102010706020507"/>
-    <w:charset w:val="02"/>
-    <w:family w:val="roman"/>
-    <w:pitch w:val="variable"/>
-    <w:sig w:usb0="00000000" w:usb1="10000000" w:usb2="00000000" w:usb3="00000000" w:csb0="80000000" w:csb1="00000000"/>
-  </w:font>
-  <w:font w:name="Times New Roman">
-    <w:panose1 w:val="02020603050405020304"/>
-    <w:charset w:val="00"/>
-    <w:family w:val="roman"/>
-    <w:pitch w:val="variable"/>
-    <w:sig w:usb0="E0002EFF" w:usb1="C000785B" w:usb2="00000009" w:usb3="00000000" w:csb0="000001FF" w:csb1="00000000"/>
-  </w:font>
-  <w:font w:name="Courier New">
-    <w:panose1 w:val="02070309020205020404"/>
-    <w:charset w:val="00"/>
-    <w:family w:val="modern"/>
-    <w:pitch w:val="fixed"/>
-    <w:sig w:usb0="00000003" w:usb1="00000000" w:usb2="00000000" w:usb3="00000000" w:csb0="00000001" w:csb1="00000000"/>
-  </w:font>
-  <w:font w:name="Wingdings">
-    <w:panose1 w:val="05000000000000000000"/>
-    <w:charset w:val="02"/>
-    <w:family w:val="auto"/>
-    <w:pitch w:val="variable"/>
-    <w:sig w:usb0="00000000" w:usb1="10000000" w:usb2="00000000" w:usb3="00000000" w:csb0="80000000" w:csb1="00000000"/>
-  </w:font>
-  <w:font w:name="游明朝">
-    <w:panose1 w:val="02020400000000000000"/>
-    <w:charset w:val="80"/>
-    <w:family w:val="roman"/>
-    <w:pitch w:val="variable"/>
-    <w:sig w:usb0="800002E7" w:usb1="2AC7FCFF" w:usb2="00000012" w:usb3="00000000" w:csb0="0002009F" w:csb1="00000000"/>
-  </w:font>
-  <w:font w:name="ＭＳ Ｐゴシック">
-    <w:panose1 w:val="020B0600070205080204"/>
-    <w:charset w:val="80"/>
-    <w:family w:val="modern"/>
-    <w:pitch w:val="variable"/>
-    <w:sig w:usb0="E00002FF" w:usb1="6AC7FDFB" w:usb2="08000012" w:usb3="00000000" w:csb0="0002009F" w:csb1="00000000"/>
-  </w:font>
-  <w:font w:name="游ゴシック Light">
-    <w:panose1 w:val="020B0300000000000000"/>
-    <w:charset w:val="80"/>
-    <w:family w:val="modern"/>
-    <w:pitch w:val="variable"/>
-    <w:sig w:usb0="E00002FF" w:usb1="2AC7FDFF" w:usb2="00000016" w:usb3="00000000" w:csb0="0002009F" w:csb1="00000000"/>
-  </w:font>
-  <w:font w:name="Consolas">
-    <w:panose1 w:val="020B0609020204030204"/>
-    <w:charset w:val="00"/>
-    <w:family w:val="modern"/>
-    <w:pitch w:val="fixed"/>
-    <w:sig w:usb0="E00006FF" w:usb1="0000FCFF" w:usb2="00000001" w:usb3="00000000" w:csb0="0000019F" w:csb1="00000000"/>
-  </w:font>
-  <w:font w:name="メイリオ">
-    <w:panose1 w:val="020B0604030504040204"/>
-    <w:charset w:val="80"/>
-    <w:family w:val="modern"/>
-    <w:pitch w:val="variable"/>
-    <w:sig w:usb0="E00002FF" w:usb1="6AC7FFFF" w:usb2="08000012" w:usb3="00000000" w:csb0="0002009F" w:csb1="00000000"/>
-  </w:font>
-</w:fonts>
-</file>
-
-<file path=word\footnotes.xml><?xml version="1.0" encoding="utf-8"?>
+<file path=word/footnotes.xml><?xml version="1.0" encoding="utf-8"?>
 <w:footnotes xmlns:wpc="http://schemas.microsoft.com/office/word/2010/wordprocessingCanvas" xmlns:cx="http://schemas.microsoft.com/office/drawing/2014/chartex" xmlns:cx1="http://schemas.microsoft.com/office/drawing/2015/9/8/chartex" xmlns:cx2="http://schemas.microsoft.com/office/drawing/2015/10/21/chartex" xmlns:cx3="http://schemas.microsoft.com/office/drawing/2016/5/9/chartex" xmlns:cx4="http://schemas.microsoft.com/office/drawing/2016/5/10/chartex" xmlns:cx5="http://schemas.microsoft.com/office/drawing/2016/5/11/chartex" xmlns:cx6="http://schemas.microsoft.com/office/drawing/2016/5/12/chartex" xmlns:cx7="http://schemas.microsoft.com/office/drawing/2016/5/13/chartex" xmlns:cx8="http://schemas.microsoft.com/office/drawing/2016/5/14/chartex" xmlns:mc="http://schemas.openxmlformats.org/markup-compatibility/2006" xmlns:aink="http://schemas.microsoft.com/office/drawing/2016/ink" xmlns:am3d="http://schemas.microsoft.com/office/drawing/2017/model3d" xmlns:o="urn:schemas-microsoft-com:office:office" xmlns:oel="http://schemas.microsoft.com/office/2019/extlst" xmlns:r="http://schemas.openxmlformats.org/officeDocument/2006/relationships" xmlns:m="http://schemas.openxmlformats.org/officeDocument/2006/math" xmlns:v="urn:schemas-microsoft-com:vml" xmlns:wp14="http://schemas.microsoft.com/office/word/2010/wordprocessingDrawing" xmlns:wp="http://schemas.openxmlformats.org/drawingml/2006/wordprocessingDrawing" xmlns:w10="urn:schemas-microsoft-com:office:word" xmlns:w="http://schemas.openxmlformats.org/wordprocessingml/2006/main" xmlns:w14="http://schemas.microsoft.com/office/word/2010/wordml" xmlns:w15="http://schemas.microsoft.com/office/word/2012/wordml" xmlns:w16cex="http://schemas.microsoft.com/office/word/2018/wordml/cex" xmlns:w16cid="http://schemas.microsoft.com/office/word/2016/wordml/cid" xmlns:w16="http://schemas.microsoft.com/office/word/2018/wordml" xmlns:w16du="http://schemas.microsoft.com/office/word/2023/wordml/word16du" xmlns:w16sdtdh="http://schemas.microsoft.com/office/word/2020/wordml/sdtdatahash" xmlns:w16sdtfl="http://schemas.microsoft.com/office/word/2024/wordml/sdtformatlock" xmlns:w16se="http://schemas.microsoft.com/office/word/2015/wordml/symex" xmlns:wpg="http://schemas.microsoft.com/office/word/2010/wordprocessingGroup" xmlns:wpi="http://schemas.microsoft.com/office/word/2010/wordprocessingInk" xmlns:wne="http://schemas.microsoft.com/office/word/2006/wordml" xmlns:wps="http://schemas.microsoft.com/office/word/2010/wordprocessingShape" mc:Ignorable="w14 w15 w16se w16cid w16 w16cex w16sdtdh w16sdtfl w16du wp14">
   <w:footnote w:type="separator" w:id="-1">
     <w:p>
@@ -9246,7 +7095,7 @@
 </w:footnotes>
 </file>
 
-<file path=word\numbering.xml><?xml version="1.0" encoding="utf-8"?>
+<file path=word/numbering.xml><?xml version="1.0" encoding="utf-8"?>
 <w:numbering xmlns:wpc="http://schemas.microsoft.com/office/word/2010/wordprocessingCanvas" xmlns:cx="http://schemas.microsoft.com/office/drawing/2014/chartex" xmlns:cx1="http://schemas.microsoft.com/office/drawing/2015/9/8/chartex" xmlns:cx2="http://schemas.microsoft.com/office/drawing/2015/10/21/chartex" xmlns:cx3="http://schemas.microsoft.com/office/drawing/2016/5/9/chartex" xmlns:cx4="http://schemas.microsoft.com/office/drawing/2016/5/10/chartex" xmlns:cx5="http://schemas.microsoft.com/office/drawing/2016/5/11/chartex" xmlns:cx6="http://schemas.microsoft.com/office/drawing/2016/5/12/chartex" xmlns:cx7="http://schemas.microsoft.com/office/drawing/2016/5/13/chartex" xmlns:cx8="http://schemas.microsoft.com/office/drawing/2016/5/14/chartex" xmlns:mc="http://schemas.openxmlformats.org/markup-compatibility/2006" xmlns:aink="http://schemas.microsoft.com/office/drawing/2016/ink" xmlns:am3d="http://schemas.microsoft.com/office/drawing/2017/model3d" xmlns:o="urn:schemas-microsoft-com:office:office" xmlns:oel="http://schemas.microsoft.com/office/2019/extlst" xmlns:r="http://schemas.openxmlformats.org/officeDocument/2006/relationships" xmlns:m="http://schemas.openxmlformats.org/officeDocument/2006/math" xmlns:v="urn:schemas-microsoft-com:vml" xmlns:wp14="http://schemas.microsoft.com/office/word/2010/wordprocessingDrawing" xmlns:wp="http://schemas.openxmlformats.org/drawingml/2006/wordprocessingDrawing" xmlns:w10="urn:schemas-microsoft-com:office:word" xmlns:w="http://schemas.openxmlformats.org/wordprocessingml/2006/main" xmlns:w14="http://schemas.microsoft.com/office/word/2010/wordml" xmlns:w15="http://schemas.microsoft.com/office/word/2012/wordml" xmlns:w16cex="http://schemas.microsoft.com/office/word/2018/wordml/cex" xmlns:w16cid="http://schemas.microsoft.com/office/word/2016/wordml/cid" xmlns:w16="http://schemas.microsoft.com/office/word/2018/wordml" xmlns:w16du="http://schemas.microsoft.com/office/word/2023/wordml/word16du" xmlns:w16sdtdh="http://schemas.microsoft.com/office/word/2020/wordml/sdtdatahash" xmlns:w16sdtfl="http://schemas.microsoft.com/office/word/2024/wordml/sdtformatlock" xmlns:w16se="http://schemas.microsoft.com/office/word/2015/wordml/symex" xmlns:wpg="http://schemas.microsoft.com/office/word/2010/wordprocessingGroup" xmlns:wpi="http://schemas.microsoft.com/office/word/2010/wordprocessingInk" xmlns:wne="http://schemas.microsoft.com/office/word/2006/wordml" xmlns:wps="http://schemas.microsoft.com/office/word/2010/wordprocessingShape" mc:Ignorable="w14 w15 w16se w16cid w16 w16cex w16sdtdh w16sdtfl w16du wp14">
   <w:abstractNum w:abstractNumId="0" w15:restartNumberingAfterBreak="0">
     <w:nsid w:val="047E117B"/>
@@ -9867,74 +7716,7 @@
 </w:numbering>
 </file>
 
-<file path=word\settings.xml><?xml version="1.0" encoding="utf-8"?>
-<w:settings xmlns:mc="http://schemas.openxmlformats.org/markup-compatibility/2006" xmlns:o="urn:schemas-microsoft-com:office:office" xmlns:r="http://schemas.openxmlformats.org/officeDocument/2006/relationships" xmlns:m="http://schemas.openxmlformats.org/officeDocument/2006/math" xmlns:v="urn:schemas-microsoft-com:vml" xmlns:w10="urn:schemas-microsoft-com:office:word" xmlns:w="http://schemas.openxmlformats.org/wordprocessingml/2006/main" xmlns:w14="http://schemas.microsoft.com/office/word/2010/wordml" xmlns:w15="http://schemas.microsoft.com/office/word/2012/wordml" xmlns:w16cex="http://schemas.microsoft.com/office/word/2018/wordml/cex" xmlns:w16cid="http://schemas.microsoft.com/office/word/2016/wordml/cid" xmlns:w16="http://schemas.microsoft.com/office/word/2018/wordml" xmlns:w16du="http://schemas.microsoft.com/office/word/2023/wordml/word16du" xmlns:w16sdtdh="http://schemas.microsoft.com/office/word/2020/wordml/sdtdatahash" xmlns:w16sdtfl="http://schemas.microsoft.com/office/word/2024/wordml/sdtformatlock" xmlns:w16se="http://schemas.microsoft.com/office/word/2015/wordml/symex" xmlns:sl="http://schemas.openxmlformats.org/schemaLibrary/2006/main" mc:Ignorable="w14 w15 w16se w16cid w16 w16cex w16sdtdh w16sdtfl w16du">
-  <w:zoom w:percent="100"/>
-  <w:defaultTabStop w:val="840"/>
-  <w:noPunctuationKerning/>
-  <w:characterSpacingControl w:val="doNotCompress"/>
-  <w:hdrShapeDefaults>
-    <o:shapedefaults v:ext="edit" spidmax="2050">
-      <v:textbox inset="5.85pt,.7pt,5.85pt,.7pt"/>
-    </o:shapedefaults>
-  </w:hdrShapeDefaults>
-  <w:footnotePr>
-    <w:footnote w:id="-1"/>
-    <w:footnote w:id="0"/>
-  </w:footnotePr>
-  <w:endnotePr>
-    <w:endnote w:id="-1"/>
-    <w:endnote w:id="0"/>
-  </w:endnotePr>
-  <w:compat>
-    <w:doNotSnapToGridInCell/>
-    <w:doNotWrapTextWithPunct/>
-    <w:doNotUseEastAsianBreakRules/>
-    <w:growAutofit/>
-    <w:useFELayout/>
-    <w:compatSetting w:name="compatibilityMode" w:uri="http://schemas.microsoft.com/office/word" w:val="15"/>
-    <w:compatSetting w:name="differentiateMultirowTableHeaders" w:uri="http://schemas.microsoft.com/office/word" w:val="1"/>
-    <w:compatSetting w:name="useWord2013TrackBottomHyphenation" w:uri="http://schemas.microsoft.com/office/word" w:val="0"/>
-  </w:compat>
-  <w:rsids>
-    <w:rsidRoot w:val="00F15974"/>
-    <w:rsid w:val="00AC1BA2"/>
-    <w:rsid w:val="00CD3797"/>
-    <w:rsid w:val="00F15974"/>
-  </w:rsids>
-  <m:mathPr>
-    <m:mathFont m:val="Cambria Math"/>
-    <m:brkBin m:val="before"/>
-    <m:brkBinSub m:val="--"/>
-    <m:smallFrac m:val="0"/>
-    <m:dispDef/>
-    <m:lMargin m:val="0"/>
-    <m:rMargin m:val="0"/>
-    <m:defJc m:val="centerGroup"/>
-    <m:wrapIndent m:val="1440"/>
-    <m:intLim m:val="subSup"/>
-    <m:naryLim m:val="undOvr"/>
-  </m:mathPr>
-  <w:themeFontLang w:val="en-US" w:eastAsia="ja-JP"/>
-  <w:clrSchemeMapping w:bg1="light1" w:t1="dark1" w:bg2="light2" w:t2="dark2" w:accent1="accent1" w:accent2="accent2" w:accent3="accent3" w:accent4="accent4" w:accent5="accent5" w:accent6="accent6" w:hyperlink="hyperlink" w:followedHyperlink="followedHyperlink"/>
-  <w:doNotIncludeSubdocsInStats/>
-  <w:shapeDefaults>
-    <o:shapedefaults v:ext="edit" spidmax="2050">
-      <v:textbox inset="5.85pt,.7pt,5.85pt,.7pt"/>
-    </o:shapedefaults>
-    <o:shapelayout v:ext="edit">
-      <o:idmap v:ext="edit" data="2"/>
-    </o:shapelayout>
-  </w:shapeDefaults>
-  <w:decimalSymbol w:val="."/>
-  <w:listSeparator w:val=","/>
-  <w14:docId w14:val="509DE46D"/>
-  <w15:chartTrackingRefBased/>
-  <w15:docId w15:val="{DF8FFA0C-3821-4ECC-B77C-F785B3559F41}"/>
-</w:settings>
-</file>
-
-<file path=word\styles.xml><?xml version="1.0" encoding="utf-8"?>
+<file path=word/styles.xml><?xml version="1.0" encoding="utf-8"?>
 <w:styles xmlns:mc="http://schemas.openxmlformats.org/markup-compatibility/2006" xmlns:r="http://schemas.openxmlformats.org/officeDocument/2006/relationships" xmlns:w="http://schemas.openxmlformats.org/wordprocessingml/2006/main" xmlns:w14="http://schemas.microsoft.com/office/word/2010/wordml" xmlns:w15="http://schemas.microsoft.com/office/word/2012/wordml" xmlns:w16cex="http://schemas.microsoft.com/office/word/2018/wordml/cex" xmlns:w16cid="http://schemas.microsoft.com/office/word/2016/wordml/cid" xmlns:w16="http://schemas.microsoft.com/office/word/2018/wordml" xmlns:w16du="http://schemas.microsoft.com/office/word/2023/wordml/word16du" xmlns:w16sdtdh="http://schemas.microsoft.com/office/word/2020/wordml/sdtdatahash" xmlns:w16sdtfl="http://schemas.microsoft.com/office/word/2024/wordml/sdtformatlock" xmlns:w16se="http://schemas.microsoft.com/office/word/2015/wordml/symex" mc:Ignorable="w14 w15 w16se w16cid w16 w16cex w16sdtdh w16sdtfl w16du">
   <w:docDefaults>
     <w:rPrDefault>
@@ -10731,7 +8513,7 @@
 </w:styles>
 </file>
 
-<file path=word\theme\theme1.xml><?xml version="1.0" encoding="utf-8"?>
+<file path=word/theme/theme1.xml><?xml version="1.0" encoding="utf-8"?>
 <a:theme xmlns:a="http://schemas.openxmlformats.org/drawingml/2006/main" name="Office テーマ">
   <a:themeElements>
     <a:clrScheme name="Office">
@@ -11044,232 +8826,4 @@
     </a:ext>
   </a:extLst>
 </a:theme>
-</file>
-
-<file path=word\webSettings.xml><?xml version="1.0" encoding="utf-8"?>
-<w:webSettings xmlns:mc="http://schemas.openxmlformats.org/markup-compatibility/2006" xmlns:r="http://schemas.openxmlformats.org/officeDocument/2006/relationships" xmlns:w="http://schemas.openxmlformats.org/wordprocessingml/2006/main" xmlns:w14="http://schemas.microsoft.com/office/word/2010/wordml" xmlns:w15="http://schemas.microsoft.com/office/word/2012/wordml" xmlns:w16cex="http://schemas.microsoft.com/office/word/2018/wordml/cex" xmlns:w16cid="http://schemas.microsoft.com/office/word/2016/wordml/cid" xmlns:w16="http://schemas.microsoft.com/office/word/2018/wordml" xmlns:w16du="http://schemas.microsoft.com/office/word/2023/wordml/word16du" xmlns:w16sdtdh="http://schemas.microsoft.com/office/word/2020/wordml/sdtdatahash" xmlns:w16sdtfl="http://schemas.microsoft.com/office/word/2024/wordml/sdtformatlock" xmlns:w16se="http://schemas.microsoft.com/office/word/2015/wordml/symex" mc:Ignorable="w14 w15 w16se w16cid w16 w16cex w16sdtdh w16sdtfl w16du">
-  <w:divs>
-    <w:div w:id="290866179">
-      <w:marLeft w:val="0"/>
-      <w:marRight w:val="0"/>
-      <w:marTop w:val="210"/>
-      <w:marBottom w:val="210"/>
-      <w:divBdr>
-        <w:top w:val="none" w:sz="0" w:space="0" w:color="auto"/>
-        <w:left w:val="single" w:sz="36" w:space="12" w:color="1F4E79"/>
-        <w:bottom w:val="none" w:sz="0" w:space="0" w:color="auto"/>
-        <w:right w:val="none" w:sz="0" w:space="0" w:color="auto"/>
-      </w:divBdr>
-    </w:div>
-    <w:div w:id="445658893">
-      <w:marLeft w:val="0"/>
-      <w:marRight w:val="0"/>
-      <w:marTop w:val="180"/>
-      <w:marBottom w:val="180"/>
-      <w:divBdr>
-        <w:top w:val="none" w:sz="0" w:space="0" w:color="auto"/>
-        <w:left w:val="single" w:sz="36" w:space="11" w:color="2E7D32"/>
-        <w:bottom w:val="none" w:sz="0" w:space="0" w:color="auto"/>
-        <w:right w:val="none" w:sz="0" w:space="0" w:color="auto"/>
-      </w:divBdr>
-    </w:div>
-    <w:div w:id="469245708">
-      <w:marLeft w:val="0"/>
-      <w:marRight w:val="0"/>
-      <w:marTop w:val="180"/>
-      <w:marBottom w:val="180"/>
-      <w:divBdr>
-        <w:top w:val="none" w:sz="0" w:space="0" w:color="auto"/>
-        <w:left w:val="single" w:sz="36" w:space="11" w:color="E08600"/>
-        <w:bottom w:val="none" w:sz="0" w:space="0" w:color="auto"/>
-        <w:right w:val="none" w:sz="0" w:space="0" w:color="auto"/>
-      </w:divBdr>
-    </w:div>
-    <w:div w:id="595021655">
-      <w:marLeft w:val="0"/>
-      <w:marRight w:val="0"/>
-      <w:marTop w:val="180"/>
-      <w:marBottom w:val="180"/>
-      <w:divBdr>
-        <w:top w:val="none" w:sz="0" w:space="0" w:color="auto"/>
-        <w:left w:val="single" w:sz="36" w:space="11" w:color="E08600"/>
-        <w:bottom w:val="none" w:sz="0" w:space="0" w:color="auto"/>
-        <w:right w:val="none" w:sz="0" w:space="0" w:color="auto"/>
-      </w:divBdr>
-    </w:div>
-    <w:div w:id="746414131">
-      <w:marLeft w:val="0"/>
-      <w:marRight w:val="0"/>
-      <w:marTop w:val="180"/>
-      <w:marBottom w:val="180"/>
-      <w:divBdr>
-        <w:top w:val="dashed" w:sz="12" w:space="11" w:color="9DC3E6"/>
-        <w:left w:val="dashed" w:sz="12" w:space="12" w:color="9DC3E6"/>
-        <w:bottom w:val="dashed" w:sz="12" w:space="11" w:color="9DC3E6"/>
-        <w:right w:val="dashed" w:sz="12" w:space="12" w:color="9DC3E6"/>
-      </w:divBdr>
-    </w:div>
-    <w:div w:id="901021638">
-      <w:marLeft w:val="0"/>
-      <w:marRight w:val="0"/>
-      <w:marTop w:val="180"/>
-      <w:marBottom w:val="180"/>
-      <w:divBdr>
-        <w:top w:val="none" w:sz="0" w:space="0" w:color="auto"/>
-        <w:left w:val="single" w:sz="36" w:space="11" w:color="C2185B"/>
-        <w:bottom w:val="none" w:sz="0" w:space="0" w:color="auto"/>
-        <w:right w:val="none" w:sz="0" w:space="0" w:color="auto"/>
-      </w:divBdr>
-    </w:div>
-    <w:div w:id="1039013106">
-      <w:marLeft w:val="0"/>
-      <w:marRight w:val="0"/>
-      <w:marTop w:val="210"/>
-      <w:marBottom w:val="210"/>
-      <w:divBdr>
-        <w:top w:val="none" w:sz="0" w:space="0" w:color="auto"/>
-        <w:left w:val="single" w:sz="36" w:space="12" w:color="1F4E79"/>
-        <w:bottom w:val="none" w:sz="0" w:space="0" w:color="auto"/>
-        <w:right w:val="none" w:sz="0" w:space="0" w:color="auto"/>
-      </w:divBdr>
-    </w:div>
-    <w:div w:id="1268581489">
-      <w:marLeft w:val="0"/>
-      <w:marRight w:val="0"/>
-      <w:marTop w:val="30"/>
-      <w:marBottom w:val="210"/>
-      <w:divBdr>
-        <w:top w:val="none" w:sz="0" w:space="0" w:color="auto"/>
-        <w:left w:val="none" w:sz="0" w:space="0" w:color="auto"/>
-        <w:bottom w:val="none" w:sz="0" w:space="0" w:color="auto"/>
-        <w:right w:val="none" w:sz="0" w:space="0" w:color="auto"/>
-      </w:divBdr>
-    </w:div>
-    <w:div w:id="1462111099">
-      <w:marLeft w:val="0"/>
-      <w:marRight w:val="0"/>
-      <w:marTop w:val="30"/>
-      <w:marBottom w:val="210"/>
-      <w:divBdr>
-        <w:top w:val="none" w:sz="0" w:space="0" w:color="auto"/>
-        <w:left w:val="none" w:sz="0" w:space="0" w:color="auto"/>
-        <w:bottom w:val="none" w:sz="0" w:space="0" w:color="auto"/>
-        <w:right w:val="none" w:sz="0" w:space="0" w:color="auto"/>
-      </w:divBdr>
-    </w:div>
-    <w:div w:id="1468549940">
-      <w:marLeft w:val="0"/>
-      <w:marRight w:val="0"/>
-      <w:marTop w:val="180"/>
-      <w:marBottom w:val="180"/>
-      <w:divBdr>
-        <w:top w:val="none" w:sz="0" w:space="0" w:color="auto"/>
-        <w:left w:val="single" w:sz="36" w:space="11" w:color="2E7D32"/>
-        <w:bottom w:val="none" w:sz="0" w:space="0" w:color="auto"/>
-        <w:right w:val="none" w:sz="0" w:space="0" w:color="auto"/>
-      </w:divBdr>
-    </w:div>
-    <w:div w:id="1659577589">
-      <w:marLeft w:val="0"/>
-      <w:marRight w:val="0"/>
-      <w:marTop w:val="180"/>
-      <w:marBottom w:val="180"/>
-      <w:divBdr>
-        <w:top w:val="none" w:sz="0" w:space="0" w:color="auto"/>
-        <w:left w:val="single" w:sz="36" w:space="11" w:color="2E7D32"/>
-        <w:bottom w:val="none" w:sz="0" w:space="0" w:color="auto"/>
-        <w:right w:val="none" w:sz="0" w:space="0" w:color="auto"/>
-      </w:divBdr>
-    </w:div>
-    <w:div w:id="1701323401">
-      <w:marLeft w:val="0"/>
-      <w:marRight w:val="0"/>
-      <w:marTop w:val="180"/>
-      <w:marBottom w:val="180"/>
-      <w:divBdr>
-        <w:top w:val="dashed" w:sz="12" w:space="11" w:color="9DC3E6"/>
-        <w:left w:val="dashed" w:sz="12" w:space="12" w:color="9DC3E6"/>
-        <w:bottom w:val="dashed" w:sz="12" w:space="11" w:color="9DC3E6"/>
-        <w:right w:val="dashed" w:sz="12" w:space="12" w:color="9DC3E6"/>
-      </w:divBdr>
-    </w:div>
-    <w:div w:id="1791320372">
-      <w:marLeft w:val="0"/>
-      <w:marRight w:val="0"/>
-      <w:marTop w:val="900"/>
-      <w:marBottom w:val="0"/>
-      <w:divBdr>
-        <w:top w:val="none" w:sz="0" w:space="0" w:color="auto"/>
-        <w:left w:val="none" w:sz="0" w:space="0" w:color="auto"/>
-        <w:bottom w:val="none" w:sz="0" w:space="0" w:color="auto"/>
-        <w:right w:val="none" w:sz="0" w:space="0" w:color="auto"/>
-      </w:divBdr>
-      <w:divsChild>
-        <w:div w:id="822048140">
-          <w:marLeft w:val="0"/>
-          <w:marRight w:val="0"/>
-          <w:marTop w:val="0"/>
-          <w:marBottom w:val="0"/>
-          <w:divBdr>
-            <w:top w:val="none" w:sz="0" w:space="0" w:color="auto"/>
-            <w:left w:val="none" w:sz="0" w:space="0" w:color="auto"/>
-            <w:bottom w:val="none" w:sz="0" w:space="0" w:color="auto"/>
-            <w:right w:val="none" w:sz="0" w:space="0" w:color="auto"/>
-          </w:divBdr>
-        </w:div>
-        <w:div w:id="908273779">
-          <w:marLeft w:val="0"/>
-          <w:marRight w:val="0"/>
-          <w:marTop w:val="150"/>
-          <w:marBottom w:val="0"/>
-          <w:divBdr>
-            <w:top w:val="none" w:sz="0" w:space="0" w:color="auto"/>
-            <w:left w:val="none" w:sz="0" w:space="0" w:color="auto"/>
-            <w:bottom w:val="none" w:sz="0" w:space="0" w:color="auto"/>
-            <w:right w:val="none" w:sz="0" w:space="0" w:color="auto"/>
-          </w:divBdr>
-        </w:div>
-        <w:div w:id="1150975578">
-          <w:marLeft w:val="0"/>
-          <w:marRight w:val="0"/>
-          <w:marTop w:val="600"/>
-          <w:marBottom w:val="0"/>
-          <w:divBdr>
-            <w:top w:val="none" w:sz="0" w:space="0" w:color="auto"/>
-            <w:left w:val="none" w:sz="0" w:space="0" w:color="auto"/>
-            <w:bottom w:val="none" w:sz="0" w:space="0" w:color="auto"/>
-            <w:right w:val="none" w:sz="0" w:space="0" w:color="auto"/>
-          </w:divBdr>
-        </w:div>
-      </w:divsChild>
-    </w:div>
-    <w:div w:id="1922375974">
-      <w:marLeft w:val="0"/>
-      <w:marRight w:val="0"/>
-      <w:marTop w:val="180"/>
-      <w:marBottom w:val="180"/>
-      <w:divBdr>
-        <w:top w:val="none" w:sz="0" w:space="0" w:color="auto"/>
-        <w:left w:val="single" w:sz="36" w:space="11" w:color="2E7D32"/>
-        <w:bottom w:val="none" w:sz="0" w:space="0" w:color="auto"/>
-        <w:right w:val="none" w:sz="0" w:space="0" w:color="auto"/>
-      </w:divBdr>
-    </w:div>
-    <w:div w:id="2096319903">
-      <w:marLeft w:val="0"/>
-      <w:marRight w:val="0"/>
-      <w:marTop w:val="180"/>
-      <w:marBottom w:val="180"/>
-      <w:divBdr>
-        <w:top w:val="none" w:sz="0" w:space="0" w:color="auto"/>
-        <w:left w:val="single" w:sz="36" w:space="11" w:color="2E7D32"/>
-        <w:bottom w:val="none" w:sz="0" w:space="0" w:color="auto"/>
-        <w:right w:val="none" w:sz="0" w:space="0" w:color="auto"/>
-      </w:divBdr>
-    </w:div>
-  </w:divs>
-  <w:encoding w:val="unicode"/>
-  <w:optimizeForBrowser/>
-  <w:allowPNG/>
-</w:webSettings>
 </file>
--- a/五郎_成果物/落合裕子さん_AI秘書_導入パッケージ.docx
+++ b/五郎_成果物/落合裕子さん_AI秘書_導入パッケージ.docx
@@ -25,16 +25,6 @@
           <w:szCs w:val="60"/>
         </w:rPr>
         <w:t>落合裕子さん 専属</w:t>
-      </w:r>
-      <w:r>
-        <w:rPr>
-          <w:rFonts w:ascii="メイリオ" w:eastAsia="メイリオ" w:hAnsi="メイリオ" w:hint="eastAsia"/>
-          <w:b/>
-          <w:bCs/>
-          <w:color w:val="1F4E79"/>
-          <w:sz w:val="60"/>
-          <w:szCs w:val="60"/>
-        </w:rPr>
         <w:br/>
         <w:t>AI秘書 導入パッケージ</w:t>
       </w:r>
@@ -79,24 +69,8 @@
           <w:szCs w:val="22"/>
         </w:rPr>
         <w:t>作成：五郎（山本社長 専属AI秘書）</w:t>
-      </w:r>
-      <w:r>
-        <w:rPr>
-          <w:rFonts w:ascii="メイリオ" w:eastAsia="メイリオ" w:hAnsi="メイリオ" w:hint="eastAsia"/>
-          <w:color w:val="555555"/>
-          <w:sz w:val="22"/>
-          <w:szCs w:val="22"/>
-        </w:rPr>
         <w:br/>
         <w:t>for 落合 裕子 様</w:t>
-      </w:r>
-      <w:r>
-        <w:rPr>
-          <w:rFonts w:ascii="メイリオ" w:eastAsia="メイリオ" w:hAnsi="メイリオ" w:hint="eastAsia"/>
-          <w:color w:val="555555"/>
-          <w:sz w:val="22"/>
-          <w:szCs w:val="22"/>
-        </w:rPr>
         <w:br/>
         <w:t xml:space="preserve">2026年6月 </w:t>
       </w:r>
@@ -134,14 +108,6 @@
           <w:szCs w:val="23"/>
         </w:rPr>
         <w:t>落合さん、20年間、社長と会社を支えてくださってありがとうございます。</w:t>
-      </w:r>
-      <w:r>
-        <w:rPr>
-          <w:rFonts w:ascii="メイリオ" w:eastAsia="メイリオ" w:hAnsi="メイリオ" w:hint="eastAsia"/>
-          <w:color w:val="222222"/>
-          <w:sz w:val="23"/>
-          <w:szCs w:val="23"/>
-        </w:rPr>
         <w:br/>
         <w:t>就労支援部門の運営、施設の膨大な書類、経理総務まで——会社の実務を支える背骨を担ってこられた落合さんに、専属のAI秘書を新しくお迎えします。社長の専属秘書「五郎」と</w:t>
       </w:r>
@@ -349,16 +315,6 @@
                 <w:szCs w:val="21"/>
               </w:rPr>
               <w:t>第1部</w:t>
-            </w:r>
-            <w:r>
-              <w:rPr>
-                <w:rFonts w:ascii="メイリオ" w:eastAsia="メイリオ" w:hAnsi="メイリオ" w:hint="eastAsia"/>
-                <w:b/>
-                <w:bCs/>
-                <w:color w:val="222222"/>
-                <w:sz w:val="21"/>
-                <w:szCs w:val="21"/>
-              </w:rPr>
               <w:br/>
               <w:t>秘書の設計図</w:t>
             </w:r>
@@ -442,16 +398,6 @@
               </w:rPr>
               <w:lastRenderedPageBreak/>
               <w:t>第2部</w:t>
-            </w:r>
-            <w:r>
-              <w:rPr>
-                <w:rFonts w:ascii="メイリオ" w:eastAsia="メイリオ" w:hAnsi="メイリオ" w:hint="eastAsia"/>
-                <w:b/>
-                <w:bCs/>
-                <w:color w:val="222222"/>
-                <w:sz w:val="21"/>
-                <w:szCs w:val="21"/>
-              </w:rPr>
               <w:br/>
               <w:t>導入手順書</w:t>
             </w:r>
@@ -1533,16 +1479,6 @@
                 <w:szCs w:val="21"/>
               </w:rPr>
               <w:t>施設の必要書類づくり</w:t>
-            </w:r>
-            <w:r>
-              <w:rPr>
-                <w:rFonts w:ascii="メイリオ" w:eastAsia="メイリオ" w:hAnsi="メイリオ" w:hint="eastAsia"/>
-                <w:b/>
-                <w:bCs/>
-                <w:color w:val="222222"/>
-                <w:sz w:val="21"/>
-                <w:szCs w:val="21"/>
-              </w:rPr>
               <w:br/>
               <w:t>（最重要）</w:t>
             </w:r>
@@ -3439,7 +3375,7 @@
         <w:rPr>
           <w:rFonts w:ascii="メイリオ" w:eastAsia="メイリオ" w:hAnsi="メイリオ" w:hint="eastAsia"/>
         </w:rPr>
-        <w:t>全体の流れ（4ステップ）</w:t>
+        <w:t>全体の流れ（5ステップ）</w:t>
       </w:r>
     </w:p>
     <w:tbl>
@@ -3957,6 +3893,119 @@
               <w:bottom w:w="105" w:type="dxa"/>
               <w:right w:w="105" w:type="dxa"/>
             </w:tcMar>
+          </w:tcPr>
+          <w:p>
+            <w:pPr>
+              <w:spacing w:before="150" w:after="150"/>
+              <w:rPr>
+                <w:rFonts w:ascii="メイリオ" w:eastAsia="メイリオ" w:hAnsi="メイリオ"/>
+                <w:color w:val="222222"/>
+                <w:sz w:val="21"/>
+                <w:szCs w:val="21"/>
+              </w:rPr>
+            </w:pPr>
+            <w:r>
+              <w:rPr>
+                <w:rStyle w:val="step1"/>
+                <w:rFonts w:ascii="メイリオ" w:eastAsia="メイリオ" w:hAnsi="メイリオ" w:hint="eastAsia"/>
+                <w:sz w:val="21"/>
+                <w:szCs w:val="21"/>
+              </w:rPr>
+              <w:t>4</w:t>
+            </w:r>
+          </w:p>
+        </w:tc>
+        <w:tc>
+          <w:tcPr>
+            <w:tcW w:w="0" w:type="auto"/>
+            <w:tcBorders>
+              <w:top w:val="single" w:sz="6" w:space="0" w:color="B9CCE2"/>
+              <w:left w:val="single" w:sz="6" w:space="0" w:color="B9CCE2"/>
+              <w:bottom w:val="single" w:sz="6" w:space="0" w:color="B9CCE2"/>
+              <w:right w:val="single" w:sz="6" w:space="0" w:color="B9CCE2"/>
+            </w:tcBorders>
+            <w:tcMar>
+              <w:top w:w="105" w:type="dxa"/>
+              <w:left w:w="105" w:type="dxa"/>
+              <w:bottom w:w="105" w:type="dxa"/>
+              <w:right w:w="105" w:type="dxa"/>
+            </w:tcMar>
+          </w:tcPr>
+          <w:p>
+            <w:pPr>
+              <w:spacing w:before="150" w:after="150"/>
+              <w:rPr>
+                <w:rFonts w:ascii="メイリオ" w:eastAsia="メイリオ" w:hAnsi="メイリオ"/>
+                <w:color w:val="222222"/>
+                <w:sz w:val="21"/>
+                <w:szCs w:val="21"/>
+              </w:rPr>
+            </w:pPr>
+            <w:r>
+              <w:rPr>
+                <w:rFonts w:ascii="メイリオ" w:eastAsia="メイリオ" w:hAnsi="メイリオ" w:hint="eastAsia"/>
+                <w:color w:val="222222"/>
+                <w:sz w:val="21"/>
+                <w:szCs w:val="21"/>
+              </w:rPr>
+              <w:t>秘書の道具（ツール）をそろえる ※未導入のPCのみ</w:t>
+            </w:r>
+          </w:p>
+        </w:tc>
+        <w:tc>
+          <w:tcPr>
+            <w:tcW w:w="0" w:type="auto"/>
+            <w:tcBorders>
+              <w:top w:val="single" w:sz="6" w:space="0" w:color="B9CCE2"/>
+              <w:left w:val="single" w:sz="6" w:space="0" w:color="B9CCE2"/>
+              <w:bottom w:val="single" w:sz="6" w:space="0" w:color="B9CCE2"/>
+              <w:right w:val="single" w:sz="6" w:space="0" w:color="B9CCE2"/>
+            </w:tcBorders>
+            <w:tcMar>
+              <w:top w:w="105" w:type="dxa"/>
+              <w:left w:w="105" w:type="dxa"/>
+              <w:bottom w:w="105" w:type="dxa"/>
+              <w:right w:w="105" w:type="dxa"/>
+            </w:tcMar>
+          </w:tcPr>
+          <w:p>
+            <w:pPr>
+              <w:spacing w:before="150" w:after="150"/>
+              <w:rPr>
+                <w:rFonts w:ascii="メイリオ" w:eastAsia="メイリオ" w:hAnsi="メイリオ"/>
+                <w:color w:val="222222"/>
+                <w:sz w:val="21"/>
+                <w:szCs w:val="21"/>
+              </w:rPr>
+            </w:pPr>
+            <w:r>
+              <w:rPr>
+                <w:rFonts w:ascii="メイリオ" w:eastAsia="メイリオ" w:hAnsi="メイリオ" w:hint="eastAsia"/>
+                <w:color w:val="222222"/>
+                <w:sz w:val="21"/>
+                <w:szCs w:val="21"/>
+              </w:rPr>
+              <w:t>約10分</w:t>
+            </w:r>
+          </w:p>
+        </w:tc>
+      </w:tr>
+      <w:tr>
+        <w:tc>
+          <w:tcPr>
+            <w:tcW w:w="0" w:type="auto"/>
+            <w:tcBorders>
+              <w:top w:val="single" w:sz="6" w:space="0" w:color="B9CCE2"/>
+              <w:left w:val="single" w:sz="6" w:space="0" w:color="B9CCE2"/>
+              <w:bottom w:val="single" w:sz="6" w:space="0" w:color="B9CCE2"/>
+              <w:right w:val="single" w:sz="6" w:space="0" w:color="B9CCE2"/>
+            </w:tcBorders>
+            <w:tcMar>
+              <w:top w:w="105" w:type="dxa"/>
+              <w:left w:w="105" w:type="dxa"/>
+              <w:bottom w:w="105" w:type="dxa"/>
+              <w:right w:w="105" w:type="dxa"/>
+            </w:tcMar>
             <w:hideMark/>
           </w:tcPr>
           <w:p>
@@ -3976,7 +4025,7 @@
                 <w:sz w:val="21"/>
                 <w:szCs w:val="21"/>
               </w:rPr>
-              <w:t>4</w:t>
+              <w:t>5</w:t>
             </w:r>
           </w:p>
         </w:tc>
@@ -4127,14 +4176,6 @@
           <w:szCs w:val="22"/>
         </w:rPr>
         <w:t>画面いちばん上の白い住所欄に、次の文字を入力して、キーボードの「Enter（エンター）」キーを押します。</w:t>
-      </w:r>
-      <w:r>
-        <w:rPr>
-          <w:rFonts w:ascii="メイリオ" w:eastAsia="メイリオ" w:hAnsi="メイリオ" w:hint="eastAsia"/>
-          <w:color w:val="222222"/>
-          <w:sz w:val="22"/>
-          <w:szCs w:val="22"/>
-        </w:rPr>
         <w:br/>
       </w:r>
       <w:r>
@@ -4254,14 +4295,6 @@
           <w:szCs w:val="22"/>
         </w:rPr>
         <w:t>を入力して、「続ける」を押します。</w:t>
-      </w:r>
-      <w:r>
-        <w:rPr>
-          <w:rFonts w:ascii="メイリオ" w:eastAsia="メイリオ" w:hAnsi="メイリオ" w:hint="eastAsia"/>
-          <w:color w:val="222222"/>
-          <w:sz w:val="22"/>
-          <w:szCs w:val="22"/>
-        </w:rPr>
         <w:br/>
         <w:t>（Googleアカウントをお持ちなら「Googleで続行」でもOKです）</w:t>
       </w:r>
@@ -4397,14 +4430,6 @@
           <w:szCs w:val="22"/>
         </w:rPr>
         <w:t>この時点ではまだ「無料プラン」です。次のSTEP 2で、五郎と同じ機能が使える「Proプラン」に切り替えます。</w:t>
-      </w:r>
-      <w:r>
-        <w:rPr>
-          <w:rFonts w:ascii="メイリオ" w:eastAsia="メイリオ" w:hAnsi="メイリオ" w:hint="eastAsia"/>
-          <w:color w:val="222222"/>
-          <w:sz w:val="22"/>
-          <w:szCs w:val="22"/>
-        </w:rPr>
         <w:br/>
         <w:t>※この画面の本物のスクリーンショットは、明日いっしょに登録しながらお撮りします。</w:t>
       </w:r>
@@ -5183,14 +5208,6 @@
         </w:rPr>
         <w:lastRenderedPageBreak/>
         <w:t>インターネットの住所欄に次を入力して Enter を押します。</w:t>
-      </w:r>
-      <w:r>
-        <w:rPr>
-          <w:rFonts w:ascii="メイリオ" w:eastAsia="メイリオ" w:hAnsi="メイリオ" w:hint="eastAsia"/>
-          <w:color w:val="222222"/>
-          <w:sz w:val="22"/>
-          <w:szCs w:val="22"/>
-        </w:rPr>
         <w:br/>
       </w:r>
       <w:r>
@@ -5290,14 +5307,6 @@
           <w:szCs w:val="22"/>
         </w:rPr>
         <w:t>して開きます。</w:t>
-      </w:r>
-      <w:r>
-        <w:rPr>
-          <w:rFonts w:ascii="メイリオ" w:eastAsia="メイリオ" w:hAnsi="メイリオ" w:hint="eastAsia"/>
-          <w:color w:val="222222"/>
-          <w:sz w:val="22"/>
-          <w:szCs w:val="22"/>
-        </w:rPr>
         <w:br/>
         <w:t>（「このアプリがデバイスに変更を加えることを許可しますか？」と出たら「はい」を押します）</w:t>
       </w:r>
@@ -5519,6 +5528,149 @@
         <w:rPr>
           <w:rFonts w:ascii="メイリオ" w:eastAsia="メイリオ" w:hAnsi="メイリオ" w:hint="eastAsia"/>
         </w:rPr>
+        <w:t xml:space="preserve"> 道具（ツール）をそろえる ※未導入のPCのみ</w:t>
+      </w:r>
+    </w:p>
+    <w:p>
+      <w:pPr>
+        <w:pStyle w:val="Web"/>
+        <w:rPr>
+          <w:rFonts w:ascii="メイリオ" w:eastAsia="メイリオ" w:hAnsi="メイリオ"/>
+          <w:color w:val="222222"/>
+          <w:sz w:val="22"/>
+          <w:szCs w:val="22"/>
+        </w:rPr>
+      </w:pPr>
+      <w:r>
+        <w:rPr>
+          <w:rFonts w:ascii="メイリオ" w:eastAsia="メイリオ" w:hAnsi="メイリオ" w:hint="eastAsia"/>
+          <w:color w:val="222222"/>
+          <w:sz w:val="22"/>
+          <w:szCs w:val="22"/>
+        </w:rPr>
+        <w:t>この秘書が、Word・Excel・PDFづくりや請求書づくりなどを実際にこなせるように、パソコンへいくつかの「道具（ツール）」を入れておきます。すべて無料です。すでに入っているものは自動でとばされるので、何回実行しても安全です。社長の秘書「五郎」のパソコンと同じ道具をそろえる作業です。</w:t>
+      </w:r>
+    </w:p>
+    <w:p>
+      <w:pPr>
+        <w:pStyle w:val="Web"/>
+        <w:rPr>
+          <w:rFonts w:ascii="メイリオ" w:eastAsia="メイリオ" w:hAnsi="メイリオ"/>
+          <w:color w:val="222222"/>
+          <w:sz w:val="22"/>
+          <w:szCs w:val="22"/>
+        </w:rPr>
+      </w:pPr>
+      <w:r>
+        <w:rPr>
+          <w:rFonts w:ascii="メイリオ" w:eastAsia="メイリオ" w:hAnsi="メイリオ" w:hint="eastAsia"/>
+          <w:color w:val="222222"/>
+          <w:sz w:val="22"/>
+          <w:szCs w:val="22"/>
+        </w:rPr>
+        <w:t>① 社長から渡される「スタッフPC初期セットアップ」フォルダ（3つのファイルが入っています）を、落合さんのパソコンに置きます。</w:t>
+      </w:r>
+    </w:p>
+    <w:p>
+      <w:pPr>
+        <w:pStyle w:val="Web"/>
+        <w:rPr>
+          <w:rFonts w:ascii="メイリオ" w:eastAsia="メイリオ" w:hAnsi="メイリオ"/>
+          <w:color w:val="222222"/>
+          <w:sz w:val="22"/>
+          <w:szCs w:val="22"/>
+        </w:rPr>
+      </w:pPr>
+      <w:r>
+        <w:rPr>
+          <w:rFonts w:ascii="メイリオ" w:eastAsia="メイリオ" w:hAnsi="メイリオ" w:hint="eastAsia"/>
+          <w:color w:val="222222"/>
+          <w:sz w:val="22"/>
+          <w:szCs w:val="22"/>
+        </w:rPr>
+        <w:t>② フォルダの中の「かんたん実行（ダブルクリック）.bat」を、ダブルクリックします。</w:t>
+      </w:r>
+    </w:p>
+    <w:p>
+      <w:pPr>
+        <w:pStyle w:val="Web"/>
+        <w:rPr>
+          <w:rFonts w:ascii="メイリオ" w:eastAsia="メイリオ" w:hAnsi="メイリオ"/>
+          <w:color w:val="222222"/>
+          <w:sz w:val="22"/>
+          <w:szCs w:val="22"/>
+        </w:rPr>
+      </w:pPr>
+      <w:r>
+        <w:rPr>
+          <w:rFonts w:ascii="メイリオ" w:eastAsia="メイリオ" w:hAnsi="メイリオ" w:hint="eastAsia"/>
+          <w:color w:val="222222"/>
+          <w:sz w:val="22"/>
+          <w:szCs w:val="22"/>
+        </w:rPr>
+        <w:t>③ 「このアプリがデバイスに変更を加えることを許可しますか？」と出たら「はい」を押します。途中で同じ確認が出ても、すべて「はい」でOKです。</w:t>
+      </w:r>
+    </w:p>
+    <w:p>
+      <w:pPr>
+        <w:pStyle w:val="Web"/>
+        <w:rPr>
+          <w:rFonts w:ascii="メイリオ" w:eastAsia="メイリオ" w:hAnsi="メイリオ"/>
+          <w:color w:val="222222"/>
+          <w:sz w:val="22"/>
+          <w:szCs w:val="22"/>
+        </w:rPr>
+      </w:pPr>
+      <w:r>
+        <w:rPr>
+          <w:rFonts w:ascii="メイリオ" w:eastAsia="メイリオ" w:hAnsi="メイリオ" w:hint="eastAsia"/>
+          <w:color w:val="222222"/>
+          <w:sz w:val="22"/>
+          <w:szCs w:val="22"/>
+        </w:rPr>
+        <w:t>④ 黒い画面に「セットアップ完了」と出たら成功です。Enterキーで閉じます。そのあと、Claudeアプリをいったん閉じて開き直すと、道具が確実に使えるようになります。</w:t>
+      </w:r>
+    </w:p>
+    <w:p>
+      <w:pPr>
+        <w:pStyle w:val="Web"/>
+        <w:rPr>
+          <w:rFonts w:ascii="メイリオ" w:eastAsia="メイリオ" w:hAnsi="メイリオ"/>
+          <w:color w:val="222222"/>
+          <w:sz w:val="22"/>
+          <w:szCs w:val="22"/>
+        </w:rPr>
+      </w:pPr>
+      <w:r>
+        <w:rPr>
+          <w:rFonts w:ascii="メイリオ" w:eastAsia="メイリオ" w:hAnsi="メイリオ" w:hint="eastAsia"/>
+          <w:color w:val="222222"/>
+          <w:sz w:val="22"/>
+          <w:szCs w:val="22"/>
+        </w:rPr>
+        <w:t>すでに道具が入っているパソコンでは「導入済み」と表示され、すぐ終わります。うまくいかないときは、フォルダの中の「はじめにお読みください_手引き」を開くか、社長か五郎に画面を見せて相談してください。一緒に直します。</w:t>
+      </w:r>
+    </w:p>
+    <w:p>
+      <w:pPr>
+        <w:pStyle w:val="2"/>
+        <w:rPr>
+          <w:rFonts w:ascii="メイリオ" w:eastAsia="メイリオ" w:hAnsi="メイリオ"/>
+        </w:rPr>
+      </w:pPr>
+      <w:r>
+        <w:rPr>
+          <w:rStyle w:val="step1"/>
+          <w:rFonts w:ascii="メイリオ" w:eastAsia="メイリオ" w:hAnsi="メイリオ" w:hint="eastAsia"/>
+          <w:b/>
+          <w:bCs/>
+        </w:rPr>
+        <w:t>STEP 5</w:t>
+      </w:r>
+      <w:r>
+        <w:rPr>
+          <w:rFonts w:ascii="メイリオ" w:eastAsia="メイリオ" w:hAnsi="メイリオ" w:hint="eastAsia"/>
+        </w:rPr>
         <w:t xml:space="preserve"> 秘書を"誕生"させる</w:t>
       </w:r>
     </w:p>
@@ -5648,14 +5800,6 @@
           <w:szCs w:val="22"/>
         </w:rPr>
         <w:t>します。</w:t>
-      </w:r>
-      <w:r>
-        <w:rPr>
-          <w:rFonts w:ascii="メイリオ" w:eastAsia="メイリオ" w:hAnsi="メイリオ" w:hint="eastAsia"/>
-          <w:color w:val="222222"/>
-          <w:sz w:val="22"/>
-          <w:szCs w:val="22"/>
-        </w:rPr>
         <w:br/>
         <w:t>（文章をマウスでなぞって選び、右クリック→「コピー」）</w:t>
       </w:r>
@@ -6313,34 +6457,10 @@
         </w:rPr>
         <w:lastRenderedPageBreak/>
         <w:t>インターネット上に「GitHub（ギットハブ）」という、みんなで使える共有の棚を用意します。</w:t>
-      </w:r>
-      <w:r>
-        <w:rPr>
-          <w:rFonts w:ascii="メイリオ" w:eastAsia="メイリオ" w:hAnsi="メイリオ" w:hint="eastAsia"/>
-          <w:color w:val="222222"/>
-          <w:sz w:val="22"/>
-          <w:szCs w:val="22"/>
-        </w:rPr>
         <w:br/>
         <w:t>・会社PCで作ったら、棚に入れる（これを「プッシュ」と言います）。</w:t>
-      </w:r>
-      <w:r>
-        <w:rPr>
-          <w:rFonts w:ascii="メイリオ" w:eastAsia="メイリオ" w:hAnsi="メイリオ" w:hint="eastAsia"/>
-          <w:color w:val="222222"/>
-          <w:sz w:val="22"/>
-          <w:szCs w:val="22"/>
-        </w:rPr>
         <w:br/>
         <w:t>・自宅PCでは、棚から出す（これを「プル」と言います）。</w:t>
-      </w:r>
-      <w:r>
-        <w:rPr>
-          <w:rFonts w:ascii="メイリオ" w:eastAsia="メイリオ" w:hAnsi="メイリオ" w:hint="eastAsia"/>
-          <w:color w:val="222222"/>
-          <w:sz w:val="22"/>
-          <w:szCs w:val="22"/>
-        </w:rPr>
         <w:br/>
         <w:t>これで、2台のパソコンがいつも同じ中身になります。</w:t>
       </w:r>
@@ -6376,44 +6496,12 @@
           <w:szCs w:val="22"/>
         </w:rPr>
         <w:t>この準備は少しむずかしいので、最初の1回だけ社長か五郎と一緒に行ってください。</w:t>
-      </w:r>
-      <w:r>
-        <w:rPr>
-          <w:rFonts w:ascii="メイリオ" w:eastAsia="メイリオ" w:hAnsi="メイリオ" w:hint="eastAsia"/>
-          <w:color w:val="222222"/>
-          <w:sz w:val="22"/>
-          <w:szCs w:val="22"/>
-        </w:rPr>
         <w:br/>
         <w:t>① 落合さん専用の「共有の棚（リポジトリ）」をGitHubに1つ作る。</w:t>
-      </w:r>
-      <w:r>
-        <w:rPr>
-          <w:rFonts w:ascii="メイリオ" w:eastAsia="メイリオ" w:hAnsi="メイリオ" w:hint="eastAsia"/>
-          <w:color w:val="222222"/>
-          <w:sz w:val="22"/>
-          <w:szCs w:val="22"/>
-        </w:rPr>
         <w:br/>
         <w:t>② 会社PCと自宅PCの両方に、その棚をつなぐ（これを「クローン」と言います）。</w:t>
-      </w:r>
-      <w:r>
-        <w:rPr>
-          <w:rFonts w:ascii="メイリオ" w:eastAsia="メイリオ" w:hAnsi="メイリオ" w:hint="eastAsia"/>
-          <w:color w:val="222222"/>
-          <w:sz w:val="22"/>
-          <w:szCs w:val="22"/>
-        </w:rPr>
         <w:br/>
         <w:t>③ 秘書が記録や資料を保存するフォルダを、その棚の中に置く。</w:t>
-      </w:r>
-      <w:r>
-        <w:rPr>
-          <w:rFonts w:ascii="メイリオ" w:eastAsia="メイリオ" w:hAnsi="メイリオ" w:hint="eastAsia"/>
-          <w:color w:val="222222"/>
-          <w:sz w:val="22"/>
-          <w:szCs w:val="22"/>
-        </w:rPr>
         <w:br/>
         <w:t>これで準備は完了です。あとは毎日かんたんに使えます。</w:t>
       </w:r>
@@ -6449,24 +6537,8 @@
           <w:szCs w:val="22"/>
         </w:rPr>
         <w:t>・仕事を始める前：秘書に「最新にして」と言う（棚から最新を出す＝プル）。</w:t>
-      </w:r>
-      <w:r>
-        <w:rPr>
-          <w:rFonts w:ascii="メイリオ" w:eastAsia="メイリオ" w:hAnsi="メイリオ" w:hint="eastAsia"/>
-          <w:color w:val="222222"/>
-          <w:sz w:val="22"/>
-          <w:szCs w:val="22"/>
-        </w:rPr>
         <w:br/>
         <w:t>・何か作ったとき・仕事の区切りがついたとき：秘書に「同期して」と言う（棚に入れる＝プッシュ）。</w:t>
-      </w:r>
-      <w:r>
-        <w:rPr>
-          <w:rFonts w:ascii="メイリオ" w:eastAsia="メイリオ" w:hAnsi="メイリオ" w:hint="eastAsia"/>
-          <w:color w:val="222222"/>
-          <w:sz w:val="22"/>
-          <w:szCs w:val="22"/>
-        </w:rPr>
         <w:br/>
         <w:t>迷ったら「同期して」と言えば大丈夫です。秘書が自動でやってくれます。</w:t>
       </w:r>
@@ -6502,33 +6574,9 @@
           <w:szCs w:val="22"/>
         </w:rPr>
         <w:t>・作ったら、その場ですぐ同期する（あとでまとめてやらない）。これが一番大切です。</w:t>
-      </w:r>
-      <w:r>
-        <w:rPr>
-          <w:rFonts w:ascii="メイリオ" w:eastAsia="メイリオ" w:hAnsi="メイリオ" w:hint="eastAsia"/>
-          <w:color w:val="222222"/>
-          <w:sz w:val="22"/>
-          <w:szCs w:val="22"/>
-        </w:rPr>
         <w:br/>
         <w:t>・秘書が覚えたこと（記憶）も、ファイルに書いて同期する。記憶はパソコンごとに別々で、そのままでは共有されないためです。</w:t>
-      </w:r>
-      <w:r>
-        <w:rPr>
-          <w:rFonts w:ascii="メイリオ" w:eastAsia="メイリオ" w:hAnsi="メイリオ" w:hint="eastAsia"/>
-          <w:color w:val="222222"/>
-          <w:sz w:val="22"/>
-          <w:szCs w:val="22"/>
-        </w:rPr>
         <w:br/>
-      </w:r>
-      <w:r>
-        <w:rPr>
-          <w:rFonts w:ascii="メイリオ" w:eastAsia="メイリオ" w:hAnsi="メイリオ" w:hint="eastAsia"/>
-          <w:color w:val="222222"/>
-          <w:sz w:val="22"/>
-          <w:szCs w:val="22"/>
-        </w:rPr>
         <w:lastRenderedPageBreak/>
         <w:t>・これを守ると、会社PCの秘書と自宅PCの秘書が、いつも同じ状態でいられます。同じ説明を二度しなくてすみます。</w:t>
       </w:r>
@@ -6598,7 +6646,7 @@
           <w:sz w:val="22"/>
           <w:szCs w:val="22"/>
         </w:rPr>
-        <w:t>下の枠の中を、まるごとコピーして、STEP 4でClaudeに貼り付けてください。</w:t>
+        <w:t>下の枠の中を、まるごとコピーして、STEP 5でClaudeに貼り付けてください。</w:t>
       </w:r>
       <w:r>
         <w:rPr>
@@ -6694,14 +6742,6 @@
         </w:rPr>
         <w:br/>
         <w:t>・落合さんは、山本社長の直属の統括責任者です。就労支援部門の運営、施設の必要書類の作成、経理総務・給料計算など、会社の幅広い実務を担っています。あなたはその全体を隣で支える右腕です。</w:t>
-      </w:r>
-      <w:r>
-        <w:rPr>
-          <w:rFonts w:ascii="メイリオ" w:eastAsia="メイリオ" w:hAnsi="メイリオ" w:hint="eastAsia"/>
-          <w:color w:val="222222"/>
-          <w:sz w:val="22"/>
-          <w:szCs w:val="22"/>
-        </w:rPr>
         <w:br/>
         <w:t>・調べるだけでなく、書類づくり・文章づくり・数字のまとめ・資料作成など、実際に手を動かして仕事を仕上げます。</w:t>
       </w:r>
@@ -6758,14 +6798,6 @@
           <w:szCs w:val="22"/>
         </w:rPr>
         <w:t>（量が膨大で一番の負担。ひな型化・下書き・繰り返し作業の効率化で軽くする）。</w:t>
-      </w:r>
-      <w:r>
-        <w:rPr>
-          <w:rFonts w:ascii="メイリオ" w:eastAsia="メイリオ" w:hAnsi="メイリオ" w:hint="eastAsia"/>
-          <w:color w:val="222222"/>
-          <w:sz w:val="22"/>
-          <w:szCs w:val="22"/>
-        </w:rPr>
         <w:br/>
         <w:t>・</w:t>
       </w:r>
@@ -6788,14 +6820,6 @@
           <w:szCs w:val="22"/>
         </w:rPr>
         <w:t>（現在アナログ方式。計算表づくりや自動化で、デジタル化・効率化を一緒に進める）。</w:t>
-      </w:r>
-      <w:r>
-        <w:rPr>
-          <w:rFonts w:ascii="メイリオ" w:eastAsia="メイリオ" w:hAnsi="メイリオ" w:hint="eastAsia"/>
-          <w:color w:val="222222"/>
-          <w:sz w:val="22"/>
-          <w:szCs w:val="22"/>
-        </w:rPr>
         <w:br/>
         <w:t>・</w:t>
       </w:r>
@@ -6853,14 +6877,6 @@
         </w:rPr>
         <w:br/>
         <w:t>・ペットと動物（特にインコなど鳥）の知識。落合さん考案のオリジナル配合のご飯など、商品づくり・改良・販促の文章。</w:t>
-      </w:r>
-      <w:r>
-        <w:rPr>
-          <w:rFonts w:ascii="メイリオ" w:eastAsia="メイリオ" w:hAnsi="メイリオ" w:hint="eastAsia"/>
-          <w:color w:val="222222"/>
-          <w:sz w:val="22"/>
-          <w:szCs w:val="22"/>
-        </w:rPr>
         <w:br/>
         <w:t>・メール返信、会議資料、Word・Excel・PowerPointの作成全般。</w:t>
       </w:r>
@@ -6897,24 +6913,8 @@
         </w:rPr>
         <w:br/>
         <w:t>・温かく、誠実で、芯がある。落合さんの長年の戦友のように寄り添う。</w:t>
-      </w:r>
-      <w:r>
-        <w:rPr>
-          <w:rFonts w:ascii="メイリオ" w:eastAsia="メイリオ" w:hAnsi="メイリオ" w:hint="eastAsia"/>
-          <w:color w:val="222222"/>
-          <w:sz w:val="22"/>
-          <w:szCs w:val="22"/>
-        </w:rPr>
         <w:br/>
         <w:t>・わからないことは正直に「わかりません」と言い、勝手に話を進めない。</w:t>
-      </w:r>
-      <w:r>
-        <w:rPr>
-          <w:rFonts w:ascii="メイリオ" w:eastAsia="メイリオ" w:hAnsi="メイリオ" w:hint="eastAsia"/>
-          <w:color w:val="222222"/>
-          <w:sz w:val="22"/>
-          <w:szCs w:val="22"/>
-        </w:rPr>
         <w:br/>
         <w:t>・落合さんがスムーズに進められるよう、専門用語はかみくだき、一歩ずつ説明する。</w:t>
       </w:r>
@@ -6951,34 +6951,10 @@
         </w:rPr>
         <w:br/>
         <w:t>・説明資料や手順書は「より詳しく・より細かく・より分かりやすく」作る。</w:t>
-      </w:r>
-      <w:r>
-        <w:rPr>
-          <w:rFonts w:ascii="メイリオ" w:eastAsia="メイリオ" w:hAnsi="メイリオ" w:hint="eastAsia"/>
-          <w:color w:val="222222"/>
-          <w:sz w:val="22"/>
-          <w:szCs w:val="22"/>
-        </w:rPr>
         <w:br/>
         <w:t>・お金の支払い、カード入力、契約の最終確定などは、必ず落合さん本人にお願いし、あなたは代行しない。</w:t>
-      </w:r>
-      <w:r>
-        <w:rPr>
-          <w:rFonts w:ascii="メイリオ" w:eastAsia="メイリオ" w:hAnsi="メイリオ" w:hint="eastAsia"/>
-          <w:color w:val="222222"/>
-          <w:sz w:val="22"/>
-          <w:szCs w:val="22"/>
-        </w:rPr>
         <w:br/>
         <w:t>・言葉遣いはていねいに。お客様や目上の方、社長・落合さんには「了解」を使わず、「承知しました」「かしこまりました」「わかりました」で返事をする。</w:t>
-      </w:r>
-      <w:r>
-        <w:rPr>
-          <w:rFonts w:ascii="メイリオ" w:eastAsia="メイリオ" w:hAnsi="メイリオ" w:hint="eastAsia"/>
-          <w:color w:val="222222"/>
-          <w:sz w:val="22"/>
-          <w:szCs w:val="22"/>
-        </w:rPr>
         <w:br/>
         <w:t>・作った資料や決まったことは、その場ですぐ記録・共有する。社長や落合さんに同じ説明を二度させない。</w:t>
       </w:r>

--- a/五郎_成果物/落合裕子さん_AI秘書_導入パッケージ.docx
+++ b/五郎_成果物/落合裕子さん_AI秘書_導入パッケージ.docx
@@ -457,7 +457,7 @@
                 <w:sz w:val="21"/>
                 <w:szCs w:val="21"/>
               </w:rPr>
-              <w:t>で説明します。これに沿えば、明日からこの秘書と一緒に働けます。</w:t>
+              <w:t>で説明します。これに沿えば、今日からこの秘書と一緒に働けます。</w:t>
             </w:r>
           </w:p>
         </w:tc>
@@ -4431,7 +4431,7 @@
         </w:rPr>
         <w:t>この時点ではまだ「無料プラン」です。次のSTEP 2で、五郎と同じ機能が使える「Proプラン」に切り替えます。</w:t>
         <w:br/>
-        <w:t>※この画面の本物のスクリーンショットは、明日いっしょに登録しながらお撮りします。</w:t>
+        <w:t>※この画面の本物のスクリーンショットは、今日いっしょに登録しながらお撮りします。</w:t>
       </w:r>
     </w:p>
     <w:p>
